--- a/Assignments/Jdemore4_1.docx
+++ b/Assignments/Jdemore4_1.docx
@@ -5,13 +5,4759 @@
     <w:p>
       <w:pPr>
         <w:rPr>
-          <w:b/>
-          <w:bCs/>
+          <w:rFonts w:ascii="Arial" w:hAnsi="Arial" w:cs="Arial"/>
+          <w:b/>
+          <w:bCs/>
+          <w:sz w:val="20"/>
+          <w:szCs w:val="20"/>
+        </w:rPr>
+      </w:pPr>
+      <w:r>
+        <w:rPr>
+          <w:rFonts w:ascii="Arial" w:hAnsi="Arial" w:cs="Arial"/>
+          <w:b/>
+          <w:bCs/>
+          <w:sz w:val="20"/>
+          <w:szCs w:val="20"/>
+        </w:rPr>
+        <w:t>Assignment: Module 2 | Linear Programming Model |</w:t>
+      </w:r>
+    </w:p>
+    <w:p>
+      <w:pPr>
+        <w:rPr>
+          <w:rFonts w:ascii="Arial" w:hAnsi="Arial" w:cs="Arial"/>
+          <w:b/>
+          <w:bCs/>
+          <w:sz w:val="20"/>
+          <w:szCs w:val="20"/>
+        </w:rPr>
+      </w:pPr>
+    </w:p>
+    <w:p>
+      <w:pPr>
+        <w:pStyle w:val="ListParagraph"/>
+        <w:numPr>
+          <w:ilvl w:val="0"/>
+          <w:numId w:val="1"/>
+        </w:numPr>
+        <w:rPr>
+          <w:rFonts w:ascii="Arial" w:hAnsi="Arial" w:cs="Arial"/>
+          <w:b/>
+          <w:bCs/>
+          <w:sz w:val="20"/>
+          <w:szCs w:val="20"/>
+        </w:rPr>
+      </w:pPr>
+      <w:r>
+        <w:rPr>
+          <w:rFonts w:ascii="Arial" w:hAnsi="Arial" w:cs="Arial"/>
+          <w:b/>
+          <w:bCs/>
+          <w:sz w:val="20"/>
+          <w:szCs w:val="20"/>
+        </w:rPr>
+        <w:t>Back Savers</w:t>
+      </w:r>
+    </w:p>
+    <w:p>
+      <w:pPr>
+        <w:pStyle w:val="ListParagraph"/>
+        <w:ind w:left="1080"/>
+        <w:rPr>
+          <w:rFonts w:ascii="Arial" w:hAnsi="Arial" w:cs="Arial"/>
+          <w:sz w:val="20"/>
+          <w:szCs w:val="20"/>
+        </w:rPr>
+      </w:pPr>
+      <w:r>
+        <w:rPr>
+          <w:rFonts w:ascii="Arial" w:hAnsi="Arial" w:cs="Arial"/>
+          <w:sz w:val="20"/>
+          <w:szCs w:val="20"/>
+        </w:rPr>
+        <w:t>Company: Back Savers { Backpack Manufacturer }</w:t>
+      </w:r>
+    </w:p>
+    <w:p>
+      <w:pPr>
+        <w:ind w:left="360" w:firstLine="720"/>
+        <w:rPr>
+          <w:rFonts w:ascii="Arial" w:hAnsi="Arial" w:cs="Arial"/>
+          <w:sz w:val="20"/>
+          <w:szCs w:val="20"/>
+        </w:rPr>
+      </w:pPr>
+      <w:r>
+        <w:rPr>
+          <w:rFonts w:ascii="Arial" w:hAnsi="Arial" w:cs="Arial"/>
+          <w:sz w:val="20"/>
+          <w:szCs w:val="20"/>
+        </w:rPr>
+        <w:t>Products: Collegiate (C), Mini (M)</w:t>
+      </w:r>
+    </w:p>
+    <w:p>
+      <w:pPr>
+        <w:ind w:left="360" w:firstLine="720"/>
+        <w:rPr>
+          <w:rFonts w:ascii="Arial" w:hAnsi="Arial" w:cs="Arial"/>
+          <w:sz w:val="20"/>
+          <w:szCs w:val="20"/>
+        </w:rPr>
+      </w:pPr>
+      <w:r>
+        <w:rPr>
+          <w:rFonts w:ascii="Arial" w:hAnsi="Arial" w:cs="Arial"/>
+          <w:sz w:val="20"/>
+          <w:szCs w:val="20"/>
+        </w:rPr>
+        <w:t>Material in: 5000 ft</w:t>
+      </w:r>
+      <w:r>
+        <w:rPr>
+          <w:rFonts w:ascii="Arial" w:hAnsi="Arial" w:cs="Arial"/>
+          <w:sz w:val="20"/>
+          <w:szCs w:val="20"/>
+          <w:vertAlign w:val="superscript"/>
+        </w:rPr>
+        <w:t>2</w:t>
+      </w:r>
+      <w:r>
+        <w:rPr>
+          <w:rFonts w:ascii="Arial" w:hAnsi="Arial" w:cs="Arial"/>
+          <w:sz w:val="20"/>
+          <w:szCs w:val="20"/>
+        </w:rPr>
+        <w:t xml:space="preserve"> of Nylon / week</w:t>
+      </w:r>
+    </w:p>
+    <w:p>
+      <w:pPr>
+        <w:ind w:left="360" w:firstLine="720"/>
+        <w:rPr>
+          <w:rFonts w:ascii="Arial" w:hAnsi="Arial" w:cs="Arial"/>
+          <w:sz w:val="20"/>
+          <w:szCs w:val="20"/>
+        </w:rPr>
+      </w:pPr>
+      <w:r>
+        <w:rPr>
+          <w:rFonts w:ascii="Arial" w:hAnsi="Arial" w:cs="Arial"/>
+          <w:sz w:val="20"/>
+          <w:szCs w:val="20"/>
+        </w:rPr>
+        <w:t>Limits</w:t>
+      </w:r>
+      <w:r>
+        <w:rPr>
+          <w:rFonts w:ascii="Arial" w:hAnsi="Arial" w:cs="Arial"/>
+          <w:sz w:val="20"/>
+          <w:szCs w:val="20"/>
+        </w:rPr>
+        <w:t xml:space="preserve"> &amp; Info</w:t>
+      </w:r>
+      <w:r>
+        <w:rPr>
+          <w:rFonts w:ascii="Arial" w:hAnsi="Arial" w:cs="Arial"/>
+          <w:sz w:val="20"/>
+          <w:szCs w:val="20"/>
+        </w:rPr>
+        <w:t xml:space="preserve">: </w:t>
+      </w:r>
+      <w:r>
+        <w:rPr>
+          <w:rFonts w:ascii="Arial" w:hAnsi="Arial" w:cs="Arial"/>
+          <w:sz w:val="20"/>
+          <w:szCs w:val="20"/>
+        </w:rPr>
+        <w:tab/>
+      </w:r>
+    </w:p>
+    <w:p>
+      <w:pPr>
+        <w:ind w:firstLine="720"/>
+        <w:rPr>
+          <w:rFonts w:ascii="Arial" w:hAnsi="Arial" w:cs="Arial"/>
+          <w:sz w:val="20"/>
+          <w:szCs w:val="20"/>
+        </w:rPr>
+      </w:pPr>
+      <w:r>
+        <w:rPr>
+          <w:rFonts w:ascii="Arial" w:hAnsi="Arial" w:cs="Arial"/>
+          <w:sz w:val="20"/>
+          <w:szCs w:val="20"/>
+        </w:rPr>
+        <w:t>1000C and 1200M sales / week</w:t>
+      </w:r>
+    </w:p>
+    <w:p>
+      <w:pPr>
+        <w:ind w:firstLine="720"/>
+        <w:rPr>
+          <w:rFonts w:ascii="Arial" w:hAnsi="Arial" w:cs="Arial"/>
+          <w:sz w:val="20"/>
+          <w:szCs w:val="20"/>
+        </w:rPr>
+      </w:pPr>
+      <w:r>
+        <w:rPr>
+          <w:rFonts w:ascii="Arial" w:hAnsi="Arial" w:cs="Arial"/>
+          <w:sz w:val="20"/>
+          <w:szCs w:val="20"/>
+        </w:rPr>
+        <w:t>Labor at 45min per C, 40min per M</w:t>
+      </w:r>
+    </w:p>
+    <w:p>
+      <w:pPr>
+        <w:ind w:firstLine="720"/>
+        <w:rPr>
+          <w:rFonts w:ascii="Arial" w:hAnsi="Arial" w:cs="Arial"/>
+          <w:sz w:val="20"/>
+          <w:szCs w:val="20"/>
+        </w:rPr>
+      </w:pPr>
+      <w:r>
+        <w:rPr>
+          <w:rFonts w:ascii="Arial" w:hAnsi="Arial" w:cs="Arial"/>
+          <w:sz w:val="20"/>
+          <w:szCs w:val="20"/>
+        </w:rPr>
+        <w:t>Unit profit: 32C, 24M</w:t>
+      </w:r>
+    </w:p>
+    <w:p>
+      <w:pPr>
+        <w:ind w:firstLine="720"/>
+        <w:rPr>
+          <w:rFonts w:ascii="Arial" w:hAnsi="Arial" w:cs="Arial"/>
+          <w:sz w:val="20"/>
+          <w:szCs w:val="20"/>
+        </w:rPr>
+      </w:pPr>
+      <w:r>
+        <w:rPr>
+          <w:rFonts w:ascii="Arial" w:hAnsi="Arial" w:cs="Arial"/>
+          <w:sz w:val="20"/>
+          <w:szCs w:val="20"/>
+        </w:rPr>
+        <w:t>35 Laborers, 40 hours / week each</w:t>
+      </w:r>
+    </w:p>
+    <w:p>
+      <w:pPr>
+        <w:ind w:firstLine="720"/>
+        <w:rPr>
+          <w:rFonts w:ascii="Arial" w:hAnsi="Arial" w:cs="Arial"/>
+          <w:sz w:val="20"/>
+          <w:szCs w:val="20"/>
+        </w:rPr>
+      </w:pPr>
+    </w:p>
+    <w:p>
+      <w:pPr>
+        <w:pStyle w:val="ListParagraph"/>
+        <w:numPr>
+          <w:ilvl w:val="0"/>
+          <w:numId w:val="4"/>
+        </w:numPr>
+        <w:rPr>
+          <w:rFonts w:ascii="Arial" w:hAnsi="Arial" w:cs="Arial"/>
+          <w:sz w:val="20"/>
+          <w:szCs w:val="20"/>
+        </w:rPr>
+      </w:pPr>
+      <w:r>
+        <w:rPr>
+          <w:rFonts w:ascii="Arial" w:hAnsi="Arial" w:cs="Arial"/>
+          <w:b/>
+          <w:bCs/>
+          <w:sz w:val="20"/>
+          <w:szCs w:val="20"/>
+        </w:rPr>
+        <w:t>Decision Variables</w:t>
+      </w:r>
+      <w:r>
+        <w:rPr>
+          <w:rFonts w:ascii="Arial" w:hAnsi="Arial" w:cs="Arial"/>
+          <w:sz w:val="20"/>
+          <w:szCs w:val="20"/>
+        </w:rPr>
+        <w:t>:</w:t>
+      </w:r>
+    </w:p>
+    <w:p>
+      <w:pPr>
+        <w:pStyle w:val="ListParagraph"/>
+        <w:ind w:left="2160"/>
+        <w:rPr>
+          <w:rFonts w:ascii="Arial" w:hAnsi="Arial" w:cs="Arial"/>
+          <w:sz w:val="20"/>
+          <w:szCs w:val="20"/>
+        </w:rPr>
+      </w:pPr>
+      <w:r>
+        <w:rPr>
+          <w:rFonts w:ascii="Arial" w:hAnsi="Arial" w:cs="Arial"/>
+          <w:b/>
+          <w:bCs/>
+          <w:sz w:val="20"/>
+          <w:szCs w:val="20"/>
+        </w:rPr>
+        <w:t>C</w:t>
+      </w:r>
+      <w:r>
+        <w:rPr>
+          <w:rFonts w:ascii="Arial" w:hAnsi="Arial" w:cs="Arial"/>
+          <w:sz w:val="20"/>
+          <w:szCs w:val="20"/>
+        </w:rPr>
+        <w:t xml:space="preserve"> “Collegiate backpacks produced per week”</w:t>
+      </w:r>
+    </w:p>
+    <w:p>
+      <w:pPr>
+        <w:pStyle w:val="ListParagraph"/>
+        <w:ind w:left="2160"/>
+        <w:rPr>
+          <w:rFonts w:ascii="Arial" w:hAnsi="Arial" w:cs="Arial"/>
+          <w:sz w:val="20"/>
+          <w:szCs w:val="20"/>
+        </w:rPr>
+      </w:pPr>
+      <w:r>
+        <w:rPr>
+          <w:rFonts w:ascii="Arial" w:hAnsi="Arial" w:cs="Arial"/>
+          <w:b/>
+          <w:bCs/>
+          <w:sz w:val="20"/>
+          <w:szCs w:val="20"/>
+        </w:rPr>
+        <w:t>M</w:t>
+      </w:r>
+      <w:r>
+        <w:rPr>
+          <w:rFonts w:ascii="Arial" w:hAnsi="Arial" w:cs="Arial"/>
+          <w:sz w:val="20"/>
+          <w:szCs w:val="20"/>
+        </w:rPr>
+        <w:t xml:space="preserve"> “Mini backpacks produced per week”</w:t>
+      </w:r>
+    </w:p>
+    <w:p>
+      <w:pPr>
+        <w:rPr>
+          <w:rFonts w:ascii="Arial" w:hAnsi="Arial" w:cs="Arial"/>
+          <w:sz w:val="20"/>
+          <w:szCs w:val="20"/>
+        </w:rPr>
+      </w:pPr>
+    </w:p>
+    <w:p>
+      <w:pPr>
+        <w:pStyle w:val="ListParagraph"/>
+        <w:numPr>
+          <w:ilvl w:val="0"/>
+          <w:numId w:val="4"/>
+        </w:numPr>
+        <w:rPr>
+          <w:rFonts w:ascii="Arial" w:hAnsi="Arial" w:cs="Arial"/>
+          <w:sz w:val="20"/>
+          <w:szCs w:val="20"/>
+        </w:rPr>
+      </w:pPr>
+      <w:r>
+        <w:rPr>
+          <w:rFonts w:ascii="Arial" w:hAnsi="Arial" w:cs="Arial"/>
+          <w:b/>
+          <w:bCs/>
+          <w:sz w:val="20"/>
+          <w:szCs w:val="20"/>
+        </w:rPr>
+        <w:t>Objective function</w:t>
+      </w:r>
+      <w:r>
+        <w:rPr>
+          <w:rFonts w:ascii="Arial" w:hAnsi="Arial" w:cs="Arial"/>
+          <w:sz w:val="20"/>
+          <w:szCs w:val="20"/>
+        </w:rPr>
+        <w:t>: Maximize profit</w:t>
+      </w:r>
+    </w:p>
+    <w:p>
+      <w:pPr>
+        <w:pStyle w:val="ListParagraph"/>
+        <w:ind w:left="2160"/>
+        <w:rPr>
+          <w:rFonts w:ascii="Arial" w:hAnsi="Arial" w:cs="Arial"/>
+          <w:sz w:val="20"/>
+          <w:szCs w:val="20"/>
+        </w:rPr>
+      </w:pPr>
+      <w:r>
+        <w:rPr>
+          <w:rFonts w:ascii="Arial" w:hAnsi="Arial" w:cs="Arial"/>
+          <w:sz w:val="20"/>
+          <w:szCs w:val="20"/>
+        </w:rPr>
+        <w:t>Profit(C) = 32</w:t>
+      </w:r>
+    </w:p>
+    <w:p>
+      <w:pPr>
+        <w:pStyle w:val="ListParagraph"/>
+        <w:ind w:left="2160"/>
+        <w:rPr>
+          <w:rFonts w:ascii="Arial" w:hAnsi="Arial" w:cs="Arial"/>
+          <w:sz w:val="20"/>
+          <w:szCs w:val="20"/>
+        </w:rPr>
+      </w:pPr>
+      <w:r>
+        <w:rPr>
+          <w:rFonts w:ascii="Arial" w:hAnsi="Arial" w:cs="Arial"/>
+          <w:sz w:val="20"/>
+          <w:szCs w:val="20"/>
+        </w:rPr>
+        <w:t>Profit(M) = 24</w:t>
+      </w:r>
+    </w:p>
+    <w:p>
+      <w:pPr>
+        <w:pStyle w:val="ListParagraph"/>
+        <w:ind w:left="2160"/>
+        <w:rPr>
+          <w:rFonts w:ascii="Arial" w:hAnsi="Arial" w:cs="Arial"/>
+          <w:sz w:val="20"/>
+          <w:szCs w:val="20"/>
+        </w:rPr>
+      </w:pPr>
+      <w:r>
+        <w:rPr>
+          <w:rFonts w:ascii="Arial" w:hAnsi="Arial" w:cs="Arial"/>
+          <w:sz w:val="20"/>
+          <w:szCs w:val="20"/>
+        </w:rPr>
+        <w:t>Profit as “P”</w:t>
+      </w:r>
+    </w:p>
+    <w:p>
+      <w:pPr>
+        <w:pStyle w:val="ListParagraph"/>
+        <w:ind w:left="2160"/>
+        <w:rPr>
+          <w:rFonts w:ascii="Arial" w:hAnsi="Arial" w:cs="Arial"/>
+          <w:sz w:val="20"/>
+          <w:szCs w:val="20"/>
+        </w:rPr>
+      </w:pPr>
+      <w:r>
+        <w:rPr>
+          <w:rFonts w:ascii="Arial" w:hAnsi="Arial" w:cs="Arial"/>
+          <w:sz w:val="20"/>
+          <w:szCs w:val="20"/>
+        </w:rPr>
+        <w:t xml:space="preserve">Max </w:t>
+      </w:r>
+      <w:r>
+        <w:rPr>
+          <w:rFonts w:ascii="Arial" w:hAnsi="Arial" w:cs="Arial"/>
+          <w:sz w:val="20"/>
+          <w:szCs w:val="20"/>
+        </w:rPr>
+        <w:t>P</w:t>
+      </w:r>
+      <w:r>
+        <w:rPr>
+          <w:rFonts w:ascii="Arial" w:hAnsi="Arial" w:cs="Arial"/>
+          <w:sz w:val="20"/>
+          <w:szCs w:val="20"/>
+        </w:rPr>
+        <w:t xml:space="preserve"> = ( 32C + 24M )</w:t>
+      </w:r>
+    </w:p>
+    <w:p>
+      <w:pPr>
+        <w:rPr>
+          <w:rFonts w:ascii="Arial" w:hAnsi="Arial" w:cs="Arial"/>
+          <w:sz w:val="20"/>
+          <w:szCs w:val="20"/>
+        </w:rPr>
+      </w:pPr>
+    </w:p>
+    <w:p>
+      <w:pPr>
+        <w:pStyle w:val="ListParagraph"/>
+        <w:numPr>
+          <w:ilvl w:val="0"/>
+          <w:numId w:val="4"/>
+        </w:numPr>
+        <w:rPr>
+          <w:rFonts w:ascii="Arial" w:hAnsi="Arial" w:cs="Arial"/>
+          <w:sz w:val="20"/>
+          <w:szCs w:val="20"/>
+        </w:rPr>
+      </w:pPr>
+      <w:proofErr w:type="spellStart"/>
+      <w:r>
+        <w:rPr>
+          <w:rFonts w:ascii="Arial" w:hAnsi="Arial" w:cs="Arial"/>
+          <w:b/>
+          <w:bCs/>
+          <w:sz w:val="20"/>
+          <w:szCs w:val="20"/>
+        </w:rPr>
+        <w:t>Contraints</w:t>
+      </w:r>
+      <w:proofErr w:type="spellEnd"/>
+      <w:r>
+        <w:rPr>
+          <w:rFonts w:ascii="Arial" w:hAnsi="Arial" w:cs="Arial"/>
+          <w:sz w:val="20"/>
+          <w:szCs w:val="20"/>
+        </w:rPr>
+        <w:t xml:space="preserve"> (resource, demand, labor)</w:t>
+      </w:r>
+    </w:p>
+    <w:p>
+      <w:pPr>
+        <w:ind w:left="2160"/>
+        <w:rPr>
+          <w:rFonts w:ascii="Arial" w:hAnsi="Arial" w:cs="Arial"/>
+          <w:sz w:val="20"/>
+          <w:szCs w:val="20"/>
+        </w:rPr>
+      </w:pPr>
+      <w:r>
+        <w:rPr>
+          <w:rFonts w:ascii="Arial" w:hAnsi="Arial" w:cs="Arial"/>
+          <w:b/>
+          <w:bCs/>
+          <w:sz w:val="20"/>
+          <w:szCs w:val="20"/>
+        </w:rPr>
+        <w:t>Nylon</w:t>
+      </w:r>
+      <w:r>
+        <w:rPr>
+          <w:rFonts w:ascii="Arial" w:hAnsi="Arial" w:cs="Arial"/>
+          <w:sz w:val="20"/>
+          <w:szCs w:val="20"/>
+        </w:rPr>
+        <w:t>:</w:t>
+      </w:r>
+    </w:p>
+    <w:p>
+      <w:pPr>
+        <w:ind w:left="2160"/>
+        <w:rPr>
+          <w:rFonts w:ascii="Arial" w:hAnsi="Arial" w:cs="Arial"/>
+          <w:sz w:val="20"/>
+          <w:szCs w:val="20"/>
+        </w:rPr>
+      </w:pPr>
+      <w:r>
+        <w:rPr>
+          <w:rFonts w:ascii="Arial" w:hAnsi="Arial" w:cs="Arial"/>
+          <w:sz w:val="20"/>
+          <w:szCs w:val="20"/>
+        </w:rPr>
+        <w:tab/>
+        <w:t>3C + 2M &lt;= 5000</w:t>
+      </w:r>
+    </w:p>
+    <w:p>
+      <w:pPr>
+        <w:ind w:left="2160"/>
+        <w:rPr>
+          <w:rFonts w:ascii="Arial" w:hAnsi="Arial" w:cs="Arial"/>
+          <w:sz w:val="20"/>
+          <w:szCs w:val="20"/>
+        </w:rPr>
+      </w:pPr>
+      <w:r>
+        <w:rPr>
+          <w:rFonts w:ascii="Arial" w:hAnsi="Arial" w:cs="Arial"/>
+          <w:b/>
+          <w:bCs/>
+          <w:sz w:val="20"/>
+          <w:szCs w:val="20"/>
+        </w:rPr>
+        <w:t>Demand</w:t>
+      </w:r>
+      <w:r>
+        <w:rPr>
+          <w:rFonts w:ascii="Arial" w:hAnsi="Arial" w:cs="Arial"/>
+          <w:sz w:val="20"/>
+          <w:szCs w:val="20"/>
+        </w:rPr>
+        <w:t>:</w:t>
+      </w:r>
+    </w:p>
+    <w:p>
+      <w:pPr>
+        <w:ind w:left="2160"/>
+        <w:rPr>
+          <w:rFonts w:ascii="Arial" w:hAnsi="Arial" w:cs="Arial"/>
+          <w:sz w:val="20"/>
+          <w:szCs w:val="20"/>
+        </w:rPr>
+      </w:pPr>
+      <w:r>
+        <w:rPr>
+          <w:rFonts w:ascii="Arial" w:hAnsi="Arial" w:cs="Arial"/>
+          <w:sz w:val="20"/>
+          <w:szCs w:val="20"/>
+        </w:rPr>
+        <w:tab/>
+        <w:t>C &lt;= 1000</w:t>
+      </w:r>
+    </w:p>
+    <w:p>
+      <w:pPr>
+        <w:ind w:left="2160"/>
+        <w:rPr>
+          <w:rFonts w:ascii="Arial" w:hAnsi="Arial" w:cs="Arial"/>
+          <w:sz w:val="20"/>
+          <w:szCs w:val="20"/>
+        </w:rPr>
+      </w:pPr>
+      <w:r>
+        <w:rPr>
+          <w:rFonts w:ascii="Arial" w:hAnsi="Arial" w:cs="Arial"/>
+          <w:sz w:val="20"/>
+          <w:szCs w:val="20"/>
+        </w:rPr>
+        <w:tab/>
+        <w:t>M &lt;= 1200</w:t>
+      </w:r>
+    </w:p>
+    <w:p>
+      <w:pPr>
+        <w:ind w:left="2160"/>
+        <w:rPr>
+          <w:rFonts w:ascii="Arial" w:hAnsi="Arial" w:cs="Arial"/>
+          <w:sz w:val="20"/>
+          <w:szCs w:val="20"/>
+        </w:rPr>
+      </w:pPr>
+      <w:r>
+        <w:rPr>
+          <w:rFonts w:ascii="Arial" w:hAnsi="Arial" w:cs="Arial"/>
+          <w:b/>
+          <w:bCs/>
+          <w:sz w:val="20"/>
+          <w:szCs w:val="20"/>
+        </w:rPr>
+        <w:t>Labor</w:t>
+      </w:r>
+      <w:r>
+        <w:rPr>
+          <w:rFonts w:ascii="Arial" w:hAnsi="Arial" w:cs="Arial"/>
+          <w:sz w:val="20"/>
+          <w:szCs w:val="20"/>
+        </w:rPr>
+        <w:t>: (35 workers * 40 hours weekly * 60 minutes =  84,000 minutes)</w:t>
+      </w:r>
+    </w:p>
+    <w:p>
+      <w:pPr>
+        <w:ind w:left="2160"/>
+        <w:rPr>
+          <w:rFonts w:ascii="Arial" w:hAnsi="Arial" w:cs="Arial"/>
+          <w:sz w:val="20"/>
+          <w:szCs w:val="20"/>
+        </w:rPr>
+      </w:pPr>
+      <w:r>
+        <w:rPr>
+          <w:rFonts w:ascii="Arial" w:hAnsi="Arial" w:cs="Arial"/>
+          <w:sz w:val="20"/>
+          <w:szCs w:val="20"/>
+        </w:rPr>
+        <w:tab/>
+        <w:t>45C + 40M &lt;= 84,000</w:t>
+      </w:r>
+    </w:p>
+    <w:p>
+      <w:pPr>
+        <w:ind w:left="2160"/>
+        <w:rPr>
+          <w:rFonts w:ascii="Arial" w:hAnsi="Arial" w:cs="Arial"/>
+          <w:sz w:val="20"/>
+          <w:szCs w:val="20"/>
+        </w:rPr>
+      </w:pPr>
+      <w:r>
+        <w:rPr>
+          <w:rFonts w:ascii="Arial" w:hAnsi="Arial" w:cs="Arial"/>
+          <w:b/>
+          <w:bCs/>
+          <w:sz w:val="20"/>
+          <w:szCs w:val="20"/>
+        </w:rPr>
+        <w:t>Technicality</w:t>
+      </w:r>
+      <w:r>
+        <w:rPr>
+          <w:rFonts w:ascii="Arial" w:hAnsi="Arial" w:cs="Arial"/>
+          <w:sz w:val="20"/>
+          <w:szCs w:val="20"/>
+        </w:rPr>
+        <w:t>: Can’t be negative.</w:t>
+      </w:r>
+    </w:p>
+    <w:p>
+      <w:pPr>
+        <w:ind w:left="2160"/>
+        <w:rPr>
+          <w:rFonts w:ascii="Arial" w:hAnsi="Arial" w:cs="Arial"/>
+          <w:sz w:val="20"/>
+          <w:szCs w:val="20"/>
+        </w:rPr>
+      </w:pPr>
+      <w:r>
+        <w:rPr>
+          <w:rFonts w:ascii="Arial" w:hAnsi="Arial" w:cs="Arial"/>
+          <w:sz w:val="20"/>
+          <w:szCs w:val="20"/>
+        </w:rPr>
+        <w:tab/>
+        <w:t>C &gt;= 0</w:t>
+      </w:r>
+    </w:p>
+    <w:p>
+      <w:pPr>
+        <w:ind w:left="2160"/>
+        <w:rPr>
+          <w:rFonts w:ascii="Arial" w:hAnsi="Arial" w:cs="Arial"/>
+          <w:sz w:val="20"/>
+          <w:szCs w:val="20"/>
+        </w:rPr>
+      </w:pPr>
+      <w:r>
+        <w:rPr>
+          <w:rFonts w:ascii="Arial" w:hAnsi="Arial" w:cs="Arial"/>
+          <w:sz w:val="20"/>
+          <w:szCs w:val="20"/>
+        </w:rPr>
+        <w:tab/>
+        <w:t>M &gt;= 0</w:t>
+      </w:r>
+    </w:p>
+    <w:p>
+      <w:pPr>
+        <w:ind w:left="2160"/>
+        <w:rPr>
+          <w:rFonts w:ascii="Arial" w:hAnsi="Arial" w:cs="Arial"/>
+          <w:sz w:val="20"/>
+          <w:szCs w:val="20"/>
+        </w:rPr>
+      </w:pPr>
+    </w:p>
+    <w:p>
+      <w:pPr>
+        <w:pStyle w:val="ListParagraph"/>
+        <w:numPr>
+          <w:ilvl w:val="0"/>
+          <w:numId w:val="4"/>
+        </w:numPr>
+        <w:rPr>
+          <w:rFonts w:ascii="Arial" w:hAnsi="Arial" w:cs="Arial"/>
+          <w:sz w:val="20"/>
+          <w:szCs w:val="20"/>
+        </w:rPr>
+      </w:pPr>
+      <w:r>
+        <w:rPr>
+          <w:rFonts w:ascii="Arial" w:hAnsi="Arial" w:cs="Arial"/>
+          <w:sz w:val="20"/>
+          <w:szCs w:val="20"/>
+        </w:rPr>
+        <w:t>Mathematical Formula:</w:t>
+      </w:r>
+    </w:p>
+    <w:p>
+      <w:pPr>
+        <w:ind w:left="1800" w:firstLine="360"/>
+        <w:rPr>
+          <w:rFonts w:ascii="Arial" w:hAnsi="Arial" w:cs="Arial"/>
+          <w:b/>
+          <w:bCs/>
+          <w:sz w:val="20"/>
+          <w:szCs w:val="20"/>
+        </w:rPr>
+      </w:pPr>
+      <w:r>
+        <w:rPr>
+          <w:rFonts w:ascii="Arial" w:hAnsi="Arial" w:cs="Arial"/>
+          <w:b/>
+          <w:bCs/>
+          <w:sz w:val="20"/>
+          <w:szCs w:val="20"/>
+        </w:rPr>
+        <w:t>Max P = 32C + 24M</w:t>
+      </w:r>
+    </w:p>
+    <w:p>
+      <w:pPr>
+        <w:ind w:left="1800" w:firstLine="360"/>
+        <w:rPr>
+          <w:rFonts w:ascii="Arial" w:hAnsi="Arial" w:cs="Arial"/>
+          <w:b/>
+          <w:bCs/>
+          <w:sz w:val="20"/>
+          <w:szCs w:val="20"/>
+        </w:rPr>
+      </w:pPr>
+    </w:p>
+    <w:p>
+      <w:pPr>
+        <w:ind w:left="1800" w:firstLine="360"/>
+        <w:rPr>
+          <w:rFonts w:ascii="Arial" w:hAnsi="Arial" w:cs="Arial"/>
+          <w:sz w:val="20"/>
+          <w:szCs w:val="20"/>
+        </w:rPr>
+      </w:pPr>
+      <w:r>
+        <w:rPr>
+          <w:rFonts w:ascii="Arial" w:hAnsi="Arial" w:cs="Arial"/>
+          <w:sz w:val="20"/>
+          <w:szCs w:val="20"/>
+        </w:rPr>
+        <w:t>Given constraints:</w:t>
+      </w:r>
+    </w:p>
+    <w:p>
+      <w:pPr>
+        <w:ind w:left="1800" w:firstLine="360"/>
+        <w:rPr>
+          <w:rFonts w:ascii="Arial" w:hAnsi="Arial" w:cs="Arial"/>
+          <w:sz w:val="20"/>
+          <w:szCs w:val="20"/>
+        </w:rPr>
+      </w:pPr>
+      <w:r>
+        <w:rPr>
+          <w:rFonts w:ascii="Arial" w:hAnsi="Arial" w:cs="Arial"/>
+          <w:b/>
+          <w:bCs/>
+          <w:sz w:val="20"/>
+          <w:szCs w:val="20"/>
+        </w:rPr>
+        <w:t>Nylon</w:t>
+      </w:r>
+      <w:r>
+        <w:rPr>
+          <w:rFonts w:ascii="Arial" w:hAnsi="Arial" w:cs="Arial"/>
+          <w:sz w:val="20"/>
+          <w:szCs w:val="20"/>
+        </w:rPr>
+        <w:t>: 3C + 2M &lt;= 5000</w:t>
+      </w:r>
+    </w:p>
+    <w:p>
+      <w:pPr>
+        <w:ind w:left="1800" w:firstLine="360"/>
+        <w:rPr>
+          <w:rFonts w:ascii="Arial" w:hAnsi="Arial" w:cs="Arial"/>
+          <w:sz w:val="20"/>
+          <w:szCs w:val="20"/>
+        </w:rPr>
+      </w:pPr>
+      <w:r>
+        <w:rPr>
+          <w:rFonts w:ascii="Arial" w:hAnsi="Arial" w:cs="Arial"/>
+          <w:b/>
+          <w:bCs/>
+          <w:sz w:val="20"/>
+          <w:szCs w:val="20"/>
+        </w:rPr>
+        <w:t>Collegiate Demand</w:t>
+      </w:r>
+      <w:r>
+        <w:rPr>
+          <w:rFonts w:ascii="Arial" w:hAnsi="Arial" w:cs="Arial"/>
+          <w:sz w:val="20"/>
+          <w:szCs w:val="20"/>
+        </w:rPr>
+        <w:t>: &lt;= 1000</w:t>
+      </w:r>
+    </w:p>
+    <w:p>
+      <w:pPr>
+        <w:ind w:left="1800" w:firstLine="360"/>
+        <w:rPr>
+          <w:rFonts w:ascii="Arial" w:hAnsi="Arial" w:cs="Arial"/>
+          <w:sz w:val="20"/>
+          <w:szCs w:val="20"/>
+        </w:rPr>
+      </w:pPr>
+      <w:r>
+        <w:rPr>
+          <w:rFonts w:ascii="Arial" w:hAnsi="Arial" w:cs="Arial"/>
+          <w:b/>
+          <w:bCs/>
+          <w:sz w:val="20"/>
+          <w:szCs w:val="20"/>
+        </w:rPr>
+        <w:t>Mini Demand</w:t>
+      </w:r>
+      <w:r>
+        <w:rPr>
+          <w:rFonts w:ascii="Arial" w:hAnsi="Arial" w:cs="Arial"/>
+          <w:sz w:val="20"/>
+          <w:szCs w:val="20"/>
+        </w:rPr>
+        <w:t>: &lt;= 1200</w:t>
+      </w:r>
+    </w:p>
+    <w:p>
+      <w:pPr>
+        <w:ind w:left="1800" w:firstLine="360"/>
+        <w:rPr>
+          <w:rFonts w:ascii="Arial" w:hAnsi="Arial" w:cs="Arial"/>
+          <w:sz w:val="20"/>
+          <w:szCs w:val="20"/>
+        </w:rPr>
+      </w:pPr>
+      <w:r>
+        <w:rPr>
+          <w:rFonts w:ascii="Arial" w:hAnsi="Arial" w:cs="Arial"/>
+          <w:b/>
+          <w:bCs/>
+          <w:sz w:val="20"/>
+          <w:szCs w:val="20"/>
+        </w:rPr>
+        <w:t>Labor</w:t>
+      </w:r>
+      <w:r>
+        <w:rPr>
+          <w:rFonts w:ascii="Arial" w:hAnsi="Arial" w:cs="Arial"/>
+          <w:sz w:val="20"/>
+          <w:szCs w:val="20"/>
+        </w:rPr>
+        <w:t>: 45C + 40M &lt;= 84000</w:t>
+      </w:r>
+    </w:p>
+    <w:p>
+      <w:pPr>
+        <w:ind w:left="1440" w:firstLine="720"/>
+        <w:rPr>
+          <w:rFonts w:ascii="Arial" w:hAnsi="Arial" w:cs="Arial"/>
+          <w:sz w:val="20"/>
+          <w:szCs w:val="20"/>
+        </w:rPr>
+      </w:pPr>
+      <w:r>
+        <w:rPr>
+          <w:rFonts w:ascii="Arial" w:hAnsi="Arial" w:cs="Arial"/>
+          <w:b/>
+          <w:bCs/>
+          <w:sz w:val="20"/>
+          <w:szCs w:val="20"/>
+        </w:rPr>
+        <w:t>Non-negativity</w:t>
+      </w:r>
+      <w:r>
+        <w:rPr>
+          <w:rFonts w:ascii="Arial" w:hAnsi="Arial" w:cs="Arial"/>
+          <w:sz w:val="20"/>
+          <w:szCs w:val="20"/>
+        </w:rPr>
+        <w:t>: { C, M } &gt;= 0</w:t>
+      </w:r>
+    </w:p>
+    <w:p>
+      <w:pPr>
+        <w:ind w:left="1440" w:firstLine="720"/>
+        <w:rPr>
+          <w:rFonts w:ascii="Arial" w:hAnsi="Arial" w:cs="Arial"/>
+          <w:sz w:val="20"/>
+          <w:szCs w:val="20"/>
+        </w:rPr>
+      </w:pPr>
+    </w:p>
+    <w:p>
+      <w:pPr>
+        <w:ind w:left="1440" w:firstLine="720"/>
+        <w:rPr>
+          <w:rFonts w:ascii="Arial" w:hAnsi="Arial" w:cs="Arial"/>
+          <w:sz w:val="20"/>
+          <w:szCs w:val="20"/>
+        </w:rPr>
+      </w:pPr>
+      <w:r>
+        <w:rPr>
+          <w:rFonts w:ascii="Arial" w:hAnsi="Arial" w:cs="Arial"/>
+          <w:sz w:val="20"/>
+          <w:szCs w:val="20"/>
+        </w:rPr>
+        <w:t>In short: Decide how many Collegiate backpacks (C) and Mini backpacks (M) to make</w:t>
+      </w:r>
+      <w:r>
+        <w:rPr>
+          <w:rFonts w:ascii="Arial" w:hAnsi="Arial" w:cs="Arial"/>
+          <w:sz w:val="20"/>
+          <w:szCs w:val="20"/>
+        </w:rPr>
+        <w:t>,</w:t>
+      </w:r>
+      <w:r>
+        <w:rPr>
+          <w:rFonts w:ascii="Arial" w:hAnsi="Arial" w:cs="Arial"/>
+          <w:sz w:val="20"/>
+          <w:szCs w:val="20"/>
+        </w:rPr>
+        <w:t xml:space="preserve"> per week.</w:t>
+      </w:r>
+    </w:p>
+    <w:p>
+      <w:pPr>
+        <w:ind w:left="1440" w:firstLine="720"/>
+        <w:rPr>
+          <w:rFonts w:ascii="Arial" w:hAnsi="Arial" w:cs="Arial"/>
+          <w:sz w:val="20"/>
+          <w:szCs w:val="20"/>
+        </w:rPr>
+      </w:pPr>
+      <w:r>
+        <w:rPr>
+          <w:rFonts w:ascii="Arial" w:hAnsi="Arial" w:cs="Arial"/>
+          <w:sz w:val="20"/>
+          <w:szCs w:val="20"/>
+        </w:rPr>
+        <w:t>Goal: Maximize Profit</w:t>
+      </w:r>
+      <w:r>
+        <w:rPr>
+          <w:rFonts w:ascii="Arial" w:hAnsi="Arial" w:cs="Arial"/>
+          <w:sz w:val="20"/>
+          <w:szCs w:val="20"/>
+        </w:rPr>
+        <w:t xml:space="preserve"> (in $)</w:t>
+      </w:r>
+    </w:p>
+    <w:p>
+      <w:pPr>
+        <w:ind w:left="1440" w:firstLine="720"/>
+        <w:rPr>
+          <w:rFonts w:ascii="Arial" w:hAnsi="Arial" w:cs="Arial"/>
+          <w:sz w:val="20"/>
+          <w:szCs w:val="20"/>
+        </w:rPr>
+      </w:pPr>
+      <w:r>
+        <w:rPr>
+          <w:rFonts w:ascii="Arial" w:hAnsi="Arial" w:cs="Arial"/>
+          <w:sz w:val="20"/>
+          <w:szCs w:val="20"/>
+        </w:rPr>
+        <w:t>Limits: Nylon supply (in ft</w:t>
+      </w:r>
+      <w:r>
+        <w:rPr>
+          <w:rFonts w:ascii="Arial" w:hAnsi="Arial" w:cs="Arial"/>
+          <w:sz w:val="20"/>
+          <w:szCs w:val="20"/>
+          <w:vertAlign w:val="superscript"/>
+        </w:rPr>
+        <w:t>2</w:t>
+      </w:r>
+      <w:r>
+        <w:rPr>
+          <w:rFonts w:ascii="Arial" w:hAnsi="Arial" w:cs="Arial"/>
+          <w:sz w:val="20"/>
+          <w:szCs w:val="20"/>
+        </w:rPr>
+        <w:t>), sales demand (per-backpack), availability of labor (in minutes)</w:t>
+      </w:r>
+    </w:p>
+    <w:p>
+      <w:pPr>
+        <w:widowControl/>
+        <w:autoSpaceDE/>
+        <w:autoSpaceDN/>
+        <w:rPr>
+          <w:rFonts w:ascii="Arial" w:hAnsi="Arial" w:cs="Arial"/>
+          <w:sz w:val="20"/>
+          <w:szCs w:val="20"/>
+        </w:rPr>
+      </w:pPr>
+      <w:r>
+        <w:rPr>
+          <w:rFonts w:ascii="Arial" w:hAnsi="Arial" w:cs="Arial"/>
+          <w:sz w:val="20"/>
+          <w:szCs w:val="20"/>
+        </w:rPr>
+        <w:br w:type="page"/>
+      </w:r>
+    </w:p>
+    <w:p>
+      <w:pPr>
+        <w:pStyle w:val="ListParagraph"/>
+        <w:numPr>
+          <w:ilvl w:val="0"/>
+          <w:numId w:val="1"/>
+        </w:numPr>
+        <w:rPr>
+          <w:rFonts w:ascii="Arial" w:hAnsi="Arial" w:cs="Arial"/>
+          <w:b/>
+          <w:bCs/>
+          <w:sz w:val="20"/>
+          <w:szCs w:val="20"/>
+        </w:rPr>
+      </w:pPr>
+      <w:r>
+        <w:rPr>
+          <w:rFonts w:ascii="Arial" w:hAnsi="Arial" w:cs="Arial"/>
+          <w:b/>
+          <w:bCs/>
+          <w:sz w:val="20"/>
+          <w:szCs w:val="20"/>
+        </w:rPr>
+        <w:lastRenderedPageBreak/>
+        <w:t>Weigelt Corporation</w:t>
+      </w:r>
+    </w:p>
+    <w:p>
+      <w:pPr>
+        <w:pStyle w:val="ListParagraph"/>
+        <w:ind w:left="1080"/>
+        <w:rPr>
+          <w:rFonts w:ascii="Arial" w:hAnsi="Arial" w:cs="Arial"/>
+          <w:sz w:val="20"/>
+          <w:szCs w:val="20"/>
+        </w:rPr>
+      </w:pPr>
+      <w:r>
+        <w:rPr>
+          <w:rFonts w:ascii="Arial" w:hAnsi="Arial" w:cs="Arial"/>
+          <w:sz w:val="20"/>
+          <w:szCs w:val="20"/>
+        </w:rPr>
+        <w:t>Company: Weigelt Corporation</w:t>
+      </w:r>
+    </w:p>
+    <w:p>
+      <w:pPr>
+        <w:pStyle w:val="ListParagraph"/>
+        <w:ind w:left="1080"/>
+        <w:rPr>
+          <w:rFonts w:ascii="Arial" w:hAnsi="Arial" w:cs="Arial"/>
+          <w:sz w:val="20"/>
+          <w:szCs w:val="20"/>
+        </w:rPr>
+      </w:pPr>
+      <w:r>
+        <w:rPr>
+          <w:rFonts w:ascii="Arial" w:hAnsi="Arial" w:cs="Arial"/>
+          <w:sz w:val="20"/>
+          <w:szCs w:val="20"/>
+        </w:rPr>
+        <w:t>Products: Small, Medium, Large</w:t>
+      </w:r>
+    </w:p>
+    <w:p>
+      <w:pPr>
+        <w:pStyle w:val="ListParagraph"/>
+        <w:ind w:left="1080"/>
+        <w:rPr>
+          <w:rFonts w:ascii="Arial" w:hAnsi="Arial" w:cs="Arial"/>
+          <w:sz w:val="20"/>
+          <w:szCs w:val="20"/>
+        </w:rPr>
+      </w:pPr>
+      <w:r>
+        <w:rPr>
+          <w:rFonts w:ascii="Arial" w:hAnsi="Arial" w:cs="Arial"/>
+          <w:sz w:val="20"/>
+          <w:szCs w:val="20"/>
+        </w:rPr>
+        <w:t>Limits &amp; info:</w:t>
+      </w:r>
+    </w:p>
+    <w:p>
+      <w:pPr>
+        <w:pStyle w:val="ListParagraph"/>
+        <w:ind w:left="1080" w:firstLine="360"/>
+        <w:rPr>
+          <w:rFonts w:ascii="Arial" w:hAnsi="Arial" w:cs="Arial"/>
+          <w:sz w:val="20"/>
+          <w:szCs w:val="20"/>
+        </w:rPr>
+      </w:pPr>
+      <w:r>
+        <w:rPr>
+          <w:rFonts w:ascii="Arial" w:hAnsi="Arial" w:cs="Arial"/>
+          <w:sz w:val="20"/>
+          <w:szCs w:val="20"/>
+        </w:rPr>
+        <w:t xml:space="preserve">Plant </w:t>
+      </w:r>
+      <w:r>
+        <w:rPr>
+          <w:rFonts w:ascii="Arial" w:hAnsi="Arial" w:cs="Arial"/>
+          <w:sz w:val="20"/>
+          <w:szCs w:val="20"/>
+        </w:rPr>
+        <w:t xml:space="preserve">Capacity: </w:t>
+      </w:r>
+      <w:r>
+        <w:rPr>
+          <w:rFonts w:ascii="Arial" w:hAnsi="Arial" w:cs="Arial"/>
+          <w:sz w:val="20"/>
+          <w:szCs w:val="20"/>
+        </w:rPr>
+        <w:tab/>
+        <w:t>P</w:t>
+      </w:r>
+      <w:r>
+        <w:rPr>
+          <w:rFonts w:ascii="Arial" w:hAnsi="Arial" w:cs="Arial"/>
+          <w:sz w:val="20"/>
+          <w:szCs w:val="20"/>
+        </w:rPr>
+        <w:t xml:space="preserve">1, 750 </w:t>
+      </w:r>
+      <w:r>
+        <w:rPr>
+          <w:rFonts w:ascii="Arial" w:hAnsi="Arial" w:cs="Arial"/>
+          <w:sz w:val="20"/>
+          <w:szCs w:val="20"/>
+        </w:rPr>
+        <w:tab/>
+        <w:t>P</w:t>
+      </w:r>
+      <w:r>
+        <w:rPr>
+          <w:rFonts w:ascii="Arial" w:hAnsi="Arial" w:cs="Arial"/>
+          <w:sz w:val="20"/>
+          <w:szCs w:val="20"/>
+        </w:rPr>
+        <w:t>2, 900</w:t>
+      </w:r>
+      <w:r>
+        <w:rPr>
+          <w:rFonts w:ascii="Arial" w:hAnsi="Arial" w:cs="Arial"/>
+          <w:sz w:val="20"/>
+          <w:szCs w:val="20"/>
+        </w:rPr>
+        <w:tab/>
+      </w:r>
+      <w:r>
+        <w:rPr>
+          <w:rFonts w:ascii="Arial" w:hAnsi="Arial" w:cs="Arial"/>
+          <w:sz w:val="20"/>
+          <w:szCs w:val="20"/>
+        </w:rPr>
+        <w:tab/>
+        <w:t>P</w:t>
+      </w:r>
+      <w:r>
+        <w:rPr>
+          <w:rFonts w:ascii="Arial" w:hAnsi="Arial" w:cs="Arial"/>
+          <w:sz w:val="20"/>
+          <w:szCs w:val="20"/>
+        </w:rPr>
+        <w:t>3, 450</w:t>
+      </w:r>
+    </w:p>
+    <w:p>
+      <w:pPr>
+        <w:pStyle w:val="ListParagraph"/>
+        <w:ind w:left="1080" w:firstLine="360"/>
+        <w:rPr>
+          <w:rFonts w:ascii="Arial" w:hAnsi="Arial" w:cs="Arial"/>
+          <w:sz w:val="20"/>
+          <w:szCs w:val="20"/>
+        </w:rPr>
+      </w:pPr>
+      <w:r>
+        <w:rPr>
+          <w:rFonts w:ascii="Arial" w:hAnsi="Arial" w:cs="Arial"/>
+          <w:sz w:val="20"/>
+          <w:szCs w:val="20"/>
+        </w:rPr>
+        <w:t xml:space="preserve">Storage Space: </w:t>
+      </w:r>
+      <w:r>
+        <w:rPr>
+          <w:rFonts w:ascii="Arial" w:hAnsi="Arial" w:cs="Arial"/>
+          <w:sz w:val="20"/>
+          <w:szCs w:val="20"/>
+        </w:rPr>
+        <w:tab/>
+        <w:t>P</w:t>
+      </w:r>
+      <w:r>
+        <w:rPr>
+          <w:rFonts w:ascii="Arial" w:hAnsi="Arial" w:cs="Arial"/>
+          <w:sz w:val="20"/>
+          <w:szCs w:val="20"/>
+        </w:rPr>
+        <w:t>1, 13000</w:t>
+      </w:r>
+      <w:r>
+        <w:rPr>
+          <w:rFonts w:ascii="Arial" w:hAnsi="Arial" w:cs="Arial"/>
+          <w:sz w:val="20"/>
+          <w:szCs w:val="20"/>
+        </w:rPr>
+        <w:tab/>
+        <w:t>P2</w:t>
+      </w:r>
+      <w:r>
+        <w:rPr>
+          <w:rFonts w:ascii="Arial" w:hAnsi="Arial" w:cs="Arial"/>
+          <w:sz w:val="20"/>
+          <w:szCs w:val="20"/>
+        </w:rPr>
+        <w:t>, 12000</w:t>
+      </w:r>
+      <w:r>
+        <w:rPr>
+          <w:rFonts w:ascii="Arial" w:hAnsi="Arial" w:cs="Arial"/>
+          <w:sz w:val="20"/>
+          <w:szCs w:val="20"/>
+        </w:rPr>
+        <w:tab/>
+        <w:t>P</w:t>
+      </w:r>
+      <w:r>
+        <w:rPr>
+          <w:rFonts w:ascii="Arial" w:hAnsi="Arial" w:cs="Arial"/>
+          <w:sz w:val="20"/>
+          <w:szCs w:val="20"/>
+        </w:rPr>
+        <w:t>3, 5000</w:t>
+      </w:r>
+    </w:p>
+    <w:p>
+      <w:pPr>
+        <w:pStyle w:val="ListParagraph"/>
+        <w:ind w:left="1080"/>
+        <w:rPr>
+          <w:rFonts w:ascii="Arial" w:hAnsi="Arial" w:cs="Arial"/>
+          <w:sz w:val="20"/>
+          <w:szCs w:val="20"/>
+        </w:rPr>
+      </w:pPr>
+      <w:r>
+        <w:rPr>
+          <w:rFonts w:ascii="Arial" w:hAnsi="Arial" w:cs="Arial"/>
+          <w:b/>
+          <w:bCs/>
+          <w:sz w:val="20"/>
+          <w:szCs w:val="20"/>
+        </w:rPr>
+        <w:tab/>
+      </w:r>
+      <w:r>
+        <w:rPr>
+          <w:rFonts w:ascii="Arial" w:hAnsi="Arial" w:cs="Arial"/>
+          <w:sz w:val="20"/>
+          <w:szCs w:val="20"/>
+        </w:rPr>
+        <w:t>Storage Used:</w:t>
+      </w:r>
+      <w:r>
+        <w:rPr>
+          <w:rFonts w:ascii="Arial" w:hAnsi="Arial" w:cs="Arial"/>
+          <w:sz w:val="20"/>
+          <w:szCs w:val="20"/>
+        </w:rPr>
+        <w:tab/>
+        <w:t>S, 12</w:t>
+      </w:r>
+      <w:r>
+        <w:rPr>
+          <w:rFonts w:ascii="Arial" w:hAnsi="Arial" w:cs="Arial"/>
+          <w:sz w:val="20"/>
+          <w:szCs w:val="20"/>
+        </w:rPr>
+        <w:tab/>
+      </w:r>
+      <w:r>
+        <w:rPr>
+          <w:rFonts w:ascii="Arial" w:hAnsi="Arial" w:cs="Arial"/>
+          <w:sz w:val="20"/>
+          <w:szCs w:val="20"/>
+        </w:rPr>
+        <w:tab/>
+        <w:t>M, 15</w:t>
+      </w:r>
+      <w:r>
+        <w:rPr>
+          <w:rFonts w:ascii="Arial" w:hAnsi="Arial" w:cs="Arial"/>
+          <w:sz w:val="20"/>
+          <w:szCs w:val="20"/>
+        </w:rPr>
+        <w:tab/>
+      </w:r>
+      <w:r>
+        <w:rPr>
+          <w:rFonts w:ascii="Arial" w:hAnsi="Arial" w:cs="Arial"/>
+          <w:sz w:val="20"/>
+          <w:szCs w:val="20"/>
+        </w:rPr>
+        <w:tab/>
+        <w:t>L, 20</w:t>
+      </w:r>
+    </w:p>
+    <w:p>
+      <w:pPr>
+        <w:pStyle w:val="ListParagraph"/>
+        <w:ind w:left="1080" w:firstLine="360"/>
+        <w:rPr>
+          <w:rFonts w:ascii="Arial" w:hAnsi="Arial" w:cs="Arial"/>
+          <w:sz w:val="20"/>
+          <w:szCs w:val="20"/>
+        </w:rPr>
+      </w:pPr>
+      <w:r>
+        <w:rPr>
+          <w:rFonts w:ascii="Arial" w:hAnsi="Arial" w:cs="Arial"/>
+          <w:sz w:val="20"/>
+          <w:szCs w:val="20"/>
+        </w:rPr>
+        <w:t xml:space="preserve">Sales: </w:t>
+      </w:r>
+      <w:r>
+        <w:rPr>
+          <w:rFonts w:ascii="Arial" w:hAnsi="Arial" w:cs="Arial"/>
+          <w:sz w:val="20"/>
+          <w:szCs w:val="20"/>
+        </w:rPr>
+        <w:tab/>
+      </w:r>
+      <w:r>
+        <w:rPr>
+          <w:rFonts w:ascii="Arial" w:hAnsi="Arial" w:cs="Arial"/>
+          <w:sz w:val="20"/>
+          <w:szCs w:val="20"/>
+        </w:rPr>
+        <w:tab/>
+        <w:t>S, 750</w:t>
+      </w:r>
+      <w:r>
+        <w:rPr>
+          <w:rFonts w:ascii="Arial" w:hAnsi="Arial" w:cs="Arial"/>
+          <w:sz w:val="20"/>
+          <w:szCs w:val="20"/>
+        </w:rPr>
+        <w:tab/>
+      </w:r>
+      <w:r>
+        <w:rPr>
+          <w:rFonts w:ascii="Arial" w:hAnsi="Arial" w:cs="Arial"/>
+          <w:sz w:val="20"/>
+          <w:szCs w:val="20"/>
+        </w:rPr>
+        <w:tab/>
+        <w:t>M, 1200</w:t>
+      </w:r>
+      <w:r>
+        <w:rPr>
+          <w:rFonts w:ascii="Arial" w:hAnsi="Arial" w:cs="Arial"/>
+          <w:sz w:val="20"/>
+          <w:szCs w:val="20"/>
+        </w:rPr>
+        <w:tab/>
+        <w:t>L, 900</w:t>
+      </w:r>
+    </w:p>
+    <w:p>
+      <w:pPr>
+        <w:pStyle w:val="ListParagraph"/>
+        <w:ind w:left="1080" w:firstLine="360"/>
+        <w:rPr>
+          <w:rFonts w:ascii="Arial" w:hAnsi="Arial" w:cs="Arial"/>
+          <w:sz w:val="20"/>
+          <w:szCs w:val="20"/>
+        </w:rPr>
+      </w:pPr>
+      <w:r>
+        <w:rPr>
+          <w:rFonts w:ascii="Arial" w:hAnsi="Arial" w:cs="Arial"/>
+          <w:sz w:val="20"/>
+          <w:szCs w:val="20"/>
+        </w:rPr>
+        <w:t>Profit:</w:t>
+      </w:r>
+      <w:r>
+        <w:rPr>
+          <w:rFonts w:ascii="Arial" w:hAnsi="Arial" w:cs="Arial"/>
+          <w:sz w:val="20"/>
+          <w:szCs w:val="20"/>
+        </w:rPr>
+        <w:tab/>
+      </w:r>
+      <w:r>
+        <w:rPr>
+          <w:rFonts w:ascii="Arial" w:hAnsi="Arial" w:cs="Arial"/>
+          <w:sz w:val="20"/>
+          <w:szCs w:val="20"/>
+        </w:rPr>
+        <w:tab/>
+        <w:t>S, 300</w:t>
+      </w:r>
+      <w:r>
+        <w:rPr>
+          <w:rFonts w:ascii="Arial" w:hAnsi="Arial" w:cs="Arial"/>
+          <w:sz w:val="20"/>
+          <w:szCs w:val="20"/>
+        </w:rPr>
+        <w:tab/>
+      </w:r>
+      <w:r>
+        <w:rPr>
+          <w:rFonts w:ascii="Arial" w:hAnsi="Arial" w:cs="Arial"/>
+          <w:sz w:val="20"/>
+          <w:szCs w:val="20"/>
+        </w:rPr>
+        <w:tab/>
+        <w:t>M, 360</w:t>
+      </w:r>
+      <w:r>
+        <w:rPr>
+          <w:rFonts w:ascii="Arial" w:hAnsi="Arial" w:cs="Arial"/>
+          <w:sz w:val="20"/>
+          <w:szCs w:val="20"/>
+        </w:rPr>
+        <w:tab/>
+      </w:r>
+      <w:r>
+        <w:rPr>
+          <w:rFonts w:ascii="Arial" w:hAnsi="Arial" w:cs="Arial"/>
+          <w:sz w:val="20"/>
+          <w:szCs w:val="20"/>
+        </w:rPr>
+        <w:tab/>
+        <w:t>L, 420</w:t>
+      </w:r>
+    </w:p>
+    <w:p>
+      <w:pPr>
+        <w:pStyle w:val="ListParagraph"/>
+        <w:ind w:left="1080"/>
+        <w:rPr>
+          <w:rFonts w:ascii="Arial" w:hAnsi="Arial" w:cs="Arial"/>
+          <w:sz w:val="20"/>
+          <w:szCs w:val="20"/>
+        </w:rPr>
+      </w:pPr>
+      <w:r>
+        <w:rPr>
+          <w:rFonts w:ascii="Arial" w:hAnsi="Arial" w:cs="Arial"/>
+          <w:sz w:val="20"/>
+          <w:szCs w:val="20"/>
+        </w:rPr>
+        <w:tab/>
+        <w:t xml:space="preserve">Each plant must use the same percentage of their excess capacity to produce the new product </w:t>
+      </w:r>
+    </w:p>
+    <w:p>
+      <w:pPr>
+        <w:pStyle w:val="ListParagraph"/>
+        <w:ind w:left="1080"/>
+        <w:rPr>
+          <w:rFonts w:ascii="Arial" w:hAnsi="Arial" w:cs="Arial"/>
+          <w:sz w:val="20"/>
+          <w:szCs w:val="20"/>
+        </w:rPr>
+      </w:pPr>
+    </w:p>
+    <w:p>
+      <w:pPr>
+        <w:pStyle w:val="ListParagraph"/>
+        <w:numPr>
+          <w:ilvl w:val="0"/>
+          <w:numId w:val="5"/>
+        </w:numPr>
+        <w:rPr>
+          <w:rFonts w:ascii="Arial" w:hAnsi="Arial" w:cs="Arial"/>
+          <w:b/>
+          <w:bCs/>
+          <w:sz w:val="20"/>
+          <w:szCs w:val="20"/>
+        </w:rPr>
+      </w:pPr>
+      <w:r>
+        <w:rPr>
+          <w:rFonts w:ascii="Arial" w:hAnsi="Arial" w:cs="Arial"/>
+          <w:b/>
+          <w:bCs/>
+          <w:sz w:val="20"/>
+          <w:szCs w:val="20"/>
+        </w:rPr>
+        <w:t>Decision Variables:</w:t>
+      </w:r>
+    </w:p>
+    <w:p>
+      <w:pPr>
+        <w:ind w:left="1440" w:firstLine="720"/>
+        <w:rPr>
+          <w:rFonts w:ascii="Arial" w:hAnsi="Arial" w:cs="Arial"/>
+          <w:bCs/>
+          <w:sz w:val="20"/>
+          <w:szCs w:val="20"/>
+        </w:rPr>
+      </w:pPr>
+      <w:r>
+        <w:rPr>
+          <w:rFonts w:ascii="Arial" w:hAnsi="Arial" w:cs="Arial"/>
+          <w:b/>
+          <w:bCs/>
+          <w:sz w:val="20"/>
+          <w:szCs w:val="20"/>
+        </w:rPr>
+        <w:t>S</w:t>
+      </w:r>
+      <w:r>
+        <w:rPr>
+          <w:rFonts w:ascii="Arial" w:hAnsi="Arial" w:cs="Arial"/>
+          <w:sz w:val="20"/>
+          <w:szCs w:val="20"/>
+        </w:rPr>
+        <w:t xml:space="preserve"> “Small units”</w:t>
+      </w:r>
+      <w:r>
+        <w:rPr>
+          <w:rFonts w:ascii="Arial" w:hAnsi="Arial" w:cs="Arial"/>
+          <w:sz w:val="20"/>
+          <w:szCs w:val="20"/>
+        </w:rPr>
+        <w:tab/>
+      </w:r>
+      <w:r>
+        <w:rPr>
+          <w:rFonts w:ascii="Arial" w:hAnsi="Arial" w:cs="Arial"/>
+          <w:sz w:val="20"/>
+          <w:szCs w:val="20"/>
+        </w:rPr>
+        <w:tab/>
+      </w:r>
+      <w:r>
+        <w:rPr>
+          <w:rFonts w:ascii="Arial" w:hAnsi="Arial" w:cs="Arial"/>
+          <w:sz w:val="20"/>
+          <w:szCs w:val="20"/>
+        </w:rPr>
+        <w:tab/>
+      </w:r>
+      <w:r>
+        <w:rPr>
+          <w:rFonts w:ascii="Arial" w:hAnsi="Arial" w:cs="Arial"/>
+          <w:b/>
+          <w:bCs/>
+          <w:sz w:val="20"/>
+          <w:szCs w:val="20"/>
+        </w:rPr>
+        <w:t>P</w:t>
+      </w:r>
+      <w:r>
+        <w:rPr>
+          <w:rFonts w:ascii="Arial" w:hAnsi="Arial" w:cs="Arial"/>
+          <w:b/>
+          <w:bCs/>
+          <w:sz w:val="20"/>
+          <w:szCs w:val="20"/>
+          <w:vertAlign w:val="subscript"/>
+        </w:rPr>
+        <w:t>1</w:t>
+      </w:r>
+      <w:r>
+        <w:rPr>
+          <w:rFonts w:ascii="Arial" w:hAnsi="Arial" w:cs="Arial"/>
+          <w:b/>
+          <w:bCs/>
+          <w:sz w:val="20"/>
+          <w:szCs w:val="20"/>
+        </w:rPr>
+        <w:t xml:space="preserve"> </w:t>
+      </w:r>
+      <w:r>
+        <w:rPr>
+          <w:rFonts w:ascii="Arial" w:hAnsi="Arial" w:cs="Arial"/>
+          <w:bCs/>
+          <w:sz w:val="20"/>
+          <w:szCs w:val="20"/>
+        </w:rPr>
+        <w:t>“Plant 1”</w:t>
+      </w:r>
+    </w:p>
+    <w:p>
+      <w:pPr>
+        <w:ind w:left="1440" w:firstLine="720"/>
+        <w:rPr>
+          <w:rFonts w:ascii="Arial" w:hAnsi="Arial" w:cs="Arial"/>
+          <w:sz w:val="20"/>
+          <w:szCs w:val="20"/>
+        </w:rPr>
+      </w:pPr>
+      <w:r>
+        <w:rPr>
+          <w:rFonts w:ascii="Arial" w:hAnsi="Arial" w:cs="Arial"/>
+          <w:b/>
+          <w:bCs/>
+          <w:sz w:val="20"/>
+          <w:szCs w:val="20"/>
+        </w:rPr>
+        <w:t>M</w:t>
+      </w:r>
+      <w:r>
+        <w:rPr>
+          <w:rFonts w:ascii="Arial" w:hAnsi="Arial" w:cs="Arial"/>
+          <w:sz w:val="20"/>
+          <w:szCs w:val="20"/>
+        </w:rPr>
+        <w:t xml:space="preserve"> “Medium units”</w:t>
+      </w:r>
+      <w:r>
+        <w:rPr>
+          <w:rFonts w:ascii="Arial" w:hAnsi="Arial" w:cs="Arial"/>
+          <w:sz w:val="20"/>
+          <w:szCs w:val="20"/>
+        </w:rPr>
+        <w:tab/>
+      </w:r>
+      <w:r>
+        <w:rPr>
+          <w:rFonts w:ascii="Arial" w:hAnsi="Arial" w:cs="Arial"/>
+          <w:sz w:val="20"/>
+          <w:szCs w:val="20"/>
+        </w:rPr>
+        <w:tab/>
+      </w:r>
+      <w:r>
+        <w:rPr>
+          <w:rFonts w:ascii="Arial" w:hAnsi="Arial" w:cs="Arial"/>
+          <w:b/>
+          <w:bCs/>
+          <w:sz w:val="20"/>
+          <w:szCs w:val="20"/>
+        </w:rPr>
+        <w:t>P</w:t>
+      </w:r>
+      <w:r>
+        <w:rPr>
+          <w:rFonts w:ascii="Arial" w:hAnsi="Arial" w:cs="Arial"/>
+          <w:b/>
+          <w:bCs/>
+          <w:sz w:val="20"/>
+          <w:szCs w:val="20"/>
+          <w:vertAlign w:val="subscript"/>
+        </w:rPr>
+        <w:t>2</w:t>
+      </w:r>
+      <w:r>
+        <w:rPr>
+          <w:rFonts w:ascii="Arial" w:hAnsi="Arial" w:cs="Arial"/>
+          <w:b/>
+          <w:bCs/>
+          <w:sz w:val="20"/>
+          <w:szCs w:val="20"/>
+        </w:rPr>
+        <w:t xml:space="preserve"> </w:t>
+      </w:r>
+      <w:r>
+        <w:rPr>
+          <w:rFonts w:ascii="Arial" w:hAnsi="Arial" w:cs="Arial"/>
+          <w:sz w:val="20"/>
+          <w:szCs w:val="20"/>
+        </w:rPr>
+        <w:t>“Plant 2”</w:t>
+      </w:r>
+    </w:p>
+    <w:p>
+      <w:pPr>
+        <w:ind w:left="1440" w:firstLine="720"/>
+        <w:rPr>
+          <w:rFonts w:ascii="Arial" w:hAnsi="Arial" w:cs="Arial"/>
+          <w:sz w:val="20"/>
+          <w:szCs w:val="20"/>
+        </w:rPr>
+      </w:pPr>
+      <w:r>
+        <w:rPr>
+          <w:rFonts w:ascii="Arial" w:hAnsi="Arial" w:cs="Arial"/>
+          <w:b/>
+          <w:bCs/>
+          <w:sz w:val="20"/>
+          <w:szCs w:val="20"/>
+        </w:rPr>
+        <w:t xml:space="preserve">L </w:t>
+      </w:r>
+      <w:r>
+        <w:rPr>
+          <w:rFonts w:ascii="Arial" w:hAnsi="Arial" w:cs="Arial"/>
+          <w:sz w:val="20"/>
+          <w:szCs w:val="20"/>
+        </w:rPr>
+        <w:t>“Large units”</w:t>
+      </w:r>
+      <w:r>
+        <w:rPr>
+          <w:rFonts w:ascii="Arial" w:hAnsi="Arial" w:cs="Arial"/>
+          <w:sz w:val="20"/>
+          <w:szCs w:val="20"/>
+        </w:rPr>
+        <w:tab/>
+      </w:r>
+      <w:r>
+        <w:rPr>
+          <w:rFonts w:ascii="Arial" w:hAnsi="Arial" w:cs="Arial"/>
+          <w:sz w:val="20"/>
+          <w:szCs w:val="20"/>
+        </w:rPr>
+        <w:tab/>
+      </w:r>
+      <w:r>
+        <w:rPr>
+          <w:rFonts w:ascii="Arial" w:hAnsi="Arial" w:cs="Arial"/>
+          <w:sz w:val="20"/>
+          <w:szCs w:val="20"/>
+        </w:rPr>
+        <w:tab/>
+      </w:r>
+      <w:r>
+        <w:rPr>
+          <w:rFonts w:ascii="Arial" w:hAnsi="Arial" w:cs="Arial"/>
+          <w:b/>
+          <w:bCs/>
+          <w:sz w:val="20"/>
+          <w:szCs w:val="20"/>
+        </w:rPr>
+        <w:t>P</w:t>
+      </w:r>
+      <w:r>
+        <w:rPr>
+          <w:rFonts w:ascii="Arial" w:hAnsi="Arial" w:cs="Arial"/>
+          <w:b/>
+          <w:bCs/>
+          <w:sz w:val="20"/>
+          <w:szCs w:val="20"/>
+          <w:vertAlign w:val="subscript"/>
+        </w:rPr>
+        <w:t>3</w:t>
+      </w:r>
+      <w:r>
+        <w:rPr>
+          <w:rFonts w:ascii="Arial" w:hAnsi="Arial" w:cs="Arial"/>
+          <w:b/>
+          <w:bCs/>
+          <w:sz w:val="20"/>
+          <w:szCs w:val="20"/>
+        </w:rPr>
+        <w:t xml:space="preserve"> </w:t>
+      </w:r>
+      <w:r>
+        <w:rPr>
+          <w:rFonts w:ascii="Arial" w:hAnsi="Arial" w:cs="Arial"/>
+          <w:sz w:val="20"/>
+          <w:szCs w:val="20"/>
+        </w:rPr>
+        <w:t>“Plant 3”</w:t>
+      </w:r>
+    </w:p>
+    <w:p>
+      <w:pPr>
+        <w:ind w:left="1440" w:firstLine="720"/>
+        <w:rPr>
+          <w:rFonts w:ascii="Arial" w:hAnsi="Arial" w:cs="Arial"/>
+          <w:b/>
+          <w:bCs/>
+          <w:sz w:val="20"/>
+          <w:szCs w:val="20"/>
+        </w:rPr>
+      </w:pPr>
+    </w:p>
+    <w:p>
+      <w:pPr>
+        <w:ind w:left="1440" w:firstLine="720"/>
+        <w:rPr>
+          <w:rFonts w:ascii="Arial" w:hAnsi="Arial" w:cs="Arial"/>
+          <w:b/>
+          <w:bCs/>
+          <w:sz w:val="20"/>
+          <w:szCs w:val="20"/>
+        </w:rPr>
+      </w:pPr>
+      <w:r>
+        <w:rPr>
+          <w:rFonts w:ascii="Arial" w:hAnsi="Arial" w:cs="Arial"/>
+          <w:b/>
+          <w:bCs/>
+          <w:sz w:val="20"/>
+          <w:szCs w:val="20"/>
+        </w:rPr>
+        <w:t>P</w:t>
+      </w:r>
+      <w:r>
+        <w:rPr>
+          <w:rFonts w:ascii="Arial" w:hAnsi="Arial" w:cs="Arial"/>
+          <w:b/>
+          <w:bCs/>
+          <w:sz w:val="20"/>
+          <w:szCs w:val="20"/>
+          <w:vertAlign w:val="subscript"/>
+        </w:rPr>
+        <w:t>1</w:t>
+      </w:r>
+      <w:r>
+        <w:rPr>
+          <w:rFonts w:ascii="Arial" w:hAnsi="Arial" w:cs="Arial"/>
+          <w:b/>
+          <w:bCs/>
+          <w:sz w:val="20"/>
+          <w:szCs w:val="20"/>
+        </w:rPr>
+        <w:t>S, P</w:t>
+      </w:r>
+      <w:r>
+        <w:rPr>
+          <w:rFonts w:ascii="Arial" w:hAnsi="Arial" w:cs="Arial"/>
+          <w:b/>
+          <w:bCs/>
+          <w:sz w:val="20"/>
+          <w:szCs w:val="20"/>
+          <w:vertAlign w:val="subscript"/>
+        </w:rPr>
+        <w:t>1</w:t>
+      </w:r>
+      <w:r>
+        <w:rPr>
+          <w:rFonts w:ascii="Arial" w:hAnsi="Arial" w:cs="Arial"/>
+          <w:b/>
+          <w:bCs/>
+          <w:sz w:val="20"/>
+          <w:szCs w:val="20"/>
+        </w:rPr>
+        <w:t>M, P</w:t>
+      </w:r>
+      <w:r>
+        <w:rPr>
+          <w:rFonts w:ascii="Arial" w:hAnsi="Arial" w:cs="Arial"/>
+          <w:b/>
+          <w:bCs/>
+          <w:sz w:val="20"/>
+          <w:szCs w:val="20"/>
+          <w:vertAlign w:val="subscript"/>
+        </w:rPr>
+        <w:t>1</w:t>
+      </w:r>
+      <w:r>
+        <w:rPr>
+          <w:rFonts w:ascii="Arial" w:hAnsi="Arial" w:cs="Arial"/>
+          <w:b/>
+          <w:bCs/>
+          <w:sz w:val="20"/>
+          <w:szCs w:val="20"/>
+        </w:rPr>
+        <w:t xml:space="preserve">L, </w:t>
+      </w:r>
+      <w:r>
+        <w:rPr>
+          <w:rFonts w:ascii="Arial" w:hAnsi="Arial" w:cs="Arial"/>
+          <w:b/>
+          <w:bCs/>
+          <w:sz w:val="20"/>
+          <w:szCs w:val="20"/>
+        </w:rPr>
+        <w:t>P</w:t>
+      </w:r>
+      <w:r>
+        <w:rPr>
+          <w:rFonts w:ascii="Arial" w:hAnsi="Arial" w:cs="Arial"/>
+          <w:b/>
+          <w:bCs/>
+          <w:sz w:val="20"/>
+          <w:szCs w:val="20"/>
+          <w:vertAlign w:val="subscript"/>
+        </w:rPr>
+        <w:t>2</w:t>
+      </w:r>
+      <w:r>
+        <w:rPr>
+          <w:rFonts w:ascii="Arial" w:hAnsi="Arial" w:cs="Arial"/>
+          <w:b/>
+          <w:bCs/>
+          <w:sz w:val="20"/>
+          <w:szCs w:val="20"/>
+        </w:rPr>
+        <w:t>S, P</w:t>
+      </w:r>
+      <w:r>
+        <w:rPr>
+          <w:rFonts w:ascii="Arial" w:hAnsi="Arial" w:cs="Arial"/>
+          <w:b/>
+          <w:bCs/>
+          <w:sz w:val="20"/>
+          <w:szCs w:val="20"/>
+          <w:vertAlign w:val="subscript"/>
+        </w:rPr>
+        <w:t>2</w:t>
+      </w:r>
+      <w:r>
+        <w:rPr>
+          <w:rFonts w:ascii="Arial" w:hAnsi="Arial" w:cs="Arial"/>
+          <w:b/>
+          <w:bCs/>
+          <w:sz w:val="20"/>
+          <w:szCs w:val="20"/>
+        </w:rPr>
+        <w:t>M, P</w:t>
+      </w:r>
+      <w:r>
+        <w:rPr>
+          <w:rFonts w:ascii="Arial" w:hAnsi="Arial" w:cs="Arial"/>
+          <w:b/>
+          <w:bCs/>
+          <w:sz w:val="20"/>
+          <w:szCs w:val="20"/>
+          <w:vertAlign w:val="subscript"/>
+        </w:rPr>
+        <w:t>2</w:t>
+      </w:r>
+      <w:r>
+        <w:rPr>
+          <w:rFonts w:ascii="Arial" w:hAnsi="Arial" w:cs="Arial"/>
+          <w:b/>
+          <w:bCs/>
+          <w:sz w:val="20"/>
+          <w:szCs w:val="20"/>
+        </w:rPr>
+        <w:t>L,</w:t>
+      </w:r>
+      <w:r>
+        <w:t xml:space="preserve"> </w:t>
+      </w:r>
+      <w:r>
+        <w:rPr>
+          <w:rFonts w:ascii="Arial" w:hAnsi="Arial" w:cs="Arial"/>
+          <w:b/>
+          <w:bCs/>
+          <w:sz w:val="20"/>
+          <w:szCs w:val="20"/>
+        </w:rPr>
+        <w:t>P</w:t>
+      </w:r>
+      <w:r>
+        <w:rPr>
+          <w:rFonts w:ascii="Arial" w:hAnsi="Arial" w:cs="Arial"/>
+          <w:b/>
+          <w:bCs/>
+          <w:sz w:val="20"/>
+          <w:szCs w:val="20"/>
+          <w:vertAlign w:val="subscript"/>
+        </w:rPr>
+        <w:t>3</w:t>
+      </w:r>
+      <w:r>
+        <w:rPr>
+          <w:rFonts w:ascii="Arial" w:hAnsi="Arial" w:cs="Arial"/>
+          <w:b/>
+          <w:bCs/>
+          <w:sz w:val="20"/>
+          <w:szCs w:val="20"/>
+        </w:rPr>
+        <w:t>S, P</w:t>
+      </w:r>
+      <w:r>
+        <w:rPr>
+          <w:rFonts w:ascii="Arial" w:hAnsi="Arial" w:cs="Arial"/>
+          <w:b/>
+          <w:bCs/>
+          <w:sz w:val="20"/>
+          <w:szCs w:val="20"/>
+          <w:vertAlign w:val="subscript"/>
+        </w:rPr>
+        <w:t>3</w:t>
+      </w:r>
+      <w:r>
+        <w:rPr>
+          <w:rFonts w:ascii="Arial" w:hAnsi="Arial" w:cs="Arial"/>
+          <w:b/>
+          <w:bCs/>
+          <w:sz w:val="20"/>
+          <w:szCs w:val="20"/>
+        </w:rPr>
+        <w:t>M, P</w:t>
+      </w:r>
+      <w:r>
+        <w:rPr>
+          <w:rFonts w:ascii="Arial" w:hAnsi="Arial" w:cs="Arial"/>
+          <w:b/>
+          <w:bCs/>
+          <w:sz w:val="20"/>
+          <w:szCs w:val="20"/>
+          <w:vertAlign w:val="subscript"/>
+        </w:rPr>
+        <w:t>3</w:t>
+      </w:r>
+      <w:r>
+        <w:rPr>
+          <w:rFonts w:ascii="Arial" w:hAnsi="Arial" w:cs="Arial"/>
+          <w:b/>
+          <w:bCs/>
+          <w:sz w:val="20"/>
+          <w:szCs w:val="20"/>
+        </w:rPr>
+        <w:t>L</w:t>
+      </w:r>
+    </w:p>
+    <w:p>
+      <w:pPr>
+        <w:rPr>
+          <w:rFonts w:ascii="Arial" w:hAnsi="Arial" w:cs="Arial"/>
+          <w:b/>
+          <w:bCs/>
+          <w:sz w:val="20"/>
+          <w:szCs w:val="20"/>
+        </w:rPr>
+      </w:pPr>
+    </w:p>
+    <w:p>
+      <w:pPr>
+        <w:pStyle w:val="ListParagraph"/>
+        <w:numPr>
+          <w:ilvl w:val="0"/>
+          <w:numId w:val="5"/>
+        </w:numPr>
+        <w:rPr>
+          <w:rFonts w:ascii="Arial" w:hAnsi="Arial" w:cs="Arial"/>
+          <w:sz w:val="20"/>
+          <w:szCs w:val="20"/>
+        </w:rPr>
+      </w:pPr>
+      <w:r>
+        <w:rPr>
+          <w:rFonts w:ascii="Arial" w:hAnsi="Arial" w:cs="Arial"/>
+          <w:b/>
+          <w:bCs/>
+          <w:sz w:val="20"/>
+          <w:szCs w:val="20"/>
+        </w:rPr>
+        <w:t>Linear Programming Model</w:t>
+      </w:r>
+    </w:p>
+    <w:p>
+      <w:pPr>
+        <w:pStyle w:val="ListParagraph"/>
+        <w:ind w:left="1440"/>
+        <w:rPr>
+          <w:rFonts w:ascii="Arial" w:hAnsi="Arial" w:cs="Arial"/>
+          <w:sz w:val="20"/>
+          <w:szCs w:val="20"/>
+        </w:rPr>
+      </w:pPr>
+      <w:r>
+        <w:rPr>
+          <w:rFonts w:ascii="Arial" w:hAnsi="Arial" w:cs="Arial"/>
+          <w:sz w:val="20"/>
+          <w:szCs w:val="20"/>
+        </w:rPr>
+        <w:t>Objective Function:</w:t>
+      </w:r>
+    </w:p>
+    <w:p>
+      <w:pPr>
+        <w:pStyle w:val="ListParagraph"/>
+        <w:ind w:left="1440"/>
+        <w:rPr>
+          <w:rFonts w:ascii="Arial" w:hAnsi="Arial" w:cs="Arial"/>
+          <w:b/>
+          <w:bCs/>
+          <w:sz w:val="20"/>
+          <w:szCs w:val="20"/>
+        </w:rPr>
+      </w:pPr>
+      <w:r>
+        <w:rPr>
+          <w:rFonts w:ascii="Arial" w:hAnsi="Arial" w:cs="Arial"/>
+          <w:sz w:val="20"/>
+          <w:szCs w:val="20"/>
+        </w:rPr>
+        <w:tab/>
+      </w:r>
+      <w:r>
+        <w:rPr>
+          <w:rFonts w:ascii="Arial" w:hAnsi="Arial" w:cs="Arial"/>
+          <w:b/>
+          <w:bCs/>
+          <w:sz w:val="20"/>
+          <w:szCs w:val="20"/>
+        </w:rPr>
+        <w:t>Max P</w:t>
+      </w:r>
+      <w:r>
+        <w:rPr>
+          <w:rFonts w:ascii="Arial" w:hAnsi="Arial" w:cs="Arial"/>
+          <w:b/>
+          <w:bCs/>
+          <w:sz w:val="20"/>
+          <w:szCs w:val="20"/>
+        </w:rPr>
+        <w:t>rofit</w:t>
+      </w:r>
+      <w:r>
+        <w:rPr>
+          <w:rFonts w:ascii="Arial" w:hAnsi="Arial" w:cs="Arial"/>
+          <w:b/>
+          <w:bCs/>
+          <w:sz w:val="20"/>
+          <w:szCs w:val="20"/>
+        </w:rPr>
+        <w:t xml:space="preserve"> =  300(P</w:t>
+      </w:r>
+      <w:r>
+        <w:rPr>
+          <w:rFonts w:ascii="Arial" w:hAnsi="Arial" w:cs="Arial"/>
+          <w:b/>
+          <w:bCs/>
+          <w:sz w:val="20"/>
+          <w:szCs w:val="20"/>
+          <w:vertAlign w:val="subscript"/>
+        </w:rPr>
+        <w:t>1</w:t>
+      </w:r>
+      <w:r>
+        <w:rPr>
+          <w:rFonts w:ascii="Arial" w:hAnsi="Arial" w:cs="Arial"/>
+          <w:b/>
+          <w:bCs/>
+          <w:sz w:val="20"/>
+          <w:szCs w:val="20"/>
+        </w:rPr>
+        <w:t>S + P</w:t>
+      </w:r>
+      <w:r>
+        <w:rPr>
+          <w:rFonts w:ascii="Arial" w:hAnsi="Arial" w:cs="Arial"/>
+          <w:b/>
+          <w:bCs/>
+          <w:sz w:val="20"/>
+          <w:szCs w:val="20"/>
+          <w:vertAlign w:val="subscript"/>
+        </w:rPr>
+        <w:t>2</w:t>
+      </w:r>
+      <w:r>
+        <w:rPr>
+          <w:rFonts w:ascii="Arial" w:hAnsi="Arial" w:cs="Arial"/>
+          <w:b/>
+          <w:bCs/>
+          <w:sz w:val="20"/>
+          <w:szCs w:val="20"/>
+        </w:rPr>
+        <w:t>S + P</w:t>
+      </w:r>
+      <w:r>
+        <w:rPr>
+          <w:rFonts w:ascii="Arial" w:hAnsi="Arial" w:cs="Arial"/>
+          <w:b/>
+          <w:bCs/>
+          <w:sz w:val="20"/>
+          <w:szCs w:val="20"/>
+          <w:vertAlign w:val="subscript"/>
+        </w:rPr>
+        <w:t>3</w:t>
+      </w:r>
+      <w:r>
+        <w:rPr>
+          <w:rFonts w:ascii="Arial" w:hAnsi="Arial" w:cs="Arial"/>
+          <w:b/>
+          <w:bCs/>
+          <w:sz w:val="20"/>
+          <w:szCs w:val="20"/>
+        </w:rPr>
+        <w:t>S) + 360(P</w:t>
+      </w:r>
+      <w:r>
+        <w:rPr>
+          <w:rFonts w:ascii="Arial" w:hAnsi="Arial" w:cs="Arial"/>
+          <w:b/>
+          <w:bCs/>
+          <w:sz w:val="20"/>
+          <w:szCs w:val="20"/>
+          <w:vertAlign w:val="subscript"/>
+        </w:rPr>
+        <w:t>1</w:t>
+      </w:r>
+      <w:r>
+        <w:rPr>
+          <w:rFonts w:ascii="Arial" w:hAnsi="Arial" w:cs="Arial"/>
+          <w:b/>
+          <w:bCs/>
+          <w:sz w:val="20"/>
+          <w:szCs w:val="20"/>
+        </w:rPr>
+        <w:t>M + P</w:t>
+      </w:r>
+      <w:r>
+        <w:rPr>
+          <w:rFonts w:ascii="Arial" w:hAnsi="Arial" w:cs="Arial"/>
+          <w:b/>
+          <w:bCs/>
+          <w:sz w:val="20"/>
+          <w:szCs w:val="20"/>
+          <w:vertAlign w:val="subscript"/>
+        </w:rPr>
+        <w:t>2</w:t>
+      </w:r>
+      <w:r>
+        <w:rPr>
+          <w:rFonts w:ascii="Arial" w:hAnsi="Arial" w:cs="Arial"/>
+          <w:b/>
+          <w:bCs/>
+          <w:sz w:val="20"/>
+          <w:szCs w:val="20"/>
+        </w:rPr>
+        <w:t>M + P</w:t>
+      </w:r>
+      <w:r>
+        <w:rPr>
+          <w:rFonts w:ascii="Arial" w:hAnsi="Arial" w:cs="Arial"/>
+          <w:b/>
+          <w:bCs/>
+          <w:sz w:val="20"/>
+          <w:szCs w:val="20"/>
+          <w:vertAlign w:val="subscript"/>
+        </w:rPr>
+        <w:t>3</w:t>
+      </w:r>
+      <w:r>
+        <w:rPr>
+          <w:rFonts w:ascii="Arial" w:hAnsi="Arial" w:cs="Arial"/>
+          <w:b/>
+          <w:bCs/>
+          <w:sz w:val="20"/>
+          <w:szCs w:val="20"/>
+        </w:rPr>
+        <w:t>M) + 420(P</w:t>
+      </w:r>
+      <w:r>
+        <w:rPr>
+          <w:rFonts w:ascii="Arial" w:hAnsi="Arial" w:cs="Arial"/>
+          <w:b/>
+          <w:bCs/>
+          <w:sz w:val="20"/>
+          <w:szCs w:val="20"/>
+          <w:vertAlign w:val="subscript"/>
+        </w:rPr>
+        <w:t>1</w:t>
+      </w:r>
+      <w:r>
+        <w:rPr>
+          <w:rFonts w:ascii="Arial" w:hAnsi="Arial" w:cs="Arial"/>
+          <w:b/>
+          <w:bCs/>
+          <w:sz w:val="20"/>
+          <w:szCs w:val="20"/>
+        </w:rPr>
+        <w:t>L + P</w:t>
+      </w:r>
+      <w:r>
+        <w:rPr>
+          <w:rFonts w:ascii="Arial" w:hAnsi="Arial" w:cs="Arial"/>
+          <w:b/>
+          <w:bCs/>
+          <w:sz w:val="20"/>
+          <w:szCs w:val="20"/>
+          <w:vertAlign w:val="subscript"/>
+        </w:rPr>
+        <w:t>2</w:t>
+      </w:r>
+      <w:r>
+        <w:rPr>
+          <w:rFonts w:ascii="Arial" w:hAnsi="Arial" w:cs="Arial"/>
+          <w:b/>
+          <w:bCs/>
+          <w:sz w:val="20"/>
+          <w:szCs w:val="20"/>
+        </w:rPr>
+        <w:t>L + P</w:t>
+      </w:r>
+      <w:r>
+        <w:rPr>
+          <w:rFonts w:ascii="Arial" w:hAnsi="Arial" w:cs="Arial"/>
+          <w:b/>
+          <w:bCs/>
+          <w:sz w:val="20"/>
+          <w:szCs w:val="20"/>
+          <w:vertAlign w:val="subscript"/>
+        </w:rPr>
+        <w:t>3</w:t>
+      </w:r>
+      <w:r>
+        <w:rPr>
+          <w:rFonts w:ascii="Arial" w:hAnsi="Arial" w:cs="Arial"/>
+          <w:b/>
+          <w:bCs/>
+          <w:sz w:val="20"/>
+          <w:szCs w:val="20"/>
+        </w:rPr>
+        <w:t>L)</w:t>
+      </w:r>
+    </w:p>
+    <w:p>
+      <w:pPr>
+        <w:pStyle w:val="ListParagraph"/>
+        <w:ind w:left="1440"/>
+        <w:rPr>
+          <w:rFonts w:ascii="Arial" w:hAnsi="Arial" w:cs="Arial"/>
+          <w:sz w:val="20"/>
+          <w:szCs w:val="20"/>
+        </w:rPr>
+      </w:pPr>
+      <w:r>
+        <w:rPr>
+          <w:rFonts w:ascii="Arial" w:hAnsi="Arial" w:cs="Arial"/>
+          <w:sz w:val="20"/>
+          <w:szCs w:val="20"/>
+        </w:rPr>
+        <w:t>Given C</w:t>
+      </w:r>
+      <w:r>
+        <w:rPr>
+          <w:rFonts w:ascii="Arial" w:hAnsi="Arial" w:cs="Arial"/>
+          <w:sz w:val="20"/>
+          <w:szCs w:val="20"/>
+        </w:rPr>
+        <w:t>onstraints</w:t>
+      </w:r>
+      <w:r>
+        <w:rPr>
+          <w:rFonts w:ascii="Arial" w:hAnsi="Arial" w:cs="Arial"/>
+          <w:sz w:val="20"/>
+          <w:szCs w:val="20"/>
+        </w:rPr>
+        <w:t xml:space="preserve">: “P” as Plant </w:t>
+      </w:r>
+    </w:p>
+    <w:p>
+      <w:pPr>
+        <w:pStyle w:val="ListParagraph"/>
+        <w:ind w:left="1440"/>
+        <w:rPr>
+          <w:rFonts w:ascii="Arial" w:hAnsi="Arial" w:cs="Arial"/>
+          <w:sz w:val="20"/>
+          <w:szCs w:val="20"/>
+        </w:rPr>
+      </w:pPr>
+      <w:r>
+        <w:rPr>
+          <w:rFonts w:ascii="Arial" w:hAnsi="Arial" w:cs="Arial"/>
+          <w:sz w:val="20"/>
+          <w:szCs w:val="20"/>
+        </w:rPr>
+        <w:tab/>
+      </w:r>
+      <w:r>
+        <w:rPr>
+          <w:rFonts w:ascii="Arial" w:hAnsi="Arial" w:cs="Arial"/>
+          <w:b/>
+          <w:bCs/>
+          <w:sz w:val="20"/>
+          <w:szCs w:val="20"/>
+        </w:rPr>
+        <w:t>Percentage Used</w:t>
+      </w:r>
+      <w:r>
+        <w:rPr>
+          <w:rFonts w:ascii="Arial" w:hAnsi="Arial" w:cs="Arial"/>
+          <w:sz w:val="20"/>
+          <w:szCs w:val="20"/>
+        </w:rPr>
+        <w:t>: (P1) = Percentage Used (P2) = Percentage Used (P3)</w:t>
+      </w:r>
+    </w:p>
+    <w:p>
+      <w:pPr>
+        <w:pStyle w:val="ListParagraph"/>
+        <w:ind w:left="1440"/>
+        <w:rPr>
+          <w:rFonts w:ascii="Arial" w:hAnsi="Arial" w:cs="Arial"/>
+          <w:sz w:val="20"/>
+          <w:szCs w:val="20"/>
+        </w:rPr>
+      </w:pPr>
+      <w:r>
+        <w:rPr>
+          <w:rFonts w:ascii="Arial" w:hAnsi="Arial" w:cs="Arial"/>
+          <w:sz w:val="20"/>
+          <w:szCs w:val="20"/>
+        </w:rPr>
+        <w:tab/>
+      </w:r>
+      <w:r>
+        <w:rPr>
+          <w:rFonts w:ascii="Arial" w:hAnsi="Arial" w:cs="Arial"/>
+          <w:sz w:val="20"/>
+          <w:szCs w:val="20"/>
+        </w:rPr>
+        <w:tab/>
+        <w:t>As (P</w:t>
+      </w:r>
+      <w:r>
+        <w:rPr>
+          <w:rFonts w:ascii="Arial" w:hAnsi="Arial" w:cs="Arial"/>
+          <w:sz w:val="20"/>
+          <w:szCs w:val="20"/>
+          <w:vertAlign w:val="subscript"/>
+        </w:rPr>
+        <w:t>1</w:t>
+      </w:r>
+      <w:r>
+        <w:rPr>
+          <w:rFonts w:ascii="Arial" w:hAnsi="Arial" w:cs="Arial"/>
+          <w:sz w:val="20"/>
+          <w:szCs w:val="20"/>
+        </w:rPr>
+        <w:t>S + P</w:t>
+      </w:r>
+      <w:r>
+        <w:rPr>
+          <w:rFonts w:ascii="Arial" w:hAnsi="Arial" w:cs="Arial"/>
+          <w:sz w:val="20"/>
+          <w:szCs w:val="20"/>
+          <w:vertAlign w:val="subscript"/>
+        </w:rPr>
+        <w:t>1</w:t>
+      </w:r>
+      <w:r>
+        <w:rPr>
+          <w:rFonts w:ascii="Arial" w:hAnsi="Arial" w:cs="Arial"/>
+          <w:sz w:val="20"/>
+          <w:szCs w:val="20"/>
+        </w:rPr>
+        <w:t>M + P</w:t>
+      </w:r>
+      <w:r>
+        <w:rPr>
+          <w:rFonts w:ascii="Arial" w:hAnsi="Arial" w:cs="Arial"/>
+          <w:sz w:val="20"/>
+          <w:szCs w:val="20"/>
+          <w:vertAlign w:val="subscript"/>
+        </w:rPr>
+        <w:t>1</w:t>
+      </w:r>
+      <w:r>
+        <w:rPr>
+          <w:rFonts w:ascii="Arial" w:hAnsi="Arial" w:cs="Arial"/>
+          <w:sz w:val="20"/>
+          <w:szCs w:val="20"/>
+        </w:rPr>
+        <w:t>L)/750 = (P</w:t>
+      </w:r>
+      <w:r>
+        <w:rPr>
+          <w:rFonts w:ascii="Arial" w:hAnsi="Arial" w:cs="Arial"/>
+          <w:sz w:val="20"/>
+          <w:szCs w:val="20"/>
+          <w:vertAlign w:val="subscript"/>
+        </w:rPr>
+        <w:t>2</w:t>
+      </w:r>
+      <w:r>
+        <w:rPr>
+          <w:rFonts w:ascii="Arial" w:hAnsi="Arial" w:cs="Arial"/>
+          <w:sz w:val="20"/>
+          <w:szCs w:val="20"/>
+        </w:rPr>
+        <w:t>S + P</w:t>
+      </w:r>
+      <w:r>
+        <w:rPr>
+          <w:rFonts w:ascii="Arial" w:hAnsi="Arial" w:cs="Arial"/>
+          <w:sz w:val="20"/>
+          <w:szCs w:val="20"/>
+          <w:vertAlign w:val="subscript"/>
+        </w:rPr>
+        <w:t>2</w:t>
+      </w:r>
+      <w:r>
+        <w:rPr>
+          <w:rFonts w:ascii="Arial" w:hAnsi="Arial" w:cs="Arial"/>
+          <w:sz w:val="20"/>
+          <w:szCs w:val="20"/>
+        </w:rPr>
+        <w:t>M + P</w:t>
+      </w:r>
+      <w:r>
+        <w:rPr>
+          <w:rFonts w:ascii="Arial" w:hAnsi="Arial" w:cs="Arial"/>
+          <w:sz w:val="20"/>
+          <w:szCs w:val="20"/>
+          <w:vertAlign w:val="subscript"/>
+        </w:rPr>
+        <w:t>2</w:t>
+      </w:r>
+      <w:r>
+        <w:rPr>
+          <w:rFonts w:ascii="Arial" w:hAnsi="Arial" w:cs="Arial"/>
+          <w:sz w:val="20"/>
+          <w:szCs w:val="20"/>
+        </w:rPr>
+        <w:t>L)/900 = (P</w:t>
+      </w:r>
+      <w:r>
+        <w:rPr>
+          <w:rFonts w:ascii="Arial" w:hAnsi="Arial" w:cs="Arial"/>
+          <w:sz w:val="20"/>
+          <w:szCs w:val="20"/>
+          <w:vertAlign w:val="subscript"/>
+        </w:rPr>
+        <w:t>3</w:t>
+      </w:r>
+      <w:r>
+        <w:rPr>
+          <w:rFonts w:ascii="Arial" w:hAnsi="Arial" w:cs="Arial"/>
+          <w:sz w:val="20"/>
+          <w:szCs w:val="20"/>
+        </w:rPr>
+        <w:t>S + P</w:t>
+      </w:r>
+      <w:r>
+        <w:rPr>
+          <w:rFonts w:ascii="Arial" w:hAnsi="Arial" w:cs="Arial"/>
+          <w:sz w:val="20"/>
+          <w:szCs w:val="20"/>
+          <w:vertAlign w:val="subscript"/>
+        </w:rPr>
+        <w:t>3</w:t>
+      </w:r>
+      <w:r>
+        <w:rPr>
+          <w:rFonts w:ascii="Arial" w:hAnsi="Arial" w:cs="Arial"/>
+          <w:sz w:val="20"/>
+          <w:szCs w:val="20"/>
+        </w:rPr>
+        <w:t>M + P</w:t>
+      </w:r>
+      <w:r>
+        <w:rPr>
+          <w:rFonts w:ascii="Arial" w:hAnsi="Arial" w:cs="Arial"/>
+          <w:sz w:val="20"/>
+          <w:szCs w:val="20"/>
+          <w:vertAlign w:val="subscript"/>
+        </w:rPr>
+        <w:t>3</w:t>
+      </w:r>
+      <w:r>
+        <w:rPr>
+          <w:rFonts w:ascii="Arial" w:hAnsi="Arial" w:cs="Arial"/>
+          <w:sz w:val="20"/>
+          <w:szCs w:val="20"/>
+        </w:rPr>
+        <w:t>L)/450</w:t>
+      </w:r>
+    </w:p>
+    <w:p>
+      <w:pPr>
+        <w:pStyle w:val="ListParagraph"/>
+        <w:ind w:left="1440"/>
+        <w:rPr>
+          <w:rFonts w:ascii="Arial" w:hAnsi="Arial" w:cs="Arial"/>
+          <w:sz w:val="20"/>
+          <w:szCs w:val="20"/>
+        </w:rPr>
+      </w:pPr>
+      <w:r>
+        <w:rPr>
+          <w:rFonts w:ascii="Arial" w:hAnsi="Arial" w:cs="Arial"/>
+          <w:sz w:val="20"/>
+          <w:szCs w:val="20"/>
+        </w:rPr>
+        <w:tab/>
+      </w:r>
+      <w:r>
+        <w:rPr>
+          <w:rFonts w:ascii="Arial" w:hAnsi="Arial" w:cs="Arial"/>
+          <w:sz w:val="20"/>
+          <w:szCs w:val="20"/>
+        </w:rPr>
+        <w:tab/>
+        <w:t>Factor out LCD as 4500</w:t>
+      </w:r>
+    </w:p>
+    <w:p>
+      <w:pPr>
+        <w:pStyle w:val="ListParagraph"/>
+        <w:ind w:left="1440"/>
+        <w:rPr>
+          <w:rFonts w:ascii="Arial" w:hAnsi="Arial" w:cs="Arial"/>
+          <w:sz w:val="20"/>
+          <w:szCs w:val="20"/>
+        </w:rPr>
+      </w:pPr>
+      <w:r>
+        <w:rPr>
+          <w:rFonts w:ascii="Arial" w:hAnsi="Arial" w:cs="Arial"/>
+          <w:sz w:val="20"/>
+          <w:szCs w:val="20"/>
+        </w:rPr>
+        <w:tab/>
+      </w:r>
+      <w:r>
+        <w:rPr>
+          <w:rFonts w:ascii="Arial" w:hAnsi="Arial" w:cs="Arial"/>
+          <w:sz w:val="20"/>
+          <w:szCs w:val="20"/>
+        </w:rPr>
+        <w:tab/>
+        <w:t xml:space="preserve">P1/750 = P2/900 = P3/450 </w:t>
+      </w:r>
+      <w:r>
+        <w:rPr>
+          <w:rFonts w:ascii="Arial" w:hAnsi="Arial" w:cs="Arial"/>
+          <w:b/>
+          <w:bCs/>
+          <w:sz w:val="20"/>
+          <w:szCs w:val="20"/>
+        </w:rPr>
+        <w:t>===</w:t>
+      </w:r>
+      <w:r>
+        <w:rPr>
+          <w:rFonts w:ascii="Arial" w:hAnsi="Arial" w:cs="Arial"/>
+          <w:sz w:val="20"/>
+          <w:szCs w:val="20"/>
+        </w:rPr>
+        <w:t xml:space="preserve">  6 P1 = 5 P2 = 10 P3</w:t>
+      </w:r>
+    </w:p>
+    <w:p>
+      <w:pPr>
+        <w:pStyle w:val="ListParagraph"/>
+        <w:ind w:left="1440"/>
+        <w:rPr>
+          <w:rFonts w:ascii="Arial" w:hAnsi="Arial" w:cs="Arial"/>
+          <w:sz w:val="20"/>
+          <w:szCs w:val="20"/>
+        </w:rPr>
+      </w:pPr>
+      <w:r>
+        <w:rPr>
+          <w:rFonts w:ascii="Arial" w:hAnsi="Arial" w:cs="Arial"/>
+          <w:sz w:val="20"/>
+          <w:szCs w:val="20"/>
+        </w:rPr>
+        <w:tab/>
+      </w:r>
+      <w:r>
+        <w:rPr>
+          <w:rFonts w:ascii="Arial" w:hAnsi="Arial" w:cs="Arial"/>
+          <w:sz w:val="20"/>
+          <w:szCs w:val="20"/>
+        </w:rPr>
+        <w:tab/>
+        <w:t>So:</w:t>
+      </w:r>
+    </w:p>
+    <w:p>
+      <w:pPr>
+        <w:pStyle w:val="ListParagraph"/>
+        <w:ind w:left="1440"/>
+        <w:rPr>
+          <w:rFonts w:ascii="Arial" w:hAnsi="Arial" w:cs="Arial"/>
+          <w:sz w:val="20"/>
+          <w:szCs w:val="20"/>
+        </w:rPr>
+      </w:pPr>
+      <w:r>
+        <w:rPr>
+          <w:rFonts w:ascii="Arial" w:hAnsi="Arial" w:cs="Arial"/>
+          <w:sz w:val="20"/>
+          <w:szCs w:val="20"/>
+        </w:rPr>
+        <w:tab/>
+      </w:r>
+      <w:r>
+        <w:rPr>
+          <w:rFonts w:ascii="Arial" w:hAnsi="Arial" w:cs="Arial"/>
+          <w:sz w:val="20"/>
+          <w:szCs w:val="20"/>
+        </w:rPr>
+        <w:tab/>
+      </w:r>
+      <w:r>
+        <w:rPr>
+          <w:rFonts w:ascii="Arial" w:hAnsi="Arial" w:cs="Arial"/>
+          <w:sz w:val="20"/>
+          <w:szCs w:val="20"/>
+        </w:rPr>
+        <w:tab/>
+        <w:t>6*P1 - 5*P2 = 0</w:t>
+      </w:r>
+      <w:r>
+        <w:rPr>
+          <w:rFonts w:ascii="Arial" w:hAnsi="Arial" w:cs="Arial"/>
+          <w:sz w:val="20"/>
+          <w:szCs w:val="20"/>
+        </w:rPr>
+        <w:tab/>
+      </w:r>
+    </w:p>
+    <w:p>
+      <w:pPr>
+        <w:pStyle w:val="ListParagraph"/>
+        <w:ind w:left="1440"/>
+        <w:rPr>
+          <w:rFonts w:ascii="Arial" w:hAnsi="Arial" w:cs="Arial"/>
+          <w:sz w:val="20"/>
+          <w:szCs w:val="20"/>
+        </w:rPr>
+      </w:pPr>
+      <w:r>
+        <w:rPr>
+          <w:rFonts w:ascii="Arial" w:hAnsi="Arial" w:cs="Arial"/>
+          <w:sz w:val="20"/>
+          <w:szCs w:val="20"/>
+        </w:rPr>
+        <w:tab/>
+      </w:r>
+      <w:r>
+        <w:rPr>
+          <w:rFonts w:ascii="Arial" w:hAnsi="Arial" w:cs="Arial"/>
+          <w:sz w:val="20"/>
+          <w:szCs w:val="20"/>
+        </w:rPr>
+        <w:tab/>
+      </w:r>
+      <w:r>
+        <w:rPr>
+          <w:rFonts w:ascii="Arial" w:hAnsi="Arial" w:cs="Arial"/>
+          <w:sz w:val="20"/>
+          <w:szCs w:val="20"/>
+        </w:rPr>
+        <w:tab/>
+      </w:r>
+      <w:r>
+        <w:rPr>
+          <w:rFonts w:ascii="Arial" w:hAnsi="Arial" w:cs="Arial"/>
+          <w:sz w:val="20"/>
+          <w:szCs w:val="20"/>
+        </w:rPr>
+        <w:tab/>
+        <w:t>6* (P</w:t>
+      </w:r>
+      <w:r>
+        <w:rPr>
+          <w:rFonts w:ascii="Arial" w:hAnsi="Arial" w:cs="Arial"/>
+          <w:sz w:val="20"/>
+          <w:szCs w:val="20"/>
+          <w:vertAlign w:val="subscript"/>
+        </w:rPr>
+        <w:t>1</w:t>
+      </w:r>
+      <w:r>
+        <w:rPr>
+          <w:rFonts w:ascii="Arial" w:hAnsi="Arial" w:cs="Arial"/>
+          <w:sz w:val="20"/>
+          <w:szCs w:val="20"/>
+        </w:rPr>
+        <w:t>S + P</w:t>
+      </w:r>
+      <w:r>
+        <w:rPr>
+          <w:rFonts w:ascii="Arial" w:hAnsi="Arial" w:cs="Arial"/>
+          <w:sz w:val="20"/>
+          <w:szCs w:val="20"/>
+          <w:vertAlign w:val="subscript"/>
+        </w:rPr>
+        <w:t>1</w:t>
+      </w:r>
+      <w:r>
+        <w:rPr>
+          <w:rFonts w:ascii="Arial" w:hAnsi="Arial" w:cs="Arial"/>
+          <w:sz w:val="20"/>
+          <w:szCs w:val="20"/>
+        </w:rPr>
+        <w:t>M + P</w:t>
+      </w:r>
+      <w:r>
+        <w:rPr>
+          <w:rFonts w:ascii="Arial" w:hAnsi="Arial" w:cs="Arial"/>
+          <w:sz w:val="20"/>
+          <w:szCs w:val="20"/>
+          <w:vertAlign w:val="subscript"/>
+        </w:rPr>
+        <w:t>1</w:t>
+      </w:r>
+      <w:r>
+        <w:rPr>
+          <w:rFonts w:ascii="Arial" w:hAnsi="Arial" w:cs="Arial"/>
+          <w:sz w:val="20"/>
+          <w:szCs w:val="20"/>
+        </w:rPr>
+        <w:t>L) - 5* (P</w:t>
+      </w:r>
+      <w:r>
+        <w:rPr>
+          <w:rFonts w:ascii="Arial" w:hAnsi="Arial" w:cs="Arial"/>
+          <w:sz w:val="20"/>
+          <w:szCs w:val="20"/>
+          <w:vertAlign w:val="subscript"/>
+        </w:rPr>
+        <w:t>2</w:t>
+      </w:r>
+      <w:r>
+        <w:rPr>
+          <w:rFonts w:ascii="Arial" w:hAnsi="Arial" w:cs="Arial"/>
+          <w:sz w:val="20"/>
+          <w:szCs w:val="20"/>
+        </w:rPr>
+        <w:t>S + P</w:t>
+      </w:r>
+      <w:r>
+        <w:rPr>
+          <w:rFonts w:ascii="Arial" w:hAnsi="Arial" w:cs="Arial"/>
+          <w:sz w:val="20"/>
+          <w:szCs w:val="20"/>
+          <w:vertAlign w:val="subscript"/>
+        </w:rPr>
+        <w:t>2</w:t>
+      </w:r>
+      <w:r>
+        <w:rPr>
+          <w:rFonts w:ascii="Arial" w:hAnsi="Arial" w:cs="Arial"/>
+          <w:sz w:val="20"/>
+          <w:szCs w:val="20"/>
+        </w:rPr>
+        <w:t>M + P</w:t>
+      </w:r>
+      <w:r>
+        <w:rPr>
+          <w:rFonts w:ascii="Arial" w:hAnsi="Arial" w:cs="Arial"/>
+          <w:sz w:val="20"/>
+          <w:szCs w:val="20"/>
+          <w:vertAlign w:val="subscript"/>
+        </w:rPr>
+        <w:t>2</w:t>
+      </w:r>
+      <w:r>
+        <w:rPr>
+          <w:rFonts w:ascii="Arial" w:hAnsi="Arial" w:cs="Arial"/>
+          <w:sz w:val="20"/>
+          <w:szCs w:val="20"/>
+        </w:rPr>
+        <w:t>L) = 0</w:t>
+      </w:r>
+    </w:p>
+    <w:p>
+      <w:pPr>
+        <w:pStyle w:val="ListParagraph"/>
+        <w:ind w:left="1440"/>
+        <w:rPr>
+          <w:rFonts w:ascii="Arial" w:hAnsi="Arial" w:cs="Arial"/>
+          <w:sz w:val="20"/>
+          <w:szCs w:val="20"/>
+        </w:rPr>
+      </w:pPr>
+      <w:r>
+        <w:rPr>
+          <w:rFonts w:ascii="Arial" w:hAnsi="Arial" w:cs="Arial"/>
+          <w:sz w:val="20"/>
+          <w:szCs w:val="20"/>
+        </w:rPr>
+        <w:tab/>
+      </w:r>
+      <w:r>
+        <w:rPr>
+          <w:rFonts w:ascii="Arial" w:hAnsi="Arial" w:cs="Arial"/>
+          <w:sz w:val="20"/>
+          <w:szCs w:val="20"/>
+        </w:rPr>
+        <w:tab/>
+      </w:r>
+      <w:r>
+        <w:rPr>
+          <w:rFonts w:ascii="Arial" w:hAnsi="Arial" w:cs="Arial"/>
+          <w:sz w:val="20"/>
+          <w:szCs w:val="20"/>
+        </w:rPr>
+        <w:tab/>
+        <w:t xml:space="preserve">5*P2 - 10*P3 = 0 </w:t>
+      </w:r>
+      <w:r>
+        <w:rPr>
+          <w:rFonts w:ascii="Arial" w:hAnsi="Arial" w:cs="Arial"/>
+          <w:b/>
+          <w:bCs/>
+          <w:sz w:val="20"/>
+          <w:szCs w:val="20"/>
+        </w:rPr>
+        <w:t xml:space="preserve">=== </w:t>
+      </w:r>
+      <w:r>
+        <w:rPr>
+          <w:rFonts w:ascii="Arial" w:hAnsi="Arial" w:cs="Arial"/>
+          <w:sz w:val="20"/>
+          <w:szCs w:val="20"/>
+        </w:rPr>
+        <w:t>P*2 - 2*P3 = 0</w:t>
+      </w:r>
+    </w:p>
+    <w:p>
+      <w:pPr>
+        <w:pStyle w:val="ListParagraph"/>
+        <w:ind w:left="1440"/>
+        <w:rPr>
+          <w:rFonts w:ascii="Arial" w:hAnsi="Arial" w:cs="Arial"/>
+          <w:sz w:val="20"/>
+          <w:szCs w:val="20"/>
+        </w:rPr>
+      </w:pPr>
+      <w:r>
+        <w:rPr>
+          <w:rFonts w:ascii="Arial" w:hAnsi="Arial" w:cs="Arial"/>
+          <w:sz w:val="20"/>
+          <w:szCs w:val="20"/>
+        </w:rPr>
+        <w:tab/>
+      </w:r>
+      <w:r>
+        <w:rPr>
+          <w:rFonts w:ascii="Arial" w:hAnsi="Arial" w:cs="Arial"/>
+          <w:sz w:val="20"/>
+          <w:szCs w:val="20"/>
+        </w:rPr>
+        <w:tab/>
+      </w:r>
+      <w:r>
+        <w:rPr>
+          <w:rFonts w:ascii="Arial" w:hAnsi="Arial" w:cs="Arial"/>
+          <w:sz w:val="20"/>
+          <w:szCs w:val="20"/>
+        </w:rPr>
+        <w:tab/>
+      </w:r>
+      <w:r>
+        <w:rPr>
+          <w:rFonts w:ascii="Arial" w:hAnsi="Arial" w:cs="Arial"/>
+          <w:sz w:val="20"/>
+          <w:szCs w:val="20"/>
+        </w:rPr>
+        <w:tab/>
+        <w:t>(P</w:t>
+      </w:r>
+      <w:r>
+        <w:rPr>
+          <w:rFonts w:ascii="Arial" w:hAnsi="Arial" w:cs="Arial"/>
+          <w:sz w:val="20"/>
+          <w:szCs w:val="20"/>
+          <w:vertAlign w:val="subscript"/>
+        </w:rPr>
+        <w:t>2</w:t>
+      </w:r>
+      <w:r>
+        <w:rPr>
+          <w:rFonts w:ascii="Arial" w:hAnsi="Arial" w:cs="Arial"/>
+          <w:sz w:val="20"/>
+          <w:szCs w:val="20"/>
+        </w:rPr>
+        <w:t>S + P</w:t>
+      </w:r>
+      <w:r>
+        <w:rPr>
+          <w:rFonts w:ascii="Arial" w:hAnsi="Arial" w:cs="Arial"/>
+          <w:sz w:val="20"/>
+          <w:szCs w:val="20"/>
+          <w:vertAlign w:val="subscript"/>
+        </w:rPr>
+        <w:t>2</w:t>
+      </w:r>
+      <w:r>
+        <w:rPr>
+          <w:rFonts w:ascii="Arial" w:hAnsi="Arial" w:cs="Arial"/>
+          <w:sz w:val="20"/>
+          <w:szCs w:val="20"/>
+        </w:rPr>
+        <w:t>M + P</w:t>
+      </w:r>
+      <w:r>
+        <w:rPr>
+          <w:rFonts w:ascii="Arial" w:hAnsi="Arial" w:cs="Arial"/>
+          <w:sz w:val="20"/>
+          <w:szCs w:val="20"/>
+          <w:vertAlign w:val="subscript"/>
+        </w:rPr>
+        <w:t>2</w:t>
+      </w:r>
+      <w:r>
+        <w:rPr>
+          <w:rFonts w:ascii="Arial" w:hAnsi="Arial" w:cs="Arial"/>
+          <w:sz w:val="20"/>
+          <w:szCs w:val="20"/>
+        </w:rPr>
+        <w:t xml:space="preserve">L) - </w:t>
+      </w:r>
+      <w:r>
+        <w:rPr>
+          <w:rFonts w:ascii="Arial" w:hAnsi="Arial" w:cs="Arial"/>
+          <w:sz w:val="20"/>
+          <w:szCs w:val="20"/>
+        </w:rPr>
+        <w:t>2</w:t>
+      </w:r>
+      <w:r>
+        <w:rPr>
+          <w:rFonts w:ascii="Arial" w:hAnsi="Arial" w:cs="Arial"/>
+          <w:sz w:val="20"/>
+          <w:szCs w:val="20"/>
+        </w:rPr>
+        <w:t>* (P</w:t>
+      </w:r>
+      <w:r>
+        <w:rPr>
+          <w:rFonts w:ascii="Arial" w:hAnsi="Arial" w:cs="Arial"/>
+          <w:sz w:val="20"/>
+          <w:szCs w:val="20"/>
+          <w:vertAlign w:val="subscript"/>
+        </w:rPr>
+        <w:t>3</w:t>
+      </w:r>
+      <w:r>
+        <w:rPr>
+          <w:rFonts w:ascii="Arial" w:hAnsi="Arial" w:cs="Arial"/>
+          <w:sz w:val="20"/>
+          <w:szCs w:val="20"/>
+        </w:rPr>
+        <w:t>S + P</w:t>
+      </w:r>
+      <w:r>
+        <w:rPr>
+          <w:rFonts w:ascii="Arial" w:hAnsi="Arial" w:cs="Arial"/>
+          <w:sz w:val="20"/>
+          <w:szCs w:val="20"/>
+          <w:vertAlign w:val="subscript"/>
+        </w:rPr>
+        <w:t>3</w:t>
+      </w:r>
+      <w:r>
+        <w:rPr>
+          <w:rFonts w:ascii="Arial" w:hAnsi="Arial" w:cs="Arial"/>
+          <w:sz w:val="20"/>
+          <w:szCs w:val="20"/>
+        </w:rPr>
+        <w:t>M + P</w:t>
+      </w:r>
+      <w:r>
+        <w:rPr>
+          <w:rFonts w:ascii="Arial" w:hAnsi="Arial" w:cs="Arial"/>
+          <w:sz w:val="20"/>
+          <w:szCs w:val="20"/>
+          <w:vertAlign w:val="subscript"/>
+        </w:rPr>
+        <w:t>3</w:t>
+      </w:r>
+      <w:r>
+        <w:rPr>
+          <w:rFonts w:ascii="Arial" w:hAnsi="Arial" w:cs="Arial"/>
+          <w:sz w:val="20"/>
+          <w:szCs w:val="20"/>
+        </w:rPr>
+        <w:t>L) = 0</w:t>
+      </w:r>
+      <w:r>
+        <w:rPr>
+          <w:rFonts w:ascii="Arial" w:hAnsi="Arial" w:cs="Arial"/>
+          <w:sz w:val="20"/>
+          <w:szCs w:val="20"/>
+        </w:rPr>
+        <w:tab/>
+      </w:r>
+      <w:r>
+        <w:rPr>
+          <w:rFonts w:ascii="Arial" w:hAnsi="Arial" w:cs="Arial"/>
+          <w:sz w:val="20"/>
+          <w:szCs w:val="20"/>
+        </w:rPr>
+        <w:tab/>
+      </w:r>
+      <w:r>
+        <w:rPr>
+          <w:rFonts w:ascii="Arial" w:hAnsi="Arial" w:cs="Arial"/>
+          <w:sz w:val="20"/>
+          <w:szCs w:val="20"/>
+        </w:rPr>
+        <w:tab/>
+      </w:r>
+    </w:p>
+    <w:p>
+      <w:pPr>
+        <w:pStyle w:val="ListParagraph"/>
+        <w:ind w:left="1440"/>
+        <w:rPr>
+          <w:rFonts w:ascii="Arial" w:hAnsi="Arial" w:cs="Arial"/>
+          <w:sz w:val="20"/>
+          <w:szCs w:val="20"/>
+        </w:rPr>
+      </w:pPr>
+      <w:r>
+        <w:rPr>
+          <w:rFonts w:ascii="Arial" w:hAnsi="Arial" w:cs="Arial"/>
+          <w:sz w:val="20"/>
+          <w:szCs w:val="20"/>
+        </w:rPr>
+        <w:tab/>
+      </w:r>
+      <w:r>
+        <w:rPr>
+          <w:rFonts w:ascii="Arial" w:hAnsi="Arial" w:cs="Arial"/>
+          <w:b/>
+          <w:bCs/>
+          <w:sz w:val="20"/>
+          <w:szCs w:val="20"/>
+        </w:rPr>
+        <w:t>Capacity</w:t>
+      </w:r>
+      <w:r>
+        <w:rPr>
+          <w:rFonts w:ascii="Arial" w:hAnsi="Arial" w:cs="Arial"/>
+          <w:sz w:val="20"/>
+          <w:szCs w:val="20"/>
+        </w:rPr>
+        <w:t>:</w:t>
+      </w:r>
+    </w:p>
+    <w:p>
+      <w:pPr>
+        <w:pStyle w:val="ListParagraph"/>
+        <w:ind w:left="1440"/>
+        <w:rPr>
+          <w:rFonts w:ascii="Arial" w:hAnsi="Arial" w:cs="Arial"/>
+          <w:sz w:val="20"/>
+          <w:szCs w:val="20"/>
+        </w:rPr>
+      </w:pPr>
+      <w:r>
+        <w:rPr>
+          <w:rFonts w:ascii="Arial" w:hAnsi="Arial" w:cs="Arial"/>
+          <w:sz w:val="20"/>
+          <w:szCs w:val="20"/>
+        </w:rPr>
+        <w:tab/>
+      </w:r>
+      <w:r>
+        <w:rPr>
+          <w:rFonts w:ascii="Arial" w:hAnsi="Arial" w:cs="Arial"/>
+          <w:sz w:val="20"/>
+          <w:szCs w:val="20"/>
+        </w:rPr>
+        <w:tab/>
+      </w:r>
+      <w:r>
+        <w:rPr>
+          <w:rFonts w:ascii="Arial" w:hAnsi="Arial" w:cs="Arial"/>
+          <w:sz w:val="20"/>
+          <w:szCs w:val="20"/>
+        </w:rPr>
+        <w:t>P</w:t>
+      </w:r>
+      <w:r>
+        <w:rPr>
+          <w:rFonts w:ascii="Arial" w:hAnsi="Arial" w:cs="Arial"/>
+          <w:sz w:val="20"/>
+          <w:szCs w:val="20"/>
+          <w:vertAlign w:val="subscript"/>
+        </w:rPr>
+        <w:t>1</w:t>
+      </w:r>
+      <w:r>
+        <w:rPr>
+          <w:rFonts w:ascii="Arial" w:hAnsi="Arial" w:cs="Arial"/>
+          <w:sz w:val="20"/>
+          <w:szCs w:val="20"/>
+        </w:rPr>
+        <w:t>S + P</w:t>
+      </w:r>
+      <w:r>
+        <w:rPr>
+          <w:rFonts w:ascii="Arial" w:hAnsi="Arial" w:cs="Arial"/>
+          <w:sz w:val="20"/>
+          <w:szCs w:val="20"/>
+          <w:vertAlign w:val="subscript"/>
+        </w:rPr>
+        <w:t>1</w:t>
+      </w:r>
+      <w:r>
+        <w:rPr>
+          <w:rFonts w:ascii="Arial" w:hAnsi="Arial" w:cs="Arial"/>
+          <w:sz w:val="20"/>
+          <w:szCs w:val="20"/>
+        </w:rPr>
+        <w:t>M + P</w:t>
+      </w:r>
+      <w:r>
+        <w:rPr>
+          <w:rFonts w:ascii="Arial" w:hAnsi="Arial" w:cs="Arial"/>
+          <w:sz w:val="20"/>
+          <w:szCs w:val="20"/>
+          <w:vertAlign w:val="subscript"/>
+        </w:rPr>
+        <w:t>1</w:t>
+      </w:r>
+      <w:r>
+        <w:rPr>
+          <w:rFonts w:ascii="Arial" w:hAnsi="Arial" w:cs="Arial"/>
+          <w:sz w:val="20"/>
+          <w:szCs w:val="20"/>
+        </w:rPr>
+        <w:t>L</w:t>
+      </w:r>
+      <w:r>
+        <w:rPr>
+          <w:rFonts w:ascii="Arial" w:hAnsi="Arial" w:cs="Arial"/>
+          <w:sz w:val="20"/>
+          <w:szCs w:val="20"/>
+        </w:rPr>
+        <w:t xml:space="preserve"> &lt;= 750</w:t>
+      </w:r>
+    </w:p>
+    <w:p>
+      <w:pPr>
+        <w:pStyle w:val="ListParagraph"/>
+        <w:ind w:left="1440"/>
+        <w:rPr>
+          <w:rFonts w:ascii="Arial" w:hAnsi="Arial" w:cs="Arial"/>
+          <w:sz w:val="20"/>
+          <w:szCs w:val="20"/>
+        </w:rPr>
+      </w:pPr>
+      <w:r>
+        <w:rPr>
+          <w:rFonts w:ascii="Arial" w:hAnsi="Arial" w:cs="Arial"/>
+          <w:sz w:val="20"/>
+          <w:szCs w:val="20"/>
+        </w:rPr>
+        <w:tab/>
+      </w:r>
+      <w:r>
+        <w:rPr>
+          <w:rFonts w:ascii="Arial" w:hAnsi="Arial" w:cs="Arial"/>
+          <w:sz w:val="20"/>
+          <w:szCs w:val="20"/>
+        </w:rPr>
+        <w:tab/>
+      </w:r>
+      <w:r>
+        <w:rPr>
+          <w:rFonts w:ascii="Arial" w:hAnsi="Arial" w:cs="Arial"/>
+          <w:sz w:val="20"/>
+          <w:szCs w:val="20"/>
+        </w:rPr>
+        <w:t>P</w:t>
+      </w:r>
+      <w:r>
+        <w:rPr>
+          <w:rFonts w:ascii="Arial" w:hAnsi="Arial" w:cs="Arial"/>
+          <w:sz w:val="20"/>
+          <w:szCs w:val="20"/>
+          <w:vertAlign w:val="subscript"/>
+        </w:rPr>
+        <w:t>2</w:t>
+      </w:r>
+      <w:r>
+        <w:rPr>
+          <w:rFonts w:ascii="Arial" w:hAnsi="Arial" w:cs="Arial"/>
+          <w:sz w:val="20"/>
+          <w:szCs w:val="20"/>
+        </w:rPr>
+        <w:t>S + P</w:t>
+      </w:r>
+      <w:r>
+        <w:rPr>
+          <w:rFonts w:ascii="Arial" w:hAnsi="Arial" w:cs="Arial"/>
+          <w:sz w:val="20"/>
+          <w:szCs w:val="20"/>
+          <w:vertAlign w:val="subscript"/>
+        </w:rPr>
+        <w:t>2</w:t>
+      </w:r>
+      <w:r>
+        <w:rPr>
+          <w:rFonts w:ascii="Arial" w:hAnsi="Arial" w:cs="Arial"/>
+          <w:sz w:val="20"/>
+          <w:szCs w:val="20"/>
+        </w:rPr>
+        <w:t>M + P</w:t>
+      </w:r>
+      <w:r>
+        <w:rPr>
+          <w:rFonts w:ascii="Arial" w:hAnsi="Arial" w:cs="Arial"/>
+          <w:sz w:val="20"/>
+          <w:szCs w:val="20"/>
+          <w:vertAlign w:val="subscript"/>
+        </w:rPr>
+        <w:t>2</w:t>
+      </w:r>
+      <w:r>
+        <w:rPr>
+          <w:rFonts w:ascii="Arial" w:hAnsi="Arial" w:cs="Arial"/>
+          <w:sz w:val="20"/>
+          <w:szCs w:val="20"/>
+        </w:rPr>
+        <w:t>L</w:t>
+      </w:r>
+      <w:r>
+        <w:rPr>
+          <w:rFonts w:ascii="Arial" w:hAnsi="Arial" w:cs="Arial"/>
+          <w:sz w:val="20"/>
+          <w:szCs w:val="20"/>
+        </w:rPr>
+        <w:t xml:space="preserve"> &lt;= 900</w:t>
+      </w:r>
+    </w:p>
+    <w:p>
+      <w:pPr>
+        <w:pStyle w:val="ListParagraph"/>
+        <w:ind w:left="1440"/>
+        <w:rPr>
+          <w:rFonts w:ascii="Arial" w:hAnsi="Arial" w:cs="Arial"/>
+          <w:sz w:val="20"/>
+          <w:szCs w:val="20"/>
+        </w:rPr>
+      </w:pPr>
+      <w:r>
+        <w:rPr>
+          <w:rFonts w:ascii="Arial" w:hAnsi="Arial" w:cs="Arial"/>
+          <w:sz w:val="20"/>
+          <w:szCs w:val="20"/>
+        </w:rPr>
+        <w:tab/>
+      </w:r>
+      <w:r>
+        <w:rPr>
+          <w:rFonts w:ascii="Arial" w:hAnsi="Arial" w:cs="Arial"/>
+          <w:sz w:val="20"/>
+          <w:szCs w:val="20"/>
+        </w:rPr>
+        <w:tab/>
+      </w:r>
+      <w:r>
+        <w:rPr>
+          <w:rFonts w:ascii="Arial" w:hAnsi="Arial" w:cs="Arial"/>
+          <w:sz w:val="20"/>
+          <w:szCs w:val="20"/>
+        </w:rPr>
+        <w:t>P</w:t>
+      </w:r>
+      <w:r>
+        <w:rPr>
+          <w:rFonts w:ascii="Arial" w:hAnsi="Arial" w:cs="Arial"/>
+          <w:sz w:val="20"/>
+          <w:szCs w:val="20"/>
+          <w:vertAlign w:val="subscript"/>
+        </w:rPr>
+        <w:t>3</w:t>
+      </w:r>
+      <w:r>
+        <w:rPr>
+          <w:rFonts w:ascii="Arial" w:hAnsi="Arial" w:cs="Arial"/>
+          <w:sz w:val="20"/>
+          <w:szCs w:val="20"/>
+        </w:rPr>
+        <w:t>S + P</w:t>
+      </w:r>
+      <w:r>
+        <w:rPr>
+          <w:rFonts w:ascii="Arial" w:hAnsi="Arial" w:cs="Arial"/>
+          <w:sz w:val="20"/>
+          <w:szCs w:val="20"/>
+          <w:vertAlign w:val="subscript"/>
+        </w:rPr>
+        <w:t>3</w:t>
+      </w:r>
+      <w:r>
+        <w:rPr>
+          <w:rFonts w:ascii="Arial" w:hAnsi="Arial" w:cs="Arial"/>
+          <w:sz w:val="20"/>
+          <w:szCs w:val="20"/>
+        </w:rPr>
+        <w:t>M + P</w:t>
+      </w:r>
+      <w:r>
+        <w:rPr>
+          <w:rFonts w:ascii="Arial" w:hAnsi="Arial" w:cs="Arial"/>
+          <w:sz w:val="20"/>
+          <w:szCs w:val="20"/>
+          <w:vertAlign w:val="subscript"/>
+        </w:rPr>
+        <w:t>3</w:t>
+      </w:r>
+      <w:r>
+        <w:rPr>
+          <w:rFonts w:ascii="Arial" w:hAnsi="Arial" w:cs="Arial"/>
+          <w:sz w:val="20"/>
+          <w:szCs w:val="20"/>
+        </w:rPr>
+        <w:t>L</w:t>
+      </w:r>
+      <w:r>
+        <w:rPr>
+          <w:rFonts w:ascii="Arial" w:hAnsi="Arial" w:cs="Arial"/>
+          <w:sz w:val="20"/>
+          <w:szCs w:val="20"/>
+        </w:rPr>
+        <w:t xml:space="preserve"> &lt;= 450</w:t>
+      </w:r>
+    </w:p>
+    <w:p>
+      <w:pPr>
+        <w:pStyle w:val="ListParagraph"/>
+        <w:ind w:left="1440"/>
+        <w:rPr>
+          <w:rFonts w:ascii="Arial" w:hAnsi="Arial" w:cs="Arial"/>
+          <w:sz w:val="20"/>
+          <w:szCs w:val="20"/>
+        </w:rPr>
+      </w:pPr>
+      <w:r>
+        <w:rPr>
+          <w:rFonts w:ascii="Arial" w:hAnsi="Arial" w:cs="Arial"/>
+          <w:sz w:val="20"/>
+          <w:szCs w:val="20"/>
+        </w:rPr>
+        <w:tab/>
+      </w:r>
+      <w:r>
+        <w:rPr>
+          <w:rFonts w:ascii="Arial" w:hAnsi="Arial" w:cs="Arial"/>
+          <w:b/>
+          <w:bCs/>
+          <w:sz w:val="20"/>
+          <w:szCs w:val="20"/>
+        </w:rPr>
+        <w:t>Storage</w:t>
+      </w:r>
+      <w:r>
+        <w:rPr>
+          <w:rFonts w:ascii="Arial" w:hAnsi="Arial" w:cs="Arial"/>
+          <w:sz w:val="20"/>
+          <w:szCs w:val="20"/>
+        </w:rPr>
+        <w:t>:</w:t>
+      </w:r>
+    </w:p>
+    <w:p>
+      <w:pPr>
+        <w:pStyle w:val="ListParagraph"/>
+        <w:ind w:left="1440"/>
+        <w:rPr>
+          <w:rFonts w:ascii="Arial" w:hAnsi="Arial" w:cs="Arial"/>
+          <w:sz w:val="20"/>
+          <w:szCs w:val="20"/>
+        </w:rPr>
+      </w:pPr>
+      <w:r>
+        <w:rPr>
+          <w:rFonts w:ascii="Arial" w:hAnsi="Arial" w:cs="Arial"/>
+          <w:sz w:val="20"/>
+          <w:szCs w:val="20"/>
+        </w:rPr>
+        <w:tab/>
+      </w:r>
+      <w:r>
+        <w:rPr>
+          <w:rFonts w:ascii="Arial" w:hAnsi="Arial" w:cs="Arial"/>
+          <w:sz w:val="20"/>
+          <w:szCs w:val="20"/>
+        </w:rPr>
+        <w:tab/>
+      </w:r>
+      <w:r>
+        <w:rPr>
+          <w:rFonts w:ascii="Arial" w:hAnsi="Arial" w:cs="Arial"/>
+          <w:sz w:val="20"/>
+          <w:szCs w:val="20"/>
+        </w:rPr>
+        <w:t>12*</w:t>
+      </w:r>
+      <w:r>
+        <w:rPr>
+          <w:rFonts w:ascii="Arial" w:hAnsi="Arial" w:cs="Arial"/>
+          <w:sz w:val="20"/>
+          <w:szCs w:val="20"/>
+        </w:rPr>
+        <w:t>P</w:t>
+      </w:r>
+      <w:r>
+        <w:rPr>
+          <w:rFonts w:ascii="Arial" w:hAnsi="Arial" w:cs="Arial"/>
+          <w:sz w:val="20"/>
+          <w:szCs w:val="20"/>
+          <w:vertAlign w:val="subscript"/>
+        </w:rPr>
+        <w:t>1</w:t>
+      </w:r>
+      <w:r>
+        <w:rPr>
+          <w:rFonts w:ascii="Arial" w:hAnsi="Arial" w:cs="Arial"/>
+          <w:sz w:val="20"/>
+          <w:szCs w:val="20"/>
+        </w:rPr>
+        <w:t xml:space="preserve">S + </w:t>
+      </w:r>
+      <w:r>
+        <w:rPr>
+          <w:rFonts w:ascii="Arial" w:hAnsi="Arial" w:cs="Arial"/>
+          <w:sz w:val="20"/>
+          <w:szCs w:val="20"/>
+        </w:rPr>
+        <w:t>15*</w:t>
+      </w:r>
+      <w:r>
+        <w:rPr>
+          <w:rFonts w:ascii="Arial" w:hAnsi="Arial" w:cs="Arial"/>
+          <w:sz w:val="20"/>
+          <w:szCs w:val="20"/>
+        </w:rPr>
+        <w:t>P</w:t>
+      </w:r>
+      <w:r>
+        <w:rPr>
+          <w:rFonts w:ascii="Arial" w:hAnsi="Arial" w:cs="Arial"/>
+          <w:sz w:val="20"/>
+          <w:szCs w:val="20"/>
+          <w:vertAlign w:val="subscript"/>
+        </w:rPr>
+        <w:t>1</w:t>
+      </w:r>
+      <w:r>
+        <w:rPr>
+          <w:rFonts w:ascii="Arial" w:hAnsi="Arial" w:cs="Arial"/>
+          <w:sz w:val="20"/>
+          <w:szCs w:val="20"/>
+        </w:rPr>
+        <w:t xml:space="preserve">M + </w:t>
+      </w:r>
+      <w:r>
+        <w:rPr>
+          <w:rFonts w:ascii="Arial" w:hAnsi="Arial" w:cs="Arial"/>
+          <w:sz w:val="20"/>
+          <w:szCs w:val="20"/>
+        </w:rPr>
+        <w:t>20*</w:t>
+      </w:r>
+      <w:r>
+        <w:rPr>
+          <w:rFonts w:ascii="Arial" w:hAnsi="Arial" w:cs="Arial"/>
+          <w:sz w:val="20"/>
+          <w:szCs w:val="20"/>
+        </w:rPr>
+        <w:t>P</w:t>
+      </w:r>
+      <w:r>
+        <w:rPr>
+          <w:rFonts w:ascii="Arial" w:hAnsi="Arial" w:cs="Arial"/>
+          <w:sz w:val="20"/>
+          <w:szCs w:val="20"/>
+          <w:vertAlign w:val="subscript"/>
+        </w:rPr>
+        <w:t>1</w:t>
+      </w:r>
+      <w:r>
+        <w:rPr>
+          <w:rFonts w:ascii="Arial" w:hAnsi="Arial" w:cs="Arial"/>
+          <w:sz w:val="20"/>
+          <w:szCs w:val="20"/>
+        </w:rPr>
+        <w:t xml:space="preserve">L &lt;= </w:t>
+      </w:r>
+      <w:r>
+        <w:rPr>
+          <w:rFonts w:ascii="Arial" w:hAnsi="Arial" w:cs="Arial"/>
+          <w:sz w:val="20"/>
+          <w:szCs w:val="20"/>
+        </w:rPr>
+        <w:t>13000</w:t>
+      </w:r>
+    </w:p>
+    <w:p>
+      <w:pPr>
+        <w:pStyle w:val="ListParagraph"/>
+        <w:ind w:left="1440"/>
+        <w:rPr>
+          <w:rFonts w:ascii="Arial" w:hAnsi="Arial" w:cs="Arial"/>
+          <w:sz w:val="20"/>
+          <w:szCs w:val="20"/>
+        </w:rPr>
+      </w:pPr>
+      <w:r>
+        <w:rPr>
+          <w:rFonts w:ascii="Arial" w:hAnsi="Arial" w:cs="Arial"/>
+          <w:sz w:val="20"/>
+          <w:szCs w:val="20"/>
+        </w:rPr>
+        <w:tab/>
+      </w:r>
+      <w:r>
+        <w:rPr>
+          <w:rFonts w:ascii="Arial" w:hAnsi="Arial" w:cs="Arial"/>
+          <w:sz w:val="20"/>
+          <w:szCs w:val="20"/>
+        </w:rPr>
+        <w:tab/>
+      </w:r>
+      <w:r>
+        <w:rPr>
+          <w:rFonts w:ascii="Arial" w:hAnsi="Arial" w:cs="Arial"/>
+          <w:sz w:val="20"/>
+          <w:szCs w:val="20"/>
+        </w:rPr>
+        <w:t>12</w:t>
+      </w:r>
+      <w:r>
+        <w:rPr>
+          <w:rFonts w:ascii="Arial" w:hAnsi="Arial" w:cs="Arial"/>
+          <w:sz w:val="20"/>
+          <w:szCs w:val="20"/>
+        </w:rPr>
+        <w:t>*P</w:t>
+      </w:r>
+      <w:r>
+        <w:rPr>
+          <w:rFonts w:ascii="Arial" w:hAnsi="Arial" w:cs="Arial"/>
+          <w:sz w:val="20"/>
+          <w:szCs w:val="20"/>
+          <w:vertAlign w:val="subscript"/>
+        </w:rPr>
+        <w:t>2</w:t>
+      </w:r>
+      <w:r>
+        <w:rPr>
+          <w:rFonts w:ascii="Arial" w:hAnsi="Arial" w:cs="Arial"/>
+          <w:sz w:val="20"/>
+          <w:szCs w:val="20"/>
+        </w:rPr>
+        <w:t>S + 15*P</w:t>
+      </w:r>
+      <w:r>
+        <w:rPr>
+          <w:rFonts w:ascii="Arial" w:hAnsi="Arial" w:cs="Arial"/>
+          <w:sz w:val="20"/>
+          <w:szCs w:val="20"/>
+          <w:vertAlign w:val="subscript"/>
+        </w:rPr>
+        <w:t>2</w:t>
+      </w:r>
+      <w:r>
+        <w:rPr>
+          <w:rFonts w:ascii="Arial" w:hAnsi="Arial" w:cs="Arial"/>
+          <w:sz w:val="20"/>
+          <w:szCs w:val="20"/>
+        </w:rPr>
+        <w:t>M + 20*P</w:t>
+      </w:r>
+      <w:r>
+        <w:rPr>
+          <w:rFonts w:ascii="Arial" w:hAnsi="Arial" w:cs="Arial"/>
+          <w:sz w:val="20"/>
+          <w:szCs w:val="20"/>
+          <w:vertAlign w:val="subscript"/>
+        </w:rPr>
+        <w:t>2</w:t>
+      </w:r>
+      <w:r>
+        <w:rPr>
+          <w:rFonts w:ascii="Arial" w:hAnsi="Arial" w:cs="Arial"/>
+          <w:sz w:val="20"/>
+          <w:szCs w:val="20"/>
+        </w:rPr>
+        <w:t>L</w:t>
+      </w:r>
+      <w:r>
+        <w:rPr>
+          <w:rFonts w:ascii="Arial" w:hAnsi="Arial" w:cs="Arial"/>
+          <w:sz w:val="20"/>
+          <w:szCs w:val="20"/>
+        </w:rPr>
+        <w:t xml:space="preserve"> &lt;= </w:t>
+      </w:r>
+      <w:r>
+        <w:rPr>
+          <w:rFonts w:ascii="Arial" w:hAnsi="Arial" w:cs="Arial"/>
+          <w:sz w:val="20"/>
+          <w:szCs w:val="20"/>
+        </w:rPr>
+        <w:t>12000</w:t>
+      </w:r>
+    </w:p>
+    <w:p>
+      <w:pPr>
+        <w:pStyle w:val="ListParagraph"/>
+        <w:ind w:left="1440"/>
+        <w:rPr>
+          <w:rFonts w:ascii="Arial" w:hAnsi="Arial" w:cs="Arial"/>
+          <w:sz w:val="20"/>
+          <w:szCs w:val="20"/>
+        </w:rPr>
+      </w:pPr>
+      <w:r>
+        <w:rPr>
+          <w:rFonts w:ascii="Arial" w:hAnsi="Arial" w:cs="Arial"/>
+          <w:sz w:val="20"/>
+          <w:szCs w:val="20"/>
+        </w:rPr>
+        <w:tab/>
+      </w:r>
+      <w:r>
+        <w:rPr>
+          <w:rFonts w:ascii="Arial" w:hAnsi="Arial" w:cs="Arial"/>
+          <w:sz w:val="20"/>
+          <w:szCs w:val="20"/>
+        </w:rPr>
+        <w:tab/>
+      </w:r>
+      <w:r>
+        <w:rPr>
+          <w:rFonts w:ascii="Arial" w:hAnsi="Arial" w:cs="Arial"/>
+          <w:sz w:val="20"/>
+          <w:szCs w:val="20"/>
+        </w:rPr>
+        <w:t>12</w:t>
+      </w:r>
+      <w:r>
+        <w:rPr>
+          <w:rFonts w:ascii="Arial" w:hAnsi="Arial" w:cs="Arial"/>
+          <w:sz w:val="20"/>
+          <w:szCs w:val="20"/>
+        </w:rPr>
+        <w:t>*P</w:t>
+      </w:r>
+      <w:r>
+        <w:rPr>
+          <w:rFonts w:ascii="Arial" w:hAnsi="Arial" w:cs="Arial"/>
+          <w:sz w:val="20"/>
+          <w:szCs w:val="20"/>
+          <w:vertAlign w:val="subscript"/>
+        </w:rPr>
+        <w:t>3</w:t>
+      </w:r>
+      <w:r>
+        <w:rPr>
+          <w:rFonts w:ascii="Arial" w:hAnsi="Arial" w:cs="Arial"/>
+          <w:sz w:val="20"/>
+          <w:szCs w:val="20"/>
+        </w:rPr>
+        <w:t>S + 15*P</w:t>
+      </w:r>
+      <w:r>
+        <w:rPr>
+          <w:rFonts w:ascii="Arial" w:hAnsi="Arial" w:cs="Arial"/>
+          <w:sz w:val="20"/>
+          <w:szCs w:val="20"/>
+          <w:vertAlign w:val="subscript"/>
+        </w:rPr>
+        <w:t>3</w:t>
+      </w:r>
+      <w:r>
+        <w:rPr>
+          <w:rFonts w:ascii="Arial" w:hAnsi="Arial" w:cs="Arial"/>
+          <w:sz w:val="20"/>
+          <w:szCs w:val="20"/>
+        </w:rPr>
+        <w:t>M + 20*P</w:t>
+      </w:r>
+      <w:r>
+        <w:rPr>
+          <w:rFonts w:ascii="Arial" w:hAnsi="Arial" w:cs="Arial"/>
+          <w:sz w:val="20"/>
+          <w:szCs w:val="20"/>
+          <w:vertAlign w:val="subscript"/>
+        </w:rPr>
+        <w:t>3</w:t>
+      </w:r>
+      <w:r>
+        <w:rPr>
+          <w:rFonts w:ascii="Arial" w:hAnsi="Arial" w:cs="Arial"/>
+          <w:sz w:val="20"/>
+          <w:szCs w:val="20"/>
+        </w:rPr>
+        <w:t>L</w:t>
+      </w:r>
+      <w:r>
+        <w:rPr>
+          <w:rFonts w:ascii="Arial" w:hAnsi="Arial" w:cs="Arial"/>
+          <w:sz w:val="20"/>
+          <w:szCs w:val="20"/>
+        </w:rPr>
+        <w:t xml:space="preserve"> &lt;= </w:t>
+      </w:r>
+      <w:r>
+        <w:rPr>
+          <w:rFonts w:ascii="Arial" w:hAnsi="Arial" w:cs="Arial"/>
+          <w:sz w:val="20"/>
+          <w:szCs w:val="20"/>
+        </w:rPr>
+        <w:t>5000</w:t>
+      </w:r>
+    </w:p>
+    <w:p>
+      <w:pPr>
+        <w:pStyle w:val="ListParagraph"/>
+        <w:ind w:left="1440"/>
+        <w:rPr>
+          <w:rFonts w:ascii="Arial" w:hAnsi="Arial" w:cs="Arial"/>
+          <w:sz w:val="20"/>
+          <w:szCs w:val="20"/>
+        </w:rPr>
+      </w:pPr>
+      <w:r>
+        <w:rPr>
+          <w:rFonts w:ascii="Arial" w:hAnsi="Arial" w:cs="Arial"/>
+          <w:sz w:val="20"/>
+          <w:szCs w:val="20"/>
+        </w:rPr>
+        <w:tab/>
+      </w:r>
+      <w:r>
+        <w:rPr>
+          <w:rFonts w:ascii="Arial" w:hAnsi="Arial" w:cs="Arial"/>
+          <w:b/>
+          <w:bCs/>
+          <w:sz w:val="20"/>
+          <w:szCs w:val="20"/>
+        </w:rPr>
+        <w:t>Demand</w:t>
+      </w:r>
+      <w:r>
+        <w:rPr>
+          <w:rFonts w:ascii="Arial" w:hAnsi="Arial" w:cs="Arial"/>
+          <w:sz w:val="20"/>
+          <w:szCs w:val="20"/>
+        </w:rPr>
+        <w:t>:</w:t>
+      </w:r>
+    </w:p>
+    <w:p>
+      <w:pPr>
+        <w:pStyle w:val="ListParagraph"/>
+        <w:ind w:left="1440"/>
+        <w:rPr>
+          <w:rFonts w:ascii="Arial" w:hAnsi="Arial" w:cs="Arial"/>
+          <w:sz w:val="20"/>
+          <w:szCs w:val="20"/>
+        </w:rPr>
+      </w:pPr>
+      <w:r>
+        <w:rPr>
+          <w:rFonts w:ascii="Arial" w:hAnsi="Arial" w:cs="Arial"/>
+          <w:sz w:val="20"/>
+          <w:szCs w:val="20"/>
+        </w:rPr>
+        <w:tab/>
+      </w:r>
+      <w:r>
+        <w:rPr>
+          <w:rFonts w:ascii="Arial" w:hAnsi="Arial" w:cs="Arial"/>
+          <w:sz w:val="20"/>
+          <w:szCs w:val="20"/>
+        </w:rPr>
+        <w:tab/>
+        <w:t>P</w:t>
+      </w:r>
+      <w:r>
+        <w:rPr>
+          <w:rFonts w:ascii="Arial" w:hAnsi="Arial" w:cs="Arial"/>
+          <w:sz w:val="20"/>
+          <w:szCs w:val="20"/>
+          <w:vertAlign w:val="subscript"/>
+        </w:rPr>
+        <w:t>1</w:t>
+      </w:r>
+      <w:r>
+        <w:rPr>
+          <w:rFonts w:ascii="Arial" w:hAnsi="Arial" w:cs="Arial"/>
+          <w:sz w:val="20"/>
+          <w:szCs w:val="20"/>
+        </w:rPr>
+        <w:t>S + P</w:t>
+      </w:r>
+      <w:r>
+        <w:rPr>
+          <w:rFonts w:ascii="Arial" w:hAnsi="Arial" w:cs="Arial"/>
+          <w:sz w:val="20"/>
+          <w:szCs w:val="20"/>
+          <w:vertAlign w:val="subscript"/>
+        </w:rPr>
+        <w:t>2</w:t>
+      </w:r>
+      <w:r>
+        <w:t>S</w:t>
+      </w:r>
+      <w:r>
+        <w:rPr>
+          <w:rFonts w:ascii="Arial" w:hAnsi="Arial" w:cs="Arial"/>
+          <w:sz w:val="20"/>
+          <w:szCs w:val="20"/>
+        </w:rPr>
+        <w:t xml:space="preserve"> + P</w:t>
+      </w:r>
+      <w:r>
+        <w:rPr>
+          <w:rFonts w:ascii="Arial" w:hAnsi="Arial" w:cs="Arial"/>
+          <w:sz w:val="20"/>
+          <w:szCs w:val="20"/>
+          <w:vertAlign w:val="subscript"/>
+        </w:rPr>
+        <w:t>3</w:t>
+      </w:r>
+      <w:r>
+        <w:rPr>
+          <w:rFonts w:ascii="Arial" w:hAnsi="Arial" w:cs="Arial"/>
+          <w:sz w:val="20"/>
+          <w:szCs w:val="20"/>
+        </w:rPr>
+        <w:t>S</w:t>
+      </w:r>
+      <w:r>
+        <w:rPr>
+          <w:rFonts w:ascii="Arial" w:hAnsi="Arial" w:cs="Arial"/>
+          <w:sz w:val="20"/>
+          <w:szCs w:val="20"/>
+        </w:rPr>
+        <w:t xml:space="preserve"> &lt;= </w:t>
+      </w:r>
+      <w:r>
+        <w:rPr>
+          <w:rFonts w:ascii="Arial" w:hAnsi="Arial" w:cs="Arial"/>
+          <w:sz w:val="20"/>
+          <w:szCs w:val="20"/>
+        </w:rPr>
+        <w:t>750</w:t>
+      </w:r>
+    </w:p>
+    <w:p>
+      <w:pPr>
+        <w:pStyle w:val="ListParagraph"/>
+        <w:ind w:left="1440"/>
+        <w:rPr>
+          <w:rFonts w:ascii="Arial" w:hAnsi="Arial" w:cs="Arial"/>
+          <w:sz w:val="20"/>
+          <w:szCs w:val="20"/>
+        </w:rPr>
+      </w:pPr>
+      <w:r>
+        <w:rPr>
+          <w:rFonts w:ascii="Arial" w:hAnsi="Arial" w:cs="Arial"/>
+          <w:sz w:val="20"/>
+          <w:szCs w:val="20"/>
+        </w:rPr>
+        <w:tab/>
+      </w:r>
+      <w:r>
+        <w:rPr>
+          <w:rFonts w:ascii="Arial" w:hAnsi="Arial" w:cs="Arial"/>
+          <w:sz w:val="20"/>
+          <w:szCs w:val="20"/>
+        </w:rPr>
+        <w:tab/>
+      </w:r>
+      <w:r>
+        <w:rPr>
+          <w:rFonts w:ascii="Arial" w:hAnsi="Arial" w:cs="Arial"/>
+          <w:sz w:val="20"/>
+          <w:szCs w:val="20"/>
+        </w:rPr>
+        <w:t>P</w:t>
+      </w:r>
+      <w:r>
+        <w:rPr>
+          <w:rFonts w:ascii="Arial" w:hAnsi="Arial" w:cs="Arial"/>
+          <w:sz w:val="20"/>
+          <w:szCs w:val="20"/>
+          <w:vertAlign w:val="subscript"/>
+        </w:rPr>
+        <w:t>1</w:t>
+      </w:r>
+      <w:r>
+        <w:rPr>
+          <w:rFonts w:ascii="Arial" w:hAnsi="Arial" w:cs="Arial"/>
+          <w:sz w:val="20"/>
+          <w:szCs w:val="20"/>
+        </w:rPr>
+        <w:t>M</w:t>
+      </w:r>
+      <w:r>
+        <w:rPr>
+          <w:rFonts w:ascii="Arial" w:hAnsi="Arial" w:cs="Arial"/>
+          <w:sz w:val="20"/>
+          <w:szCs w:val="20"/>
+        </w:rPr>
+        <w:t xml:space="preserve"> + P</w:t>
+      </w:r>
+      <w:r>
+        <w:rPr>
+          <w:rFonts w:ascii="Arial" w:hAnsi="Arial" w:cs="Arial"/>
+          <w:sz w:val="20"/>
+          <w:szCs w:val="20"/>
+          <w:vertAlign w:val="subscript"/>
+        </w:rPr>
+        <w:t>2</w:t>
+      </w:r>
+      <w:r>
+        <w:rPr>
+          <w:rFonts w:ascii="Arial" w:hAnsi="Arial" w:cs="Arial"/>
+          <w:sz w:val="20"/>
+          <w:szCs w:val="20"/>
+        </w:rPr>
+        <w:t>M</w:t>
+      </w:r>
+      <w:r>
+        <w:rPr>
+          <w:rFonts w:ascii="Arial" w:hAnsi="Arial" w:cs="Arial"/>
+          <w:sz w:val="20"/>
+          <w:szCs w:val="20"/>
+        </w:rPr>
+        <w:t xml:space="preserve"> + P</w:t>
+      </w:r>
+      <w:r>
+        <w:rPr>
+          <w:rFonts w:ascii="Arial" w:hAnsi="Arial" w:cs="Arial"/>
+          <w:sz w:val="20"/>
+          <w:szCs w:val="20"/>
+          <w:vertAlign w:val="subscript"/>
+        </w:rPr>
+        <w:t>3</w:t>
+      </w:r>
+      <w:r>
+        <w:rPr>
+          <w:rFonts w:ascii="Arial" w:hAnsi="Arial" w:cs="Arial"/>
+          <w:sz w:val="20"/>
+          <w:szCs w:val="20"/>
+        </w:rPr>
+        <w:t>M</w:t>
+      </w:r>
+      <w:r>
+        <w:rPr>
+          <w:rFonts w:ascii="Arial" w:hAnsi="Arial" w:cs="Arial"/>
+          <w:sz w:val="20"/>
+          <w:szCs w:val="20"/>
+        </w:rPr>
+        <w:t xml:space="preserve"> &lt;= </w:t>
+      </w:r>
+      <w:r>
+        <w:rPr>
+          <w:rFonts w:ascii="Arial" w:hAnsi="Arial" w:cs="Arial"/>
+          <w:sz w:val="20"/>
+          <w:szCs w:val="20"/>
+        </w:rPr>
+        <w:t>1200</w:t>
+      </w:r>
+    </w:p>
+    <w:p>
+      <w:pPr>
+        <w:pStyle w:val="ListParagraph"/>
+        <w:ind w:left="1440"/>
+        <w:rPr>
+          <w:rFonts w:ascii="Arial" w:hAnsi="Arial" w:cs="Arial"/>
+          <w:sz w:val="20"/>
+          <w:szCs w:val="20"/>
+        </w:rPr>
+      </w:pPr>
+      <w:r>
+        <w:rPr>
+          <w:rFonts w:ascii="Arial" w:hAnsi="Arial" w:cs="Arial"/>
+          <w:sz w:val="20"/>
+          <w:szCs w:val="20"/>
+        </w:rPr>
+        <w:tab/>
+      </w:r>
+      <w:r>
+        <w:rPr>
+          <w:rFonts w:ascii="Arial" w:hAnsi="Arial" w:cs="Arial"/>
+          <w:sz w:val="20"/>
+          <w:szCs w:val="20"/>
+        </w:rPr>
+        <w:tab/>
+      </w:r>
+      <w:r>
+        <w:rPr>
+          <w:rFonts w:ascii="Arial" w:hAnsi="Arial" w:cs="Arial"/>
+          <w:sz w:val="20"/>
+          <w:szCs w:val="20"/>
+        </w:rPr>
+        <w:t>P</w:t>
+      </w:r>
+      <w:r>
+        <w:rPr>
+          <w:rFonts w:ascii="Arial" w:hAnsi="Arial" w:cs="Arial"/>
+          <w:sz w:val="20"/>
+          <w:szCs w:val="20"/>
+          <w:vertAlign w:val="subscript"/>
+        </w:rPr>
+        <w:t>1</w:t>
+      </w:r>
+      <w:r>
+        <w:rPr>
+          <w:rFonts w:ascii="Arial" w:hAnsi="Arial" w:cs="Arial"/>
+          <w:sz w:val="20"/>
+          <w:szCs w:val="20"/>
+        </w:rPr>
+        <w:t>L</w:t>
+      </w:r>
+      <w:r>
+        <w:rPr>
+          <w:rFonts w:ascii="Arial" w:hAnsi="Arial" w:cs="Arial"/>
+          <w:sz w:val="20"/>
+          <w:szCs w:val="20"/>
+        </w:rPr>
+        <w:t xml:space="preserve"> + P</w:t>
+      </w:r>
+      <w:r>
+        <w:rPr>
+          <w:rFonts w:ascii="Arial" w:hAnsi="Arial" w:cs="Arial"/>
+          <w:sz w:val="20"/>
+          <w:szCs w:val="20"/>
+          <w:vertAlign w:val="subscript"/>
+        </w:rPr>
+        <w:t>2</w:t>
+      </w:r>
+      <w:r>
+        <w:rPr>
+          <w:rFonts w:ascii="Arial" w:hAnsi="Arial" w:cs="Arial"/>
+          <w:sz w:val="20"/>
+          <w:szCs w:val="20"/>
+        </w:rPr>
+        <w:t>L</w:t>
+      </w:r>
+      <w:r>
+        <w:rPr>
+          <w:rFonts w:ascii="Arial" w:hAnsi="Arial" w:cs="Arial"/>
+          <w:sz w:val="20"/>
+          <w:szCs w:val="20"/>
+        </w:rPr>
+        <w:t xml:space="preserve"> + P</w:t>
+      </w:r>
+      <w:r>
+        <w:rPr>
+          <w:rFonts w:ascii="Arial" w:hAnsi="Arial" w:cs="Arial"/>
+          <w:sz w:val="20"/>
+          <w:szCs w:val="20"/>
+          <w:vertAlign w:val="subscript"/>
+        </w:rPr>
+        <w:t>3</w:t>
+      </w:r>
+      <w:r>
+        <w:rPr>
+          <w:rFonts w:ascii="Arial" w:hAnsi="Arial" w:cs="Arial"/>
+          <w:sz w:val="20"/>
+          <w:szCs w:val="20"/>
+        </w:rPr>
+        <w:t>L</w:t>
+      </w:r>
+      <w:r>
+        <w:rPr>
+          <w:rFonts w:ascii="Arial" w:hAnsi="Arial" w:cs="Arial"/>
+          <w:sz w:val="20"/>
+          <w:szCs w:val="20"/>
+        </w:rPr>
+        <w:t xml:space="preserve"> &lt;= </w:t>
+      </w:r>
+      <w:r>
+        <w:rPr>
+          <w:rFonts w:ascii="Arial" w:hAnsi="Arial" w:cs="Arial"/>
+          <w:sz w:val="20"/>
+          <w:szCs w:val="20"/>
+        </w:rPr>
+        <w:t>900</w:t>
+      </w:r>
+    </w:p>
+    <w:p>
+      <w:pPr>
+        <w:pStyle w:val="ListParagraph"/>
+        <w:ind w:left="1440"/>
+        <w:rPr>
+          <w:rFonts w:ascii="Arial" w:hAnsi="Arial" w:cs="Arial"/>
+          <w:sz w:val="20"/>
+          <w:szCs w:val="20"/>
+        </w:rPr>
+      </w:pPr>
+      <w:r>
+        <w:rPr>
+          <w:rFonts w:ascii="Arial" w:hAnsi="Arial" w:cs="Arial"/>
+          <w:sz w:val="20"/>
+          <w:szCs w:val="20"/>
+        </w:rPr>
+        <w:tab/>
+      </w:r>
+      <w:r>
+        <w:rPr>
+          <w:rFonts w:ascii="Arial" w:hAnsi="Arial" w:cs="Arial"/>
+          <w:b/>
+          <w:bCs/>
+          <w:sz w:val="20"/>
+          <w:szCs w:val="20"/>
+        </w:rPr>
+        <w:t>Non-negativity</w:t>
+      </w:r>
+      <w:r>
+        <w:rPr>
+          <w:rFonts w:ascii="Arial" w:hAnsi="Arial" w:cs="Arial"/>
+          <w:sz w:val="20"/>
+          <w:szCs w:val="20"/>
+        </w:rPr>
+        <w:t>:</w:t>
+      </w:r>
+    </w:p>
+    <w:p>
+      <w:pPr>
+        <w:ind w:left="1440" w:firstLine="720"/>
+        <w:rPr>
+          <w:rFonts w:ascii="Arial" w:hAnsi="Arial" w:cs="Arial"/>
+          <w:sz w:val="20"/>
+          <w:szCs w:val="20"/>
+        </w:rPr>
+      </w:pPr>
+      <w:r>
+        <w:rPr>
+          <w:rFonts w:ascii="Arial" w:hAnsi="Arial" w:cs="Arial"/>
+          <w:sz w:val="20"/>
+          <w:szCs w:val="20"/>
+        </w:rPr>
+        <w:tab/>
+        <w:t xml:space="preserve">{ </w:t>
+      </w:r>
+      <w:r>
+        <w:rPr>
+          <w:rFonts w:ascii="Arial" w:hAnsi="Arial" w:cs="Arial"/>
+          <w:sz w:val="20"/>
+          <w:szCs w:val="20"/>
+        </w:rPr>
+        <w:t>P</w:t>
+      </w:r>
+      <w:r>
+        <w:rPr>
+          <w:rFonts w:ascii="Arial" w:hAnsi="Arial" w:cs="Arial"/>
+          <w:sz w:val="20"/>
+          <w:szCs w:val="20"/>
+          <w:vertAlign w:val="subscript"/>
+        </w:rPr>
+        <w:t>1</w:t>
+      </w:r>
+      <w:r>
+        <w:rPr>
+          <w:rFonts w:ascii="Arial" w:hAnsi="Arial" w:cs="Arial"/>
+          <w:sz w:val="20"/>
+          <w:szCs w:val="20"/>
+        </w:rPr>
+        <w:t>S, P</w:t>
+      </w:r>
+      <w:r>
+        <w:rPr>
+          <w:rFonts w:ascii="Arial" w:hAnsi="Arial" w:cs="Arial"/>
+          <w:sz w:val="20"/>
+          <w:szCs w:val="20"/>
+          <w:vertAlign w:val="subscript"/>
+        </w:rPr>
+        <w:t>1</w:t>
+      </w:r>
+      <w:r>
+        <w:rPr>
+          <w:rFonts w:ascii="Arial" w:hAnsi="Arial" w:cs="Arial"/>
+          <w:sz w:val="20"/>
+          <w:szCs w:val="20"/>
+        </w:rPr>
+        <w:t>M, P</w:t>
+      </w:r>
+      <w:r>
+        <w:rPr>
+          <w:rFonts w:ascii="Arial" w:hAnsi="Arial" w:cs="Arial"/>
+          <w:sz w:val="20"/>
+          <w:szCs w:val="20"/>
+          <w:vertAlign w:val="subscript"/>
+        </w:rPr>
+        <w:t>1</w:t>
+      </w:r>
+      <w:r>
+        <w:rPr>
+          <w:rFonts w:ascii="Arial" w:hAnsi="Arial" w:cs="Arial"/>
+          <w:sz w:val="20"/>
+          <w:szCs w:val="20"/>
+        </w:rPr>
+        <w:t>L, P</w:t>
+      </w:r>
+      <w:r>
+        <w:rPr>
+          <w:rFonts w:ascii="Arial" w:hAnsi="Arial" w:cs="Arial"/>
+          <w:sz w:val="20"/>
+          <w:szCs w:val="20"/>
+          <w:vertAlign w:val="subscript"/>
+        </w:rPr>
+        <w:t>2</w:t>
+      </w:r>
+      <w:r>
+        <w:rPr>
+          <w:rFonts w:ascii="Arial" w:hAnsi="Arial" w:cs="Arial"/>
+          <w:sz w:val="20"/>
+          <w:szCs w:val="20"/>
+        </w:rPr>
+        <w:t>S, P</w:t>
+      </w:r>
+      <w:r>
+        <w:rPr>
+          <w:rFonts w:ascii="Arial" w:hAnsi="Arial" w:cs="Arial"/>
+          <w:sz w:val="20"/>
+          <w:szCs w:val="20"/>
+          <w:vertAlign w:val="subscript"/>
+        </w:rPr>
+        <w:t>2</w:t>
+      </w:r>
+      <w:r>
+        <w:rPr>
+          <w:rFonts w:ascii="Arial" w:hAnsi="Arial" w:cs="Arial"/>
+          <w:sz w:val="20"/>
+          <w:szCs w:val="20"/>
+        </w:rPr>
+        <w:t>M, P</w:t>
+      </w:r>
+      <w:r>
+        <w:rPr>
+          <w:rFonts w:ascii="Arial" w:hAnsi="Arial" w:cs="Arial"/>
+          <w:sz w:val="20"/>
+          <w:szCs w:val="20"/>
+          <w:vertAlign w:val="subscript"/>
+        </w:rPr>
+        <w:t>2</w:t>
+      </w:r>
+      <w:r>
+        <w:rPr>
+          <w:rFonts w:ascii="Arial" w:hAnsi="Arial" w:cs="Arial"/>
+          <w:sz w:val="20"/>
+          <w:szCs w:val="20"/>
+        </w:rPr>
+        <w:t>L,</w:t>
+      </w:r>
+      <w:r>
+        <w:t xml:space="preserve"> </w:t>
+      </w:r>
+      <w:r>
+        <w:rPr>
+          <w:rFonts w:ascii="Arial" w:hAnsi="Arial" w:cs="Arial"/>
+          <w:sz w:val="20"/>
+          <w:szCs w:val="20"/>
+        </w:rPr>
+        <w:t>P</w:t>
+      </w:r>
+      <w:r>
+        <w:rPr>
+          <w:rFonts w:ascii="Arial" w:hAnsi="Arial" w:cs="Arial"/>
+          <w:sz w:val="20"/>
+          <w:szCs w:val="20"/>
+          <w:vertAlign w:val="subscript"/>
+        </w:rPr>
+        <w:t>3</w:t>
+      </w:r>
+      <w:r>
+        <w:rPr>
+          <w:rFonts w:ascii="Arial" w:hAnsi="Arial" w:cs="Arial"/>
+          <w:sz w:val="20"/>
+          <w:szCs w:val="20"/>
+        </w:rPr>
+        <w:t>S, P</w:t>
+      </w:r>
+      <w:r>
+        <w:rPr>
+          <w:rFonts w:ascii="Arial" w:hAnsi="Arial" w:cs="Arial"/>
+          <w:sz w:val="20"/>
+          <w:szCs w:val="20"/>
+          <w:vertAlign w:val="subscript"/>
+        </w:rPr>
+        <w:t>3</w:t>
+      </w:r>
+      <w:r>
+        <w:rPr>
+          <w:rFonts w:ascii="Arial" w:hAnsi="Arial" w:cs="Arial"/>
+          <w:sz w:val="20"/>
+          <w:szCs w:val="20"/>
+        </w:rPr>
+        <w:t>M, P</w:t>
+      </w:r>
+      <w:r>
+        <w:rPr>
+          <w:rFonts w:ascii="Arial" w:hAnsi="Arial" w:cs="Arial"/>
+          <w:sz w:val="20"/>
+          <w:szCs w:val="20"/>
+          <w:vertAlign w:val="subscript"/>
+        </w:rPr>
+        <w:t>3</w:t>
+      </w:r>
+      <w:r>
+        <w:rPr>
+          <w:rFonts w:ascii="Arial" w:hAnsi="Arial" w:cs="Arial"/>
+          <w:sz w:val="20"/>
+          <w:szCs w:val="20"/>
+        </w:rPr>
+        <w:t>L</w:t>
+      </w:r>
+      <w:r>
+        <w:rPr>
+          <w:rFonts w:ascii="Arial" w:hAnsi="Arial" w:cs="Arial"/>
+          <w:sz w:val="20"/>
+          <w:szCs w:val="20"/>
+        </w:rPr>
+        <w:t xml:space="preserve"> } &gt;= </w:t>
+      </w:r>
+      <w:r>
+        <w:rPr>
+          <w:rFonts w:ascii="Arial" w:hAnsi="Arial" w:cs="Arial"/>
+          <w:sz w:val="20"/>
+          <w:szCs w:val="20"/>
+        </w:rPr>
+        <w:t>0</w:t>
+      </w:r>
+    </w:p>
+    <w:p>
+      <w:pPr>
+        <w:ind w:left="1440" w:firstLine="720"/>
+        <w:rPr>
+          <w:rFonts w:ascii="Arial" w:hAnsi="Arial" w:cs="Arial"/>
+          <w:sz w:val="20"/>
+          <w:szCs w:val="20"/>
+        </w:rPr>
+      </w:pPr>
+    </w:p>
+    <w:p>
+      <w:pPr>
+        <w:pStyle w:val="ListParagraph"/>
+        <w:ind w:left="1440"/>
+        <w:rPr>
+          <w:rFonts w:ascii="Arial" w:hAnsi="Arial" w:cs="Arial"/>
+          <w:sz w:val="20"/>
+          <w:szCs w:val="20"/>
+        </w:rPr>
+      </w:pPr>
+      <w:r>
+        <w:rPr>
+          <w:rFonts w:ascii="Arial" w:hAnsi="Arial" w:cs="Arial"/>
+          <w:sz w:val="20"/>
+          <w:szCs w:val="20"/>
+        </w:rPr>
+        <w:t>In short: Determine how many products of each size {S, M, L} to make, in each plant {P</w:t>
+      </w:r>
+      <w:r>
+        <w:rPr>
+          <w:rFonts w:ascii="Arial" w:hAnsi="Arial" w:cs="Arial"/>
+          <w:sz w:val="20"/>
+          <w:szCs w:val="20"/>
+          <w:vertAlign w:val="subscript"/>
+        </w:rPr>
+        <w:t>1</w:t>
+      </w:r>
+      <w:r>
+        <w:rPr>
+          <w:rFonts w:ascii="Arial" w:hAnsi="Arial" w:cs="Arial"/>
+          <w:sz w:val="20"/>
+          <w:szCs w:val="20"/>
+        </w:rPr>
+        <w:t>, P</w:t>
+      </w:r>
+      <w:r>
+        <w:rPr>
+          <w:rFonts w:ascii="Arial" w:hAnsi="Arial" w:cs="Arial"/>
+          <w:sz w:val="20"/>
+          <w:szCs w:val="20"/>
+          <w:vertAlign w:val="subscript"/>
+        </w:rPr>
+        <w:t>2</w:t>
+      </w:r>
+      <w:r>
+        <w:rPr>
+          <w:rFonts w:ascii="Arial" w:hAnsi="Arial" w:cs="Arial"/>
+          <w:sz w:val="20"/>
+          <w:szCs w:val="20"/>
+        </w:rPr>
+        <w:t>, P</w:t>
+      </w:r>
+      <w:r>
+        <w:rPr>
+          <w:rFonts w:ascii="Arial" w:hAnsi="Arial" w:cs="Arial"/>
+          <w:sz w:val="20"/>
+          <w:szCs w:val="20"/>
+          <w:vertAlign w:val="subscript"/>
+        </w:rPr>
+        <w:t>3</w:t>
+      </w:r>
+      <w:r>
+        <w:rPr>
+          <w:rFonts w:ascii="Arial" w:hAnsi="Arial" w:cs="Arial"/>
+          <w:sz w:val="20"/>
+          <w:szCs w:val="20"/>
+        </w:rPr>
+        <w:t>}, per day</w:t>
+      </w:r>
+    </w:p>
+    <w:p>
+      <w:pPr>
+        <w:pStyle w:val="ListParagraph"/>
+        <w:ind w:left="1440"/>
+        <w:rPr>
+          <w:rFonts w:ascii="Arial" w:hAnsi="Arial" w:cs="Arial"/>
+          <w:sz w:val="20"/>
+          <w:szCs w:val="20"/>
+        </w:rPr>
+      </w:pPr>
+      <w:r>
+        <w:rPr>
+          <w:rFonts w:ascii="Arial" w:hAnsi="Arial" w:cs="Arial"/>
+          <w:sz w:val="20"/>
+          <w:szCs w:val="20"/>
+        </w:rPr>
+        <w:t xml:space="preserve">Goal: Maximize Profit (in $) </w:t>
+      </w:r>
+    </w:p>
+    <w:p>
+      <w:pPr>
+        <w:pStyle w:val="ListParagraph"/>
+        <w:ind w:left="1440"/>
+        <w:rPr>
+          <w:rFonts w:ascii="Arial" w:hAnsi="Arial" w:cs="Arial"/>
+          <w:sz w:val="20"/>
+          <w:szCs w:val="20"/>
+        </w:rPr>
+      </w:pPr>
+      <w:r>
+        <w:rPr>
+          <w:rFonts w:ascii="Arial" w:hAnsi="Arial" w:cs="Arial"/>
+          <w:sz w:val="20"/>
+          <w:szCs w:val="20"/>
+        </w:rPr>
+        <w:t>Limits:</w:t>
+      </w:r>
+      <w:r>
+        <w:rPr>
+          <w:rFonts w:ascii="Arial" w:hAnsi="Arial" w:cs="Arial"/>
+          <w:sz w:val="20"/>
+          <w:szCs w:val="20"/>
+        </w:rPr>
+        <w:t xml:space="preserve"> E</w:t>
+      </w:r>
+      <w:r>
+        <w:rPr>
+          <w:rFonts w:ascii="Arial" w:hAnsi="Arial" w:cs="Arial"/>
+          <w:sz w:val="20"/>
+          <w:szCs w:val="20"/>
+        </w:rPr>
+        <w:t>qual percentage of capacity per plant</w:t>
+      </w:r>
+      <w:r>
+        <w:rPr>
+          <w:rFonts w:ascii="Arial" w:hAnsi="Arial" w:cs="Arial"/>
+          <w:sz w:val="20"/>
+          <w:szCs w:val="20"/>
+        </w:rPr>
+        <w:t>,</w:t>
+      </w:r>
+      <w:r>
+        <w:rPr>
+          <w:rFonts w:ascii="Arial" w:hAnsi="Arial" w:cs="Arial"/>
+          <w:sz w:val="20"/>
+          <w:szCs w:val="20"/>
+        </w:rPr>
+        <w:t xml:space="preserve"> Capacity (Units</w:t>
+      </w:r>
+      <w:r>
+        <w:rPr>
+          <w:rFonts w:ascii="Arial" w:hAnsi="Arial" w:cs="Arial"/>
+          <w:sz w:val="20"/>
+          <w:szCs w:val="20"/>
+        </w:rPr>
+        <w:t xml:space="preserve"> </w:t>
+      </w:r>
+      <w:r>
+        <w:rPr>
+          <w:rFonts w:ascii="Arial" w:hAnsi="Arial" w:cs="Arial"/>
+          <w:sz w:val="20"/>
+          <w:szCs w:val="20"/>
+        </w:rPr>
+        <w:t>/</w:t>
+      </w:r>
+      <w:r>
+        <w:rPr>
+          <w:rFonts w:ascii="Arial" w:hAnsi="Arial" w:cs="Arial"/>
+          <w:sz w:val="20"/>
+          <w:szCs w:val="20"/>
+        </w:rPr>
+        <w:t xml:space="preserve"> </w:t>
+      </w:r>
+      <w:r>
+        <w:rPr>
+          <w:rFonts w:ascii="Arial" w:hAnsi="Arial" w:cs="Arial"/>
+          <w:sz w:val="20"/>
+          <w:szCs w:val="20"/>
+        </w:rPr>
+        <w:t>day), Storage (ft</w:t>
+      </w:r>
+      <w:r>
+        <w:rPr>
+          <w:rFonts w:ascii="Arial" w:hAnsi="Arial" w:cs="Arial"/>
+          <w:sz w:val="20"/>
+          <w:szCs w:val="20"/>
+          <w:vertAlign w:val="superscript"/>
+        </w:rPr>
+        <w:t>2</w:t>
+      </w:r>
+      <w:r>
+        <w:rPr>
+          <w:rFonts w:ascii="Arial" w:hAnsi="Arial" w:cs="Arial"/>
+          <w:sz w:val="20"/>
+          <w:szCs w:val="20"/>
+        </w:rPr>
+        <w:t xml:space="preserve"> </w:t>
+      </w:r>
+      <w:r>
+        <w:rPr>
+          <w:rFonts w:ascii="Arial" w:hAnsi="Arial" w:cs="Arial"/>
+          <w:sz w:val="20"/>
+          <w:szCs w:val="20"/>
+        </w:rPr>
+        <w:t>/</w:t>
+      </w:r>
+      <w:r>
+        <w:rPr>
+          <w:rFonts w:ascii="Arial" w:hAnsi="Arial" w:cs="Arial"/>
+          <w:sz w:val="20"/>
+          <w:szCs w:val="20"/>
+        </w:rPr>
+        <w:t xml:space="preserve"> plant), Demand (</w:t>
+      </w:r>
+      <w:r>
+        <w:rPr>
+          <w:rFonts w:ascii="Arial" w:hAnsi="Arial" w:cs="Arial"/>
+          <w:sz w:val="20"/>
+          <w:szCs w:val="20"/>
+        </w:rPr>
+        <w:t>units / day</w:t>
+      </w:r>
+      <w:r>
+        <w:rPr>
+          <w:rFonts w:ascii="Arial" w:hAnsi="Arial" w:cs="Arial"/>
+          <w:sz w:val="20"/>
+          <w:szCs w:val="20"/>
+        </w:rPr>
+        <w:t>)</w:t>
+      </w:r>
+    </w:p>
+    <w:p>
+      <w:pPr>
+        <w:ind w:left="0"/>
+        <w:rPr>
+          <w:rFonts w:ascii="Arial" w:hAnsi="Arial" w:cs="Arial"/>
+          <w:sz w:val="20"/>
+          <w:szCs w:val="20"/>
         </w:rPr>
       </w:pPr>
     </w:p>
     <w:sectPr>
-      <w:headerReference w:type="default" r:id="rId6"/>
+      <w:headerReference w:type="default" r:id="rId7"/>
       <w:pgSz w:w="12240" w:h="15840"/>
       <w:pgMar w:top="1440" w:right="0" w:bottom="1440" w:left="0" w:header="720" w:footer="720" w:gutter="0"/>
       <w:cols w:space="720"/>
@@ -131,6 +4877,588 @@
     </w:pPr>
   </w:p>
 </w:hdr>
+</file>
+
+<file path=word/numbering.xml><?xml version="1.0" encoding="utf-8"?>
+<w:numbering xmlns:wpc="http://schemas.microsoft.com/office/word/2010/wordprocessingCanvas" xmlns:cx="http://schemas.microsoft.com/office/drawing/2014/chartex" xmlns:cx1="http://schemas.microsoft.com/office/drawing/2015/9/8/chartex" xmlns:cx2="http://schemas.microsoft.com/office/drawing/2015/10/21/chartex" xmlns:cx3="http://schemas.microsoft.com/office/drawing/2016/5/9/chartex" xmlns:cx4="http://schemas.microsoft.com/office/drawing/2016/5/10/chartex" xmlns:cx5="http://schemas.microsoft.com/office/drawing/2016/5/11/chartex" xmlns:cx6="http://schemas.microsoft.com/office/drawing/2016/5/12/chartex" xmlns:cx7="http://schemas.microsoft.com/office/drawing/2016/5/13/chartex" xmlns:cx8="http://schemas.microsoft.com/office/drawing/2016/5/14/chartex" xmlns:mc="http://schemas.openxmlformats.org/markup-compatibility/2006" xmlns:aink="http://schemas.microsoft.com/office/drawing/2016/ink" xmlns:am3d="http://schemas.microsoft.com/office/drawing/2017/model3d" xmlns:o="urn:schemas-microsoft-com:office:office" xmlns:oel="http://schemas.microsoft.com/office/2019/extlst" xmlns:r="http://schemas.openxmlformats.org/officeDocument/2006/relationships" xmlns:m="http://schemas.openxmlformats.org/officeDocument/2006/math" xmlns:v="urn:schemas-microsoft-com:vml" xmlns:wp14="http://schemas.microsoft.com/office/word/2010/wordprocessingDrawing" xmlns:wp="http://schemas.openxmlformats.org/drawingml/2006/wordprocessingDrawing" xmlns:w10="urn:schemas-microsoft-com:office:word" xmlns:w="http://schemas.openxmlformats.org/wordprocessingml/2006/main" xmlns:w14="http://schemas.microsoft.com/office/word/2010/wordml" xmlns:w15="http://schemas.microsoft.com/office/word/2012/wordml" xmlns:w16cex="http://schemas.microsoft.com/office/word/2018/wordml/cex" xmlns:w16cid="http://schemas.microsoft.com/office/word/2016/wordml/cid" xmlns:w16="http://schemas.microsoft.com/office/word/2018/wordml" xmlns:w16du="http://schemas.microsoft.com/office/word/2023/wordml/word16du" xmlns:w16sdtdh="http://schemas.microsoft.com/office/word/2020/wordml/sdtdatahash" xmlns:w16sdtfl="http://schemas.microsoft.com/office/word/2024/wordml/sdtformatlock" xmlns:w16se="http://schemas.microsoft.com/office/word/2015/wordml/symex" xmlns:wpg="http://schemas.microsoft.com/office/word/2010/wordprocessingGroup" xmlns:wpi="http://schemas.microsoft.com/office/word/2010/wordprocessingInk" xmlns:wne="http://schemas.microsoft.com/office/word/2006/wordml" xmlns:wps="http://schemas.microsoft.com/office/word/2010/wordprocessingShape" mc:Ignorable="w14 w15 w16se w16cid w16 w16cex w16sdtdh w16sdtfl w16du wp14">
+  <w:abstractNum w:abstractNumId="0" w15:restartNumberingAfterBreak="0">
+    <w:nsid w:val="05013659"/>
+    <w:multiLevelType w:val="hybridMultilevel"/>
+    <w:tmpl w:val="F57A0274"/>
+    <w:lvl w:ilvl="0" w:tplc="EBE099A0">
+      <w:start w:val="1"/>
+      <w:numFmt w:val="lowerLetter"/>
+      <w:lvlText w:val="%1."/>
+      <w:lvlJc w:val="left"/>
+      <w:pPr>
+        <w:ind w:left="1080" w:hanging="360"/>
+      </w:pPr>
+      <w:rPr>
+        <w:rFonts w:hint="default"/>
+      </w:rPr>
+    </w:lvl>
+    <w:lvl w:ilvl="1" w:tplc="04090019" w:tentative="1">
+      <w:start w:val="1"/>
+      <w:numFmt w:val="lowerLetter"/>
+      <w:lvlText w:val="%2."/>
+      <w:lvlJc w:val="left"/>
+      <w:pPr>
+        <w:ind w:left="1800" w:hanging="360"/>
+      </w:pPr>
+    </w:lvl>
+    <w:lvl w:ilvl="2" w:tplc="0409001B" w:tentative="1">
+      <w:start w:val="1"/>
+      <w:numFmt w:val="lowerRoman"/>
+      <w:lvlText w:val="%3."/>
+      <w:lvlJc w:val="right"/>
+      <w:pPr>
+        <w:ind w:left="2520" w:hanging="180"/>
+      </w:pPr>
+    </w:lvl>
+    <w:lvl w:ilvl="3" w:tplc="0409000F" w:tentative="1">
+      <w:start w:val="1"/>
+      <w:numFmt w:val="decimal"/>
+      <w:lvlText w:val="%4."/>
+      <w:lvlJc w:val="left"/>
+      <w:pPr>
+        <w:ind w:left="3240" w:hanging="360"/>
+      </w:pPr>
+    </w:lvl>
+    <w:lvl w:ilvl="4" w:tplc="04090019" w:tentative="1">
+      <w:start w:val="1"/>
+      <w:numFmt w:val="lowerLetter"/>
+      <w:lvlText w:val="%5."/>
+      <w:lvlJc w:val="left"/>
+      <w:pPr>
+        <w:ind w:left="3960" w:hanging="360"/>
+      </w:pPr>
+    </w:lvl>
+    <w:lvl w:ilvl="5" w:tplc="0409001B" w:tentative="1">
+      <w:start w:val="1"/>
+      <w:numFmt w:val="lowerRoman"/>
+      <w:lvlText w:val="%6."/>
+      <w:lvlJc w:val="right"/>
+      <w:pPr>
+        <w:ind w:left="4680" w:hanging="180"/>
+      </w:pPr>
+    </w:lvl>
+    <w:lvl w:ilvl="6" w:tplc="0409000F" w:tentative="1">
+      <w:start w:val="1"/>
+      <w:numFmt w:val="decimal"/>
+      <w:lvlText w:val="%7."/>
+      <w:lvlJc w:val="left"/>
+      <w:pPr>
+        <w:ind w:left="5400" w:hanging="360"/>
+      </w:pPr>
+    </w:lvl>
+    <w:lvl w:ilvl="7" w:tplc="04090019" w:tentative="1">
+      <w:start w:val="1"/>
+      <w:numFmt w:val="lowerLetter"/>
+      <w:lvlText w:val="%8."/>
+      <w:lvlJc w:val="left"/>
+      <w:pPr>
+        <w:ind w:left="6120" w:hanging="360"/>
+      </w:pPr>
+    </w:lvl>
+    <w:lvl w:ilvl="8" w:tplc="0409001B" w:tentative="1">
+      <w:start w:val="1"/>
+      <w:numFmt w:val="lowerRoman"/>
+      <w:lvlText w:val="%9."/>
+      <w:lvlJc w:val="right"/>
+      <w:pPr>
+        <w:ind w:left="6840" w:hanging="180"/>
+      </w:pPr>
+    </w:lvl>
+  </w:abstractNum>
+  <w:abstractNum w:abstractNumId="1" w15:restartNumberingAfterBreak="0">
+    <w:nsid w:val="05FC54B0"/>
+    <w:multiLevelType w:val="hybridMultilevel"/>
+    <w:tmpl w:val="F8A69F60"/>
+    <w:lvl w:ilvl="0" w:tplc="3CD06688">
+      <w:start w:val="1"/>
+      <w:numFmt w:val="lowerLetter"/>
+      <w:lvlText w:val="%1."/>
+      <w:lvlJc w:val="left"/>
+      <w:pPr>
+        <w:ind w:left="1440" w:hanging="360"/>
+      </w:pPr>
+      <w:rPr>
+        <w:rFonts w:hint="default"/>
+        <w:b w:val="0"/>
+      </w:rPr>
+    </w:lvl>
+    <w:lvl w:ilvl="1" w:tplc="04090019">
+      <w:start w:val="1"/>
+      <w:numFmt w:val="lowerLetter"/>
+      <w:lvlText w:val="%2."/>
+      <w:lvlJc w:val="left"/>
+      <w:pPr>
+        <w:ind w:left="2160" w:hanging="360"/>
+      </w:pPr>
+    </w:lvl>
+    <w:lvl w:ilvl="2" w:tplc="0409001B" w:tentative="1">
+      <w:start w:val="1"/>
+      <w:numFmt w:val="lowerRoman"/>
+      <w:lvlText w:val="%3."/>
+      <w:lvlJc w:val="right"/>
+      <w:pPr>
+        <w:ind w:left="2880" w:hanging="180"/>
+      </w:pPr>
+    </w:lvl>
+    <w:lvl w:ilvl="3" w:tplc="0409000F" w:tentative="1">
+      <w:start w:val="1"/>
+      <w:numFmt w:val="decimal"/>
+      <w:lvlText w:val="%4."/>
+      <w:lvlJc w:val="left"/>
+      <w:pPr>
+        <w:ind w:left="3600" w:hanging="360"/>
+      </w:pPr>
+    </w:lvl>
+    <w:lvl w:ilvl="4" w:tplc="04090019" w:tentative="1">
+      <w:start w:val="1"/>
+      <w:numFmt w:val="lowerLetter"/>
+      <w:lvlText w:val="%5."/>
+      <w:lvlJc w:val="left"/>
+      <w:pPr>
+        <w:ind w:left="4320" w:hanging="360"/>
+      </w:pPr>
+    </w:lvl>
+    <w:lvl w:ilvl="5" w:tplc="0409001B" w:tentative="1">
+      <w:start w:val="1"/>
+      <w:numFmt w:val="lowerRoman"/>
+      <w:lvlText w:val="%6."/>
+      <w:lvlJc w:val="right"/>
+      <w:pPr>
+        <w:ind w:left="5040" w:hanging="180"/>
+      </w:pPr>
+    </w:lvl>
+    <w:lvl w:ilvl="6" w:tplc="0409000F" w:tentative="1">
+      <w:start w:val="1"/>
+      <w:numFmt w:val="decimal"/>
+      <w:lvlText w:val="%7."/>
+      <w:lvlJc w:val="left"/>
+      <w:pPr>
+        <w:ind w:left="5760" w:hanging="360"/>
+      </w:pPr>
+    </w:lvl>
+    <w:lvl w:ilvl="7" w:tplc="04090019" w:tentative="1">
+      <w:start w:val="1"/>
+      <w:numFmt w:val="lowerLetter"/>
+      <w:lvlText w:val="%8."/>
+      <w:lvlJc w:val="left"/>
+      <w:pPr>
+        <w:ind w:left="6480" w:hanging="360"/>
+      </w:pPr>
+    </w:lvl>
+    <w:lvl w:ilvl="8" w:tplc="0409001B" w:tentative="1">
+      <w:start w:val="1"/>
+      <w:numFmt w:val="lowerRoman"/>
+      <w:lvlText w:val="%9."/>
+      <w:lvlJc w:val="right"/>
+      <w:pPr>
+        <w:ind w:left="7200" w:hanging="180"/>
+      </w:pPr>
+    </w:lvl>
+  </w:abstractNum>
+  <w:abstractNum w:abstractNumId="2" w15:restartNumberingAfterBreak="0">
+    <w:nsid w:val="1BD57712"/>
+    <w:multiLevelType w:val="hybridMultilevel"/>
+    <w:tmpl w:val="564E6056"/>
+    <w:lvl w:ilvl="0" w:tplc="D472A4CA">
+      <w:start w:val="2"/>
+      <w:numFmt w:val="bullet"/>
+      <w:lvlText w:val=""/>
+      <w:lvlJc w:val="left"/>
+      <w:pPr>
+        <w:ind w:left="2520" w:hanging="360"/>
+      </w:pPr>
+      <w:rPr>
+        <w:rFonts w:ascii="Wingdings" w:eastAsiaTheme="minorHAnsi" w:hAnsi="Wingdings" w:cs="Arial" w:hint="default"/>
+      </w:rPr>
+    </w:lvl>
+    <w:lvl w:ilvl="1" w:tplc="04090003" w:tentative="1">
+      <w:start w:val="1"/>
+      <w:numFmt w:val="bullet"/>
+      <w:lvlText w:val="o"/>
+      <w:lvlJc w:val="left"/>
+      <w:pPr>
+        <w:ind w:left="3240" w:hanging="360"/>
+      </w:pPr>
+      <w:rPr>
+        <w:rFonts w:ascii="Courier New" w:hAnsi="Courier New" w:cs="Courier New" w:hint="default"/>
+      </w:rPr>
+    </w:lvl>
+    <w:lvl w:ilvl="2" w:tplc="04090005" w:tentative="1">
+      <w:start w:val="1"/>
+      <w:numFmt w:val="bullet"/>
+      <w:lvlText w:val=""/>
+      <w:lvlJc w:val="left"/>
+      <w:pPr>
+        <w:ind w:left="3960" w:hanging="360"/>
+      </w:pPr>
+      <w:rPr>
+        <w:rFonts w:ascii="Wingdings" w:hAnsi="Wingdings" w:hint="default"/>
+      </w:rPr>
+    </w:lvl>
+    <w:lvl w:ilvl="3" w:tplc="04090001" w:tentative="1">
+      <w:start w:val="1"/>
+      <w:numFmt w:val="bullet"/>
+      <w:lvlText w:val=""/>
+      <w:lvlJc w:val="left"/>
+      <w:pPr>
+        <w:ind w:left="4680" w:hanging="360"/>
+      </w:pPr>
+      <w:rPr>
+        <w:rFonts w:ascii="Symbol" w:hAnsi="Symbol" w:hint="default"/>
+      </w:rPr>
+    </w:lvl>
+    <w:lvl w:ilvl="4" w:tplc="04090003" w:tentative="1">
+      <w:start w:val="1"/>
+      <w:numFmt w:val="bullet"/>
+      <w:lvlText w:val="o"/>
+      <w:lvlJc w:val="left"/>
+      <w:pPr>
+        <w:ind w:left="5400" w:hanging="360"/>
+      </w:pPr>
+      <w:rPr>
+        <w:rFonts w:ascii="Courier New" w:hAnsi="Courier New" w:cs="Courier New" w:hint="default"/>
+      </w:rPr>
+    </w:lvl>
+    <w:lvl w:ilvl="5" w:tplc="04090005" w:tentative="1">
+      <w:start w:val="1"/>
+      <w:numFmt w:val="bullet"/>
+      <w:lvlText w:val=""/>
+      <w:lvlJc w:val="left"/>
+      <w:pPr>
+        <w:ind w:left="6120" w:hanging="360"/>
+      </w:pPr>
+      <w:rPr>
+        <w:rFonts w:ascii="Wingdings" w:hAnsi="Wingdings" w:hint="default"/>
+      </w:rPr>
+    </w:lvl>
+    <w:lvl w:ilvl="6" w:tplc="04090001" w:tentative="1">
+      <w:start w:val="1"/>
+      <w:numFmt w:val="bullet"/>
+      <w:lvlText w:val=""/>
+      <w:lvlJc w:val="left"/>
+      <w:pPr>
+        <w:ind w:left="6840" w:hanging="360"/>
+      </w:pPr>
+      <w:rPr>
+        <w:rFonts w:ascii="Symbol" w:hAnsi="Symbol" w:hint="default"/>
+      </w:rPr>
+    </w:lvl>
+    <w:lvl w:ilvl="7" w:tplc="04090003" w:tentative="1">
+      <w:start w:val="1"/>
+      <w:numFmt w:val="bullet"/>
+      <w:lvlText w:val="o"/>
+      <w:lvlJc w:val="left"/>
+      <w:pPr>
+        <w:ind w:left="7560" w:hanging="360"/>
+      </w:pPr>
+      <w:rPr>
+        <w:rFonts w:ascii="Courier New" w:hAnsi="Courier New" w:cs="Courier New" w:hint="default"/>
+      </w:rPr>
+    </w:lvl>
+    <w:lvl w:ilvl="8" w:tplc="04090005" w:tentative="1">
+      <w:start w:val="1"/>
+      <w:numFmt w:val="bullet"/>
+      <w:lvlText w:val=""/>
+      <w:lvlJc w:val="left"/>
+      <w:pPr>
+        <w:ind w:left="8280" w:hanging="360"/>
+      </w:pPr>
+      <w:rPr>
+        <w:rFonts w:ascii="Wingdings" w:hAnsi="Wingdings" w:hint="default"/>
+      </w:rPr>
+    </w:lvl>
+  </w:abstractNum>
+  <w:abstractNum w:abstractNumId="3" w15:restartNumberingAfterBreak="0">
+    <w:nsid w:val="261243E5"/>
+    <w:multiLevelType w:val="hybridMultilevel"/>
+    <w:tmpl w:val="E9DE6B98"/>
+    <w:lvl w:ilvl="0" w:tplc="B6B85930">
+      <w:start w:val="1"/>
+      <w:numFmt w:val="lowerLetter"/>
+      <w:lvlText w:val="%1."/>
+      <w:lvlJc w:val="left"/>
+      <w:pPr>
+        <w:ind w:left="1800" w:hanging="360"/>
+      </w:pPr>
+      <w:rPr>
+        <w:rFonts w:hint="default"/>
+      </w:rPr>
+    </w:lvl>
+    <w:lvl w:ilvl="1" w:tplc="04090019" w:tentative="1">
+      <w:start w:val="1"/>
+      <w:numFmt w:val="lowerLetter"/>
+      <w:lvlText w:val="%2."/>
+      <w:lvlJc w:val="left"/>
+      <w:pPr>
+        <w:ind w:left="2520" w:hanging="360"/>
+      </w:pPr>
+    </w:lvl>
+    <w:lvl w:ilvl="2" w:tplc="0409001B" w:tentative="1">
+      <w:start w:val="1"/>
+      <w:numFmt w:val="lowerRoman"/>
+      <w:lvlText w:val="%3."/>
+      <w:lvlJc w:val="right"/>
+      <w:pPr>
+        <w:ind w:left="3240" w:hanging="180"/>
+      </w:pPr>
+    </w:lvl>
+    <w:lvl w:ilvl="3" w:tplc="0409000F" w:tentative="1">
+      <w:start w:val="1"/>
+      <w:numFmt w:val="decimal"/>
+      <w:lvlText w:val="%4."/>
+      <w:lvlJc w:val="left"/>
+      <w:pPr>
+        <w:ind w:left="3960" w:hanging="360"/>
+      </w:pPr>
+    </w:lvl>
+    <w:lvl w:ilvl="4" w:tplc="04090019" w:tentative="1">
+      <w:start w:val="1"/>
+      <w:numFmt w:val="lowerLetter"/>
+      <w:lvlText w:val="%5."/>
+      <w:lvlJc w:val="left"/>
+      <w:pPr>
+        <w:ind w:left="4680" w:hanging="360"/>
+      </w:pPr>
+    </w:lvl>
+    <w:lvl w:ilvl="5" w:tplc="0409001B" w:tentative="1">
+      <w:start w:val="1"/>
+      <w:numFmt w:val="lowerRoman"/>
+      <w:lvlText w:val="%6."/>
+      <w:lvlJc w:val="right"/>
+      <w:pPr>
+        <w:ind w:left="5400" w:hanging="180"/>
+      </w:pPr>
+    </w:lvl>
+    <w:lvl w:ilvl="6" w:tplc="0409000F" w:tentative="1">
+      <w:start w:val="1"/>
+      <w:numFmt w:val="decimal"/>
+      <w:lvlText w:val="%7."/>
+      <w:lvlJc w:val="left"/>
+      <w:pPr>
+        <w:ind w:left="6120" w:hanging="360"/>
+      </w:pPr>
+    </w:lvl>
+    <w:lvl w:ilvl="7" w:tplc="04090019" w:tentative="1">
+      <w:start w:val="1"/>
+      <w:numFmt w:val="lowerLetter"/>
+      <w:lvlText w:val="%8."/>
+      <w:lvlJc w:val="left"/>
+      <w:pPr>
+        <w:ind w:left="6840" w:hanging="360"/>
+      </w:pPr>
+    </w:lvl>
+    <w:lvl w:ilvl="8" w:tplc="0409001B" w:tentative="1">
+      <w:start w:val="1"/>
+      <w:numFmt w:val="lowerRoman"/>
+      <w:lvlText w:val="%9."/>
+      <w:lvlJc w:val="right"/>
+      <w:pPr>
+        <w:ind w:left="7560" w:hanging="180"/>
+      </w:pPr>
+    </w:lvl>
+  </w:abstractNum>
+  <w:abstractNum w:abstractNumId="4" w15:restartNumberingAfterBreak="0">
+    <w:nsid w:val="647E75D4"/>
+    <w:multiLevelType w:val="hybridMultilevel"/>
+    <w:tmpl w:val="CE18FC12"/>
+    <w:lvl w:ilvl="0" w:tplc="C7C8EDA0">
+      <w:start w:val="1"/>
+      <w:numFmt w:val="lowerLetter"/>
+      <w:lvlText w:val="%1."/>
+      <w:lvlJc w:val="left"/>
+      <w:pPr>
+        <w:ind w:left="1800" w:hanging="360"/>
+      </w:pPr>
+      <w:rPr>
+        <w:rFonts w:hint="default"/>
+      </w:rPr>
+    </w:lvl>
+    <w:lvl w:ilvl="1" w:tplc="04090019">
+      <w:start w:val="1"/>
+      <w:numFmt w:val="lowerLetter"/>
+      <w:lvlText w:val="%2."/>
+      <w:lvlJc w:val="left"/>
+      <w:pPr>
+        <w:ind w:left="2520" w:hanging="360"/>
+      </w:pPr>
+    </w:lvl>
+    <w:lvl w:ilvl="2" w:tplc="0409001B" w:tentative="1">
+      <w:start w:val="1"/>
+      <w:numFmt w:val="lowerRoman"/>
+      <w:lvlText w:val="%3."/>
+      <w:lvlJc w:val="right"/>
+      <w:pPr>
+        <w:ind w:left="3240" w:hanging="180"/>
+      </w:pPr>
+    </w:lvl>
+    <w:lvl w:ilvl="3" w:tplc="0409000F" w:tentative="1">
+      <w:start w:val="1"/>
+      <w:numFmt w:val="decimal"/>
+      <w:lvlText w:val="%4."/>
+      <w:lvlJc w:val="left"/>
+      <w:pPr>
+        <w:ind w:left="3960" w:hanging="360"/>
+      </w:pPr>
+    </w:lvl>
+    <w:lvl w:ilvl="4" w:tplc="04090019" w:tentative="1">
+      <w:start w:val="1"/>
+      <w:numFmt w:val="lowerLetter"/>
+      <w:lvlText w:val="%5."/>
+      <w:lvlJc w:val="left"/>
+      <w:pPr>
+        <w:ind w:left="4680" w:hanging="360"/>
+      </w:pPr>
+    </w:lvl>
+    <w:lvl w:ilvl="5" w:tplc="0409001B" w:tentative="1">
+      <w:start w:val="1"/>
+      <w:numFmt w:val="lowerRoman"/>
+      <w:lvlText w:val="%6."/>
+      <w:lvlJc w:val="right"/>
+      <w:pPr>
+        <w:ind w:left="5400" w:hanging="180"/>
+      </w:pPr>
+    </w:lvl>
+    <w:lvl w:ilvl="6" w:tplc="0409000F" w:tentative="1">
+      <w:start w:val="1"/>
+      <w:numFmt w:val="decimal"/>
+      <w:lvlText w:val="%7."/>
+      <w:lvlJc w:val="left"/>
+      <w:pPr>
+        <w:ind w:left="6120" w:hanging="360"/>
+      </w:pPr>
+    </w:lvl>
+    <w:lvl w:ilvl="7" w:tplc="04090019" w:tentative="1">
+      <w:start w:val="1"/>
+      <w:numFmt w:val="lowerLetter"/>
+      <w:lvlText w:val="%8."/>
+      <w:lvlJc w:val="left"/>
+      <w:pPr>
+        <w:ind w:left="6840" w:hanging="360"/>
+      </w:pPr>
+    </w:lvl>
+    <w:lvl w:ilvl="8" w:tplc="0409001B" w:tentative="1">
+      <w:start w:val="1"/>
+      <w:numFmt w:val="lowerRoman"/>
+      <w:lvlText w:val="%9."/>
+      <w:lvlJc w:val="right"/>
+      <w:pPr>
+        <w:ind w:left="7560" w:hanging="180"/>
+      </w:pPr>
+    </w:lvl>
+  </w:abstractNum>
+  <w:abstractNum w:abstractNumId="5" w15:restartNumberingAfterBreak="0">
+    <w:nsid w:val="75231D8D"/>
+    <w:multiLevelType w:val="hybridMultilevel"/>
+    <w:tmpl w:val="D52EC984"/>
+    <w:lvl w:ilvl="0" w:tplc="C14633B4">
+      <w:start w:val="1"/>
+      <w:numFmt w:val="decimal"/>
+      <w:lvlText w:val="%1."/>
+      <w:lvlJc w:val="left"/>
+      <w:pPr>
+        <w:ind w:left="1080" w:hanging="360"/>
+      </w:pPr>
+      <w:rPr>
+        <w:rFonts w:hint="default"/>
+      </w:rPr>
+    </w:lvl>
+    <w:lvl w:ilvl="1" w:tplc="04090019">
+      <w:start w:val="1"/>
+      <w:numFmt w:val="lowerLetter"/>
+      <w:lvlText w:val="%2."/>
+      <w:lvlJc w:val="left"/>
+      <w:pPr>
+        <w:ind w:left="1800" w:hanging="360"/>
+      </w:pPr>
+    </w:lvl>
+    <w:lvl w:ilvl="2" w:tplc="0409001B">
+      <w:start w:val="1"/>
+      <w:numFmt w:val="lowerRoman"/>
+      <w:lvlText w:val="%3."/>
+      <w:lvlJc w:val="right"/>
+      <w:pPr>
+        <w:ind w:left="2520" w:hanging="180"/>
+      </w:pPr>
+    </w:lvl>
+    <w:lvl w:ilvl="3" w:tplc="0409000F" w:tentative="1">
+      <w:start w:val="1"/>
+      <w:numFmt w:val="decimal"/>
+      <w:lvlText w:val="%4."/>
+      <w:lvlJc w:val="left"/>
+      <w:pPr>
+        <w:ind w:left="3240" w:hanging="360"/>
+      </w:pPr>
+    </w:lvl>
+    <w:lvl w:ilvl="4" w:tplc="04090019" w:tentative="1">
+      <w:start w:val="1"/>
+      <w:numFmt w:val="lowerLetter"/>
+      <w:lvlText w:val="%5."/>
+      <w:lvlJc w:val="left"/>
+      <w:pPr>
+        <w:ind w:left="3960" w:hanging="360"/>
+      </w:pPr>
+    </w:lvl>
+    <w:lvl w:ilvl="5" w:tplc="0409001B" w:tentative="1">
+      <w:start w:val="1"/>
+      <w:numFmt w:val="lowerRoman"/>
+      <w:lvlText w:val="%6."/>
+      <w:lvlJc w:val="right"/>
+      <w:pPr>
+        <w:ind w:left="4680" w:hanging="180"/>
+      </w:pPr>
+    </w:lvl>
+    <w:lvl w:ilvl="6" w:tplc="0409000F" w:tentative="1">
+      <w:start w:val="1"/>
+      <w:numFmt w:val="decimal"/>
+      <w:lvlText w:val="%7."/>
+      <w:lvlJc w:val="left"/>
+      <w:pPr>
+        <w:ind w:left="5400" w:hanging="360"/>
+      </w:pPr>
+    </w:lvl>
+    <w:lvl w:ilvl="7" w:tplc="04090019" w:tentative="1">
+      <w:start w:val="1"/>
+      <w:numFmt w:val="lowerLetter"/>
+      <w:lvlText w:val="%8."/>
+      <w:lvlJc w:val="left"/>
+      <w:pPr>
+        <w:ind w:left="6120" w:hanging="360"/>
+      </w:pPr>
+    </w:lvl>
+    <w:lvl w:ilvl="8" w:tplc="0409001B" w:tentative="1">
+      <w:start w:val="1"/>
+      <w:numFmt w:val="lowerRoman"/>
+      <w:lvlText w:val="%9."/>
+      <w:lvlJc w:val="right"/>
+      <w:pPr>
+        <w:ind w:left="6840" w:hanging="180"/>
+      </w:pPr>
+    </w:lvl>
+  </w:abstractNum>
+  <w:num w:numId="1" w16cid:durableId="991106341">
+    <w:abstractNumId w:val="5"/>
+  </w:num>
+  <w:num w:numId="2" w16cid:durableId="893662406">
+    <w:abstractNumId w:val="3"/>
+  </w:num>
+  <w:num w:numId="3" w16cid:durableId="838080726">
+    <w:abstractNumId w:val="0"/>
+  </w:num>
+  <w:num w:numId="4" w16cid:durableId="909383343">
+    <w:abstractNumId w:val="4"/>
+  </w:num>
+  <w:num w:numId="5" w16cid:durableId="1028679744">
+    <w:abstractNumId w:val="1"/>
+  </w:num>
+  <w:num w:numId="6" w16cid:durableId="967081714">
+    <w:abstractNumId w:val="2"/>
+  </w:num>
+</w:numbering>
 </file>
 
 <file path=word/styles.xml><?xml version="1.0" encoding="utf-8"?>
@@ -533,6 +5861,7 @@
   <w:style w:type="paragraph" w:default="1" w:styleId="Normal">
     <w:name w:val="Normal"/>
     <w:qFormat/>
+    <w:rsid w:val="005F711A"/>
     <w:pPr>
       <w:widowControl w:val="0"/>
       <w:autoSpaceDE w:val="0"/>
@@ -1096,6 +6425,29 @@
     <w:uiPriority w:val="99"/>
     <w:rsid w:val="006668D7"/>
   </w:style>
+  <w:style w:type="character" w:styleId="Hyperlink">
+    <w:name w:val="Hyperlink"/>
+    <w:basedOn w:val="DefaultParagraphFont"/>
+    <w:uiPriority w:val="99"/>
+    <w:unhideWhenUsed/>
+    <w:rsid w:val="00F8276A"/>
+    <w:rPr>
+      <w:color w:val="467886" w:themeColor="hyperlink"/>
+      <w:u w:val="single"/>
+    </w:rPr>
+  </w:style>
+  <w:style w:type="character" w:styleId="UnresolvedMention">
+    <w:name w:val="Unresolved Mention"/>
+    <w:basedOn w:val="DefaultParagraphFont"/>
+    <w:uiPriority w:val="99"/>
+    <w:semiHidden/>
+    <w:unhideWhenUsed/>
+    <w:rsid w:val="00F8276A"/>
+    <w:rPr>
+      <w:color w:val="605E5C"/>
+      <w:shd w:val="clear" w:color="auto" w:fill="E1DFDD"/>
+    </w:rPr>
+  </w:style>
 </w:styles>
 </file>
 
